--- a/flow/20230914_vu_template/drafts/2024-12-u/27-ПТ-Стефана.docx
+++ b/flow/20230914_vu_template/drafts/2024-12-u/27-ПТ-Стефана.docx
@@ -416,21 +416,17 @@
       </w:pPr>
       <w:r>
         <w:rPr>
-          <w:rFonts w:ascii="Times New Roman" w:cs="Times New Roman" w:eastAsia="Times New Roman" w:hAnsi="Times New Roman"/>
-          <w:i w:val="1"/>
-          <w:color w:val="ff0000"/>
-          <w:sz w:val="24"/>
-          <w:szCs w:val="24"/>
-          <w:rtl w:val="0"/>
-        </w:rPr>
-        <w:t xml:space="preserve">Священник:</w:t>
-      </w:r>
-      <w:r>
-        <w:rPr>
-          <w:rFonts w:ascii="Times New Roman" w:cs="Times New Roman" w:eastAsia="Times New Roman" w:hAnsi="Times New Roman"/>
-          <w:sz w:val="24"/>
-          <w:szCs w:val="24"/>
-          <w:rtl w:val="0"/>
+          <w:rFonts w:ascii="Times New Roman" w:hAnsi="Times New Roman"/>
+          <w:i/>
+          <w:color w:val="FF0000"/>
+          <w:sz w:val="24"/>
+        </w:rPr>
+        <w:t>Священник:</w:t>
+      </w:r>
+      <w:r>
+        <w:rPr>
+          <w:rFonts w:ascii="Times New Roman" w:hAnsi="Times New Roman"/>
+          <w:sz w:val="24"/>
         </w:rPr>
         <w:t xml:space="preserve"> Бо Твоє є царство, і сила, і слава, Отця, і Сина, і Святого Духа, нині, і повсякчас, і на віки віків.</w:t>
       </w:r>
@@ -2674,21 +2670,17 @@
       </w:pPr>
       <w:r>
         <w:rPr>
-          <w:rFonts w:ascii="Times New Roman" w:cs="Times New Roman" w:eastAsia="Times New Roman" w:hAnsi="Times New Roman"/>
-          <w:i w:val="1"/>
-          <w:color w:val="ff0000"/>
-          <w:sz w:val="24"/>
-          <w:szCs w:val="24"/>
-          <w:rtl w:val="0"/>
-        </w:rPr>
-        <w:t xml:space="preserve">Священник:</w:t>
-      </w:r>
-      <w:r>
-        <w:rPr>
-          <w:rFonts w:ascii="Times New Roman" w:cs="Times New Roman" w:eastAsia="Times New Roman" w:hAnsi="Times New Roman"/>
-          <w:sz w:val="24"/>
-          <w:szCs w:val="24"/>
-          <w:rtl w:val="0"/>
+          <w:rFonts w:ascii="Times New Roman" w:hAnsi="Times New Roman"/>
+          <w:i/>
+          <w:color w:val="FF0000"/>
+          <w:sz w:val="24"/>
+        </w:rPr>
+        <w:t>Священник:</w:t>
+      </w:r>
+      <w:r>
+        <w:rPr>
+          <w:rFonts w:ascii="Times New Roman" w:hAnsi="Times New Roman"/>
+          <w:sz w:val="24"/>
         </w:rPr>
         <w:t xml:space="preserve"> Бо Тобі належить усяка слава, честь і поклоніння, Отцю, і Сину, і Святому Духові, нині, і повсякчас, і на віки віків.</w:t>
       </w:r>
@@ -4974,21 +4966,17 @@
       </w:pPr>
       <w:r>
         <w:rPr>
-          <w:rFonts w:ascii="Times New Roman" w:cs="Times New Roman" w:eastAsia="Times New Roman" w:hAnsi="Times New Roman"/>
-          <w:i w:val="1"/>
-          <w:color w:val="ff0000"/>
-          <w:sz w:val="24"/>
-          <w:szCs w:val="24"/>
-          <w:rtl w:val="0"/>
-        </w:rPr>
-        <w:t xml:space="preserve">Священник:</w:t>
-      </w:r>
-      <w:r>
-        <w:rPr>
-          <w:rFonts w:ascii="Times New Roman" w:cs="Times New Roman" w:eastAsia="Times New Roman" w:hAnsi="Times New Roman"/>
-          <w:sz w:val="24"/>
-          <w:szCs w:val="24"/>
-          <w:rtl w:val="0"/>
+          <w:rFonts w:ascii="Times New Roman" w:hAnsi="Times New Roman"/>
+          <w:i/>
+          <w:color w:val="FF0000"/>
+          <w:sz w:val="24"/>
+        </w:rPr>
+        <w:t>Священник:</w:t>
+      </w:r>
+      <w:r>
+        <w:rPr>
+          <w:rFonts w:ascii="Times New Roman" w:hAnsi="Times New Roman"/>
+          <w:sz w:val="24"/>
         </w:rPr>
         <w:t xml:space="preserve"> Бо Ти – Бог милости, ласк і людинолюбности, і Тобі славу возсилаємо, Отцю, і Сину, і Святому Духові, нині, і повсякчас, і на віки віків.</w:t>
       </w:r>
@@ -5046,21 +5034,17 @@
       </w:pPr>
       <w:r>
         <w:rPr>
-          <w:rFonts w:ascii="Times New Roman" w:cs="Times New Roman" w:eastAsia="Times New Roman" w:hAnsi="Times New Roman"/>
-          <w:i w:val="1"/>
-          <w:color w:val="ff0000"/>
-          <w:sz w:val="24"/>
-          <w:szCs w:val="24"/>
-          <w:rtl w:val="0"/>
-        </w:rPr>
-        <w:t xml:space="preserve">Священник:</w:t>
-      </w:r>
-      <w:r>
-        <w:rPr>
-          <w:rFonts w:ascii="Times New Roman" w:cs="Times New Roman" w:eastAsia="Times New Roman" w:hAnsi="Times New Roman"/>
-          <w:sz w:val="24"/>
-          <w:szCs w:val="24"/>
-          <w:rtl w:val="0"/>
+          <w:rFonts w:ascii="Times New Roman" w:hAnsi="Times New Roman"/>
+          <w:i/>
+          <w:color w:val="FF0000"/>
+          <w:sz w:val="24"/>
+        </w:rPr>
+        <w:t>Священник:</w:t>
+      </w:r>
+      <w:r>
+        <w:rPr>
+          <w:rFonts w:ascii="Times New Roman" w:hAnsi="Times New Roman"/>
+          <w:sz w:val="24"/>
         </w:rPr>
         <w:t xml:space="preserve"> Мир всім.</w:t>
       </w:r>
@@ -5209,21 +5193,17 @@
       </w:pPr>
       <w:r>
         <w:rPr>
-          <w:rFonts w:ascii="Times New Roman" w:cs="Times New Roman" w:eastAsia="Times New Roman" w:hAnsi="Times New Roman"/>
-          <w:i w:val="1"/>
-          <w:color w:val="ff0000"/>
-          <w:sz w:val="24"/>
-          <w:szCs w:val="24"/>
-          <w:rtl w:val="0"/>
-        </w:rPr>
-        <w:t xml:space="preserve">Священник:</w:t>
-      </w:r>
-      <w:r>
-        <w:rPr>
-          <w:rFonts w:ascii="Times New Roman" w:cs="Times New Roman" w:eastAsia="Times New Roman" w:hAnsi="Times New Roman"/>
-          <w:sz w:val="24"/>
-          <w:szCs w:val="24"/>
-          <w:rtl w:val="0"/>
+          <w:rFonts w:ascii="Times New Roman" w:hAnsi="Times New Roman"/>
+          <w:i/>
+          <w:color w:val="FF0000"/>
+          <w:sz w:val="24"/>
+        </w:rPr>
+        <w:t>Священник:</w:t>
+      </w:r>
+      <w:r>
+        <w:rPr>
+          <w:rFonts w:ascii="Times New Roman" w:hAnsi="Times New Roman"/>
+          <w:sz w:val="24"/>
         </w:rPr>
         <w:t xml:space="preserve"> Нехай буде влада царства Твого благословенна і дуже прославлена: Отця, і Сина, і Святого Духа, нині і повсякчас, і на віки віків.</w:t>
       </w:r>
@@ -6626,21 +6606,17 @@
       </w:pPr>
       <w:r>
         <w:rPr>
-          <w:rFonts w:ascii="Times New Roman" w:cs="Times New Roman" w:eastAsia="Times New Roman" w:hAnsi="Times New Roman"/>
-          <w:i w:val="1"/>
-          <w:color w:val="ff0000"/>
-          <w:sz w:val="24"/>
-          <w:szCs w:val="24"/>
-          <w:rtl w:val="0"/>
-        </w:rPr>
-        <w:t xml:space="preserve">Священник:</w:t>
-      </w:r>
-      <w:r>
-        <w:rPr>
-          <w:rFonts w:ascii="Times New Roman" w:cs="Times New Roman" w:eastAsia="Times New Roman" w:hAnsi="Times New Roman"/>
-          <w:sz w:val="24"/>
-          <w:szCs w:val="24"/>
-          <w:rtl w:val="0"/>
+          <w:rFonts w:ascii="Times New Roman" w:hAnsi="Times New Roman"/>
+          <w:i/>
+          <w:color w:val="FF0000"/>
+          <w:sz w:val="24"/>
+        </w:rPr>
+        <w:t>Священник:</w:t>
+      </w:r>
+      <w:r>
+        <w:rPr>
+          <w:rFonts w:ascii="Times New Roman" w:hAnsi="Times New Roman"/>
+          <w:sz w:val="24"/>
         </w:rPr>
         <w:t xml:space="preserve"> Бо милостивий і людинолюбний Бог єси, і Тобі славу возсилаємо, Отцю, і Сину, і Святому Духові, нині, і повсякчас, і на віки віків.</w:t>
       </w:r>
@@ -6781,21 +6757,17 @@
       </w:pPr>
       <w:r>
         <w:rPr>
-          <w:rFonts w:ascii="Times New Roman" w:cs="Times New Roman" w:eastAsia="Times New Roman" w:hAnsi="Times New Roman"/>
-          <w:i w:val="1"/>
-          <w:color w:val="ff0000"/>
-          <w:sz w:val="24"/>
-          <w:szCs w:val="24"/>
-          <w:rtl w:val="0"/>
-        </w:rPr>
-        <w:t xml:space="preserve">Священник:</w:t>
-      </w:r>
-      <w:r>
-        <w:rPr>
-          <w:rFonts w:ascii="Times New Roman" w:cs="Times New Roman" w:eastAsia="Times New Roman" w:hAnsi="Times New Roman"/>
-          <w:sz w:val="24"/>
-          <w:szCs w:val="24"/>
-          <w:rtl w:val="0"/>
+          <w:rFonts w:ascii="Times New Roman" w:hAnsi="Times New Roman"/>
+          <w:i/>
+          <w:color w:val="FF0000"/>
+          <w:sz w:val="24"/>
+        </w:rPr>
+        <w:t>Священник:</w:t>
+      </w:r>
+      <w:r>
+        <w:rPr>
+          <w:rFonts w:ascii="Times New Roman" w:hAnsi="Times New Roman"/>
+          <w:sz w:val="24"/>
         </w:rPr>
         <w:t xml:space="preserve"> Сла́ва Тобі́, Хри́сте Бо́же, упова́ння на́ше, сла́ва Тобі́!</w:t>
       </w:r>
@@ -7134,21 +7106,17 @@
       </w:pPr>
       <w:r>
         <w:rPr>
-          <w:rFonts w:ascii="Times New Roman" w:cs="Times New Roman" w:eastAsia="Times New Roman" w:hAnsi="Times New Roman"/>
-          <w:i w:val="1"/>
-          <w:color w:val="ff0000"/>
-          <w:sz w:val="24"/>
-          <w:szCs w:val="24"/>
-          <w:rtl w:val="0"/>
-        </w:rPr>
-        <w:t xml:space="preserve">Священник:</w:t>
-      </w:r>
-      <w:r>
-        <w:rPr>
-          <w:rFonts w:ascii="Times New Roman" w:cs="Times New Roman" w:eastAsia="Times New Roman" w:hAnsi="Times New Roman"/>
-          <w:sz w:val="24"/>
-          <w:szCs w:val="24"/>
-          <w:rtl w:val="0"/>
+          <w:rFonts w:ascii="Times New Roman" w:hAnsi="Times New Roman"/>
+          <w:i/>
+          <w:color w:val="FF0000"/>
+          <w:sz w:val="24"/>
+        </w:rPr>
+        <w:t>Священник:</w:t>
+      </w:r>
+      <w:r>
+        <w:rPr>
+          <w:rFonts w:ascii="Times New Roman" w:hAnsi="Times New Roman"/>
+          <w:sz w:val="24"/>
         </w:rPr>
         <w:t xml:space="preserve"> Слава святій, одноістотній, животворчій і нероздільній Тройці, завжди, нині і повсякчас, і на віки віків.</w:t>
       </w:r>
@@ -11295,21 +11263,17 @@
       </w:pPr>
       <w:r>
         <w:rPr>
-          <w:rFonts w:ascii="Times New Roman" w:cs="Times New Roman" w:eastAsia="Times New Roman" w:hAnsi="Times New Roman"/>
-          <w:i w:val="1"/>
-          <w:color w:val="ff0000"/>
-          <w:sz w:val="24"/>
-          <w:szCs w:val="24"/>
-          <w:rtl w:val="0"/>
-        </w:rPr>
-        <w:t xml:space="preserve">Священник:</w:t>
-      </w:r>
-      <w:r>
-        <w:rPr>
-          <w:rFonts w:ascii="Times New Roman" w:cs="Times New Roman" w:eastAsia="Times New Roman" w:hAnsi="Times New Roman"/>
-          <w:sz w:val="24"/>
-          <w:szCs w:val="24"/>
-          <w:rtl w:val="0"/>
+          <w:rFonts w:ascii="Times New Roman" w:hAnsi="Times New Roman"/>
+          <w:i/>
+          <w:color w:val="FF0000"/>
+          <w:sz w:val="24"/>
+        </w:rPr>
+        <w:t>Священник:</w:t>
+      </w:r>
+      <w:r>
+        <w:rPr>
+          <w:rFonts w:ascii="Times New Roman" w:hAnsi="Times New Roman"/>
+          <w:sz w:val="24"/>
         </w:rPr>
         <w:t xml:space="preserve"> Бо Тобі належить усяка слава, честь і поклоніння, Отцю, і Сину, і Святому Духові, нині, і повсякчас, і на віки віків.</w:t>
       </w:r>
@@ -18612,21 +18576,17 @@
       </w:pPr>
       <w:r>
         <w:rPr>
-          <w:rFonts w:ascii="Times New Roman" w:cs="Times New Roman" w:eastAsia="Times New Roman" w:hAnsi="Times New Roman"/>
-          <w:i w:val="1"/>
-          <w:color w:val="ff0000"/>
-          <w:sz w:val="24"/>
-          <w:szCs w:val="24"/>
-          <w:rtl w:val="0"/>
-        </w:rPr>
-        <w:t xml:space="preserve">Священник:</w:t>
-      </w:r>
-      <w:r>
-        <w:rPr>
-          <w:rFonts w:ascii="Times New Roman" w:cs="Times New Roman" w:eastAsia="Times New Roman" w:hAnsi="Times New Roman"/>
-          <w:sz w:val="24"/>
-          <w:szCs w:val="24"/>
-          <w:rtl w:val="0"/>
+          <w:rFonts w:ascii="Times New Roman" w:hAnsi="Times New Roman"/>
+          <w:i/>
+          <w:color w:val="FF0000"/>
+          <w:sz w:val="24"/>
+        </w:rPr>
+        <w:t>Священник:</w:t>
+      </w:r>
+      <w:r>
+        <w:rPr>
+          <w:rFonts w:ascii="Times New Roman" w:hAnsi="Times New Roman"/>
+          <w:sz w:val="24"/>
         </w:rPr>
         <w:t xml:space="preserve"> Бо милостивий і людинолюбний Бог єси, і Тобі славу возсилаємо, Отцю, і Сину, і Святому Духові, нині, і повсякчас, і на віки віків.</w:t>
       </w:r>
@@ -19189,21 +19149,17 @@
       </w:pPr>
       <w:r>
         <w:rPr>
-          <w:rFonts w:ascii="Times New Roman" w:cs="Times New Roman" w:eastAsia="Times New Roman" w:hAnsi="Times New Roman"/>
-          <w:i w:val="1"/>
-          <w:color w:val="ff0000"/>
-          <w:sz w:val="24"/>
-          <w:szCs w:val="24"/>
-          <w:rtl w:val="0"/>
-        </w:rPr>
-        <w:t xml:space="preserve">Священник:</w:t>
-      </w:r>
-      <w:r>
-        <w:rPr>
-          <w:rFonts w:ascii="Times New Roman" w:cs="Times New Roman" w:eastAsia="Times New Roman" w:hAnsi="Times New Roman"/>
-          <w:sz w:val="24"/>
-          <w:szCs w:val="24"/>
-          <w:rtl w:val="0"/>
+          <w:rFonts w:ascii="Times New Roman" w:hAnsi="Times New Roman"/>
+          <w:i/>
+          <w:color w:val="FF0000"/>
+          <w:sz w:val="24"/>
+        </w:rPr>
+        <w:t>Священник:</w:t>
+      </w:r>
+      <w:r>
+        <w:rPr>
+          <w:rFonts w:ascii="Times New Roman" w:hAnsi="Times New Roman"/>
+          <w:sz w:val="24"/>
         </w:rPr>
         <w:t xml:space="preserve"> Бо Ти – Бог милости, ласк і людинолюбности, і Тобі славу возсилаємо, Отцю, і Сину, і Святому Духові, нині, і повсякчас, і на віки віків.</w:t>
       </w:r>
@@ -19261,21 +19217,17 @@
       </w:pPr>
       <w:r>
         <w:rPr>
-          <w:rFonts w:ascii="Times New Roman" w:cs="Times New Roman" w:eastAsia="Times New Roman" w:hAnsi="Times New Roman"/>
-          <w:i w:val="1"/>
-          <w:color w:val="ff0000"/>
-          <w:sz w:val="24"/>
-          <w:szCs w:val="24"/>
-          <w:rtl w:val="0"/>
-        </w:rPr>
-        <w:t xml:space="preserve">Священник:</w:t>
-      </w:r>
-      <w:r>
-        <w:rPr>
-          <w:rFonts w:ascii="Times New Roman" w:cs="Times New Roman" w:eastAsia="Times New Roman" w:hAnsi="Times New Roman"/>
-          <w:sz w:val="24"/>
-          <w:szCs w:val="24"/>
-          <w:rtl w:val="0"/>
+          <w:rFonts w:ascii="Times New Roman" w:hAnsi="Times New Roman"/>
+          <w:i/>
+          <w:color w:val="FF0000"/>
+          <w:sz w:val="24"/>
+        </w:rPr>
+        <w:t>Священник:</w:t>
+      </w:r>
+      <w:r>
+        <w:rPr>
+          <w:rFonts w:ascii="Times New Roman" w:hAnsi="Times New Roman"/>
+          <w:sz w:val="24"/>
         </w:rPr>
         <w:t xml:space="preserve"> Мир всім.</w:t>
       </w:r>
@@ -19424,21 +19376,17 @@
       </w:pPr>
       <w:r>
         <w:rPr>
-          <w:rFonts w:ascii="Times New Roman" w:cs="Times New Roman" w:eastAsia="Times New Roman" w:hAnsi="Times New Roman"/>
-          <w:i w:val="1"/>
-          <w:color w:val="ff0000"/>
-          <w:sz w:val="24"/>
-          <w:szCs w:val="24"/>
-          <w:rtl w:val="0"/>
-        </w:rPr>
-        <w:t xml:space="preserve">Священник:</w:t>
-      </w:r>
-      <w:r>
-        <w:rPr>
-          <w:rFonts w:ascii="Times New Roman" w:cs="Times New Roman" w:eastAsia="Times New Roman" w:hAnsi="Times New Roman"/>
-          <w:sz w:val="24"/>
-          <w:szCs w:val="24"/>
-          <w:rtl w:val="0"/>
+          <w:rFonts w:ascii="Times New Roman" w:hAnsi="Times New Roman"/>
+          <w:i/>
+          <w:color w:val="FF0000"/>
+          <w:sz w:val="24"/>
+        </w:rPr>
+        <w:t>Священник:</w:t>
+      </w:r>
+      <w:r>
+        <w:rPr>
+          <w:rFonts w:ascii="Times New Roman" w:hAnsi="Times New Roman"/>
+          <w:sz w:val="24"/>
         </w:rPr>
         <w:t xml:space="preserve"> Бо до Тебе належить милувати і спасати нас, Боже наш, і Тобі славу возсилаємо, Отцю, і Сину, і Святому Духові, нині, і повсякчас, і на віки віків.</w:t>
       </w:r>
@@ -19743,21 +19691,17 @@
       </w:pPr>
       <w:r>
         <w:rPr>
-          <w:rFonts w:ascii="Times New Roman" w:cs="Times New Roman" w:eastAsia="Times New Roman" w:hAnsi="Times New Roman"/>
-          <w:i w:val="1"/>
-          <w:color w:val="ff0000"/>
-          <w:sz w:val="24"/>
-          <w:szCs w:val="24"/>
-          <w:rtl w:val="0"/>
-        </w:rPr>
-        <w:t xml:space="preserve">Священник:</w:t>
-      </w:r>
-      <w:r>
-        <w:rPr>
-          <w:rFonts w:ascii="Times New Roman" w:cs="Times New Roman" w:eastAsia="Times New Roman" w:hAnsi="Times New Roman"/>
-          <w:sz w:val="24"/>
-          <w:szCs w:val="24"/>
-          <w:rtl w:val="0"/>
+          <w:rFonts w:ascii="Times New Roman" w:hAnsi="Times New Roman"/>
+          <w:i/>
+          <w:color w:val="FF0000"/>
+          <w:sz w:val="24"/>
+        </w:rPr>
+        <w:t>Священник:</w:t>
+      </w:r>
+      <w:r>
+        <w:rPr>
+          <w:rFonts w:ascii="Times New Roman" w:hAnsi="Times New Roman"/>
+          <w:sz w:val="24"/>
         </w:rPr>
         <w:t xml:space="preserve"> Сла́ва Тобі́, Хри́сте Бо́же, упова́ння на́ше, сла́ва Тобі́!</w:t>
       </w:r>

--- a/flow/20230914_vu_template/drafts/2024-12-u/27-ПТ-Стефана.docx
+++ b/flow/20230914_vu_template/drafts/2024-12-u/27-ПТ-Стефана.docx
@@ -3352,67 +3352,279 @@
     </w:p>
     <w:p>
       <w:pPr>
-        <w:spacing w:after="120" w:lineRule="auto"/>
-        <w:jc w:val="both"/>
-        <w:rPr>
-          <w:rFonts w:ascii="Times New Roman" w:cs="Times New Roman" w:eastAsia="Times New Roman" w:hAnsi="Times New Roman"/>
-          <w:sz w:val="24"/>
-          <w:szCs w:val="24"/>
+        <w:spacing w:after="120"/>
+        <w:jc w:val="both"/>
+      </w:pPr>
+      <w:r>
+        <w:rPr>
+          <w:rFonts w:ascii="Times New Roman" w:hAnsi="Times New Roman"/>
+          <w:i/>
+          <w:color w:val="FF0000"/>
+          <w:sz w:val="24"/>
+        </w:rPr>
+        <w:t>Стих:</w:t>
+      </w:r>
+      <w:r>
+        <w:rPr>
+          <w:rFonts w:ascii="Times New Roman" w:hAnsi="Times New Roman"/>
+          <w:i/>
+          <w:sz w:val="24"/>
+        </w:rPr>
+        <w:t xml:space="preserve"> </w:t>
+      </w:r>
+      <w:r>
+        <w:rPr>
+          <w:rFonts w:ascii="Times New Roman" w:hAnsi="Times New Roman"/>
+          <w:sz w:val="24"/>
           <w:u w:val="single"/>
         </w:rPr>
-      </w:pPr>
-      <w:r>
-        <w:rPr>
-          <w:rFonts w:ascii="Times New Roman" w:cs="Times New Roman" w:eastAsia="Times New Roman" w:hAnsi="Times New Roman"/>
-          <w:i w:val="1"/>
-          <w:color w:val="ff0000"/>
-          <w:sz w:val="24"/>
-          <w:szCs w:val="24"/>
-          <w:rtl w:val="0"/>
-        </w:rPr>
-        <w:t xml:space="preserve">Стих:</w:t>
-      </w:r>
-      <w:r>
-        <w:rPr>
-          <w:rFonts w:ascii="Times New Roman" w:cs="Times New Roman" w:eastAsia="Times New Roman" w:hAnsi="Times New Roman"/>
-          <w:i w:val="1"/>
-          <w:sz w:val="24"/>
-          <w:szCs w:val="24"/>
-          <w:rtl w:val="0"/>
-        </w:rPr>
-        <w:t xml:space="preserve"> </w:t>
-      </w:r>
-      <w:r>
-        <w:rPr>
-          <w:rFonts w:ascii="Times New Roman" w:cs="Times New Roman" w:eastAsia="Times New Roman" w:hAnsi="Times New Roman"/>
-          <w:sz w:val="24"/>
-          <w:szCs w:val="24"/>
+        <w:t>Коли́</w:t>
+      </w:r>
+      <w:r>
+        <w:rPr>
+          <w:rFonts w:ascii="Times New Roman" w:hAnsi="Times New Roman"/>
+          <w:sz w:val="24"/>
           <w:u w:val="single"/>
-          <w:rtl w:val="0"/>
-        </w:rPr>
-        <w:t xml:space="preserve">Коли ти, Господи, зважатимеш на беззаконня,* то хто встоїться, Господи, та в тебе є прощення.</w:t>
-      </w:r>
-    </w:p>
-    <w:p>
-      <w:pPr>
-        <w:spacing w:after="120" w:lineRule="auto"/>
-        <w:jc w:val="both"/>
-        <w:rPr>
-          <w:rFonts w:ascii="Times New Roman" w:cs="Times New Roman" w:eastAsia="Times New Roman" w:hAnsi="Times New Roman"/>
-          <w:sz w:val="24"/>
-          <w:szCs w:val="24"/>
-        </w:rPr>
-      </w:pPr>
-      <w:r>
-        <w:rPr>
-          <w:rFonts w:ascii="Times New Roman" w:cs="Times New Roman" w:eastAsia="Times New Roman" w:hAnsi="Times New Roman"/>
-          <w:i w:val="1"/>
-          <w:color w:val="ff0000"/>
-          <w:sz w:val="24"/>
-          <w:szCs w:val="24"/>
-          <w:rtl w:val="0"/>
-        </w:rPr>
-        <w:t xml:space="preserve">(г. 4, подібний: Як хороброго):</w:t>
+        </w:rPr>
+        <w:t xml:space="preserve"> </w:t>
+      </w:r>
+      <w:r>
+        <w:rPr>
+          <w:rFonts w:ascii="Times New Roman" w:hAnsi="Times New Roman"/>
+          <w:sz w:val="24"/>
+          <w:u w:val="single"/>
+        </w:rPr>
+        <w:t>Ти,</w:t>
+      </w:r>
+      <w:r>
+        <w:rPr>
+          <w:rFonts w:ascii="Times New Roman" w:hAnsi="Times New Roman"/>
+          <w:sz w:val="24"/>
+          <w:u w:val="single"/>
+        </w:rPr>
+        <w:t xml:space="preserve"> </w:t>
+      </w:r>
+      <w:r>
+        <w:rPr>
+          <w:rFonts w:ascii="Times New Roman" w:hAnsi="Times New Roman"/>
+          <w:sz w:val="24"/>
+          <w:u w:val="single"/>
+        </w:rPr>
+        <w:t>Го́споди,</w:t>
+      </w:r>
+      <w:r>
+        <w:rPr>
+          <w:rFonts w:ascii="Times New Roman" w:hAnsi="Times New Roman"/>
+          <w:sz w:val="24"/>
+          <w:u w:val="single"/>
+        </w:rPr>
+        <w:t xml:space="preserve"> </w:t>
+      </w:r>
+      <w:r>
+        <w:rPr>
+          <w:rFonts w:ascii="Times New Roman" w:hAnsi="Times New Roman"/>
+          <w:sz w:val="24"/>
+          <w:u w:val="single"/>
+        </w:rPr>
+        <w:t>зважа́тимеш</w:t>
+      </w:r>
+      <w:r>
+        <w:rPr>
+          <w:rFonts w:ascii="Times New Roman" w:hAnsi="Times New Roman"/>
+          <w:sz w:val="24"/>
+          <w:u w:val="single"/>
+        </w:rPr>
+        <w:t xml:space="preserve"> </w:t>
+      </w:r>
+      <w:r>
+        <w:rPr>
+          <w:rFonts w:ascii="Times New Roman" w:hAnsi="Times New Roman"/>
+          <w:sz w:val="24"/>
+          <w:u w:val="single"/>
+        </w:rPr>
+        <w:t>на</w:t>
+      </w:r>
+      <w:r>
+        <w:rPr>
+          <w:rFonts w:ascii="Times New Roman" w:hAnsi="Times New Roman"/>
+          <w:sz w:val="24"/>
+          <w:u w:val="single"/>
+        </w:rPr>
+        <w:t xml:space="preserve"> </w:t>
+      </w:r>
+      <w:r>
+        <w:rPr>
+          <w:rFonts w:ascii="Times New Roman" w:hAnsi="Times New Roman"/>
+          <w:sz w:val="24"/>
+          <w:u w:val="single"/>
+        </w:rPr>
+        <w:t>беззако́ння,</w:t>
+      </w:r>
+      <w:r>
+        <w:rPr>
+          <w:rFonts w:ascii="Times New Roman" w:hAnsi="Times New Roman"/>
+          <w:sz w:val="24"/>
+          <w:u w:val="single"/>
+        </w:rPr>
+        <w:t xml:space="preserve"> </w:t>
+      </w:r>
+      <w:r>
+        <w:rPr>
+          <w:rFonts w:ascii="Times New Roman" w:hAnsi="Times New Roman"/>
+          <w:sz w:val="24"/>
+          <w:u w:val="single"/>
+        </w:rPr>
+        <w:t>то</w:t>
+      </w:r>
+      <w:r>
+        <w:rPr>
+          <w:rFonts w:ascii="Times New Roman" w:hAnsi="Times New Roman"/>
+          <w:sz w:val="24"/>
+          <w:u w:val="single"/>
+        </w:rPr>
+        <w:t xml:space="preserve"> </w:t>
+      </w:r>
+      <w:r>
+        <w:rPr>
+          <w:rFonts w:ascii="Times New Roman" w:hAnsi="Times New Roman"/>
+          <w:sz w:val="24"/>
+          <w:u w:val="single"/>
+        </w:rPr>
+        <w:t>хто</w:t>
+      </w:r>
+      <w:r>
+        <w:rPr>
+          <w:rFonts w:ascii="Times New Roman" w:hAnsi="Times New Roman"/>
+          <w:sz w:val="24"/>
+          <w:u w:val="single"/>
+        </w:rPr>
+        <w:t xml:space="preserve"> </w:t>
+      </w:r>
+      <w:r>
+        <w:rPr>
+          <w:rFonts w:ascii="Times New Roman" w:hAnsi="Times New Roman"/>
+          <w:sz w:val="24"/>
+          <w:u w:val="single"/>
+        </w:rPr>
+        <w:t>всто́їться,</w:t>
+      </w:r>
+      <w:r>
+        <w:rPr>
+          <w:rFonts w:ascii="Times New Roman" w:hAnsi="Times New Roman"/>
+          <w:sz w:val="24"/>
+          <w:u w:val="single"/>
+        </w:rPr>
+        <w:t xml:space="preserve"> </w:t>
+      </w:r>
+      <w:r>
+        <w:rPr>
+          <w:rFonts w:ascii="Times New Roman" w:hAnsi="Times New Roman"/>
+          <w:sz w:val="24"/>
+          <w:u w:val="single"/>
+        </w:rPr>
+        <w:t>Го́споди.*</w:t>
+      </w:r>
+      <w:r>
+        <w:rPr>
+          <w:rFonts w:ascii="Times New Roman" w:hAnsi="Times New Roman"/>
+          <w:sz w:val="24"/>
+          <w:u w:val="single"/>
+        </w:rPr>
+        <w:t xml:space="preserve"> </w:t>
+      </w:r>
+      <w:r>
+        <w:rPr>
+          <w:rFonts w:ascii="Times New Roman" w:hAnsi="Times New Roman"/>
+          <w:sz w:val="24"/>
+          <w:u w:val="single"/>
+        </w:rPr>
+        <w:t>Та</w:t>
+      </w:r>
+      <w:r>
+        <w:rPr>
+          <w:rFonts w:ascii="Times New Roman" w:hAnsi="Times New Roman"/>
+          <w:sz w:val="24"/>
+          <w:u w:val="single"/>
+        </w:rPr>
+        <w:t xml:space="preserve"> </w:t>
+      </w:r>
+      <w:r>
+        <w:rPr>
+          <w:rFonts w:ascii="Times New Roman" w:hAnsi="Times New Roman"/>
+          <w:sz w:val="24"/>
+          <w:u w:val="single"/>
+        </w:rPr>
+        <w:t>в</w:t>
+      </w:r>
+      <w:r>
+        <w:rPr>
+          <w:rFonts w:ascii="Times New Roman" w:hAnsi="Times New Roman"/>
+          <w:sz w:val="24"/>
+          <w:u w:val="single"/>
+        </w:rPr>
+        <w:t xml:space="preserve"> </w:t>
+      </w:r>
+      <w:r>
+        <w:rPr>
+          <w:rFonts w:ascii="Times New Roman" w:hAnsi="Times New Roman"/>
+          <w:sz w:val="24"/>
+          <w:u w:val="single"/>
+        </w:rPr>
+        <w:t>Те́бе</w:t>
+      </w:r>
+      <w:r>
+        <w:rPr>
+          <w:rFonts w:ascii="Times New Roman" w:hAnsi="Times New Roman"/>
+          <w:sz w:val="24"/>
+          <w:u w:val="single"/>
+        </w:rPr>
+        <w:t xml:space="preserve"> </w:t>
+      </w:r>
+      <w:r>
+        <w:rPr>
+          <w:rFonts w:ascii="Times New Roman" w:hAnsi="Times New Roman"/>
+          <w:sz w:val="24"/>
+          <w:u w:val="single"/>
+        </w:rPr>
+        <w:t>є</w:t>
+      </w:r>
+      <w:r>
+        <w:rPr>
+          <w:rFonts w:ascii="Times New Roman" w:hAnsi="Times New Roman"/>
+          <w:sz w:val="24"/>
+          <w:u w:val="single"/>
+        </w:rPr>
+        <w:t xml:space="preserve"> </w:t>
+      </w:r>
+      <w:r>
+        <w:rPr>
+          <w:rFonts w:ascii="Times New Roman" w:hAnsi="Times New Roman"/>
+          <w:sz w:val="24"/>
+          <w:u w:val="single"/>
+        </w:rPr>
+        <w:t>проще́ння.</w:t>
+      </w:r>
+    </w:p>
+    <w:p>
+      <w:pPr>
+        <w:spacing w:after="120" w:lineRule="auto"/>
+        <w:jc w:val="both"/>
+        <w:rPr>
+          <w:rFonts w:ascii="Times New Roman" w:cs="Times New Roman" w:eastAsia="Times New Roman" w:hAnsi="Times New Roman"/>
+          <w:sz w:val="24"/>
+          <w:szCs w:val="24"/>
+        </w:rPr>
+      </w:pPr>
+      <w:r>
+        <w:rPr>
+          <w:rFonts w:ascii="Times New Roman" w:cs="Times New Roman" w:eastAsia="Times New Roman" w:hAnsi="Times New Roman"/>
+          <w:i w:val="1"/>
+          <w:color w:val="ff0000"/>
+          <w:sz w:val="24"/>
+          <w:szCs w:val="24"/>
+          <w:rtl w:val="0"/>
+        </w:rPr>
+        <w:t>(г. 4, подібний: Як хороброго):</w:t>
       </w:r>
       <w:r>
         <w:rPr>
@@ -3426,45 +3638,305 @@
     </w:p>
     <w:p>
       <w:pPr>
-        <w:spacing w:after="120" w:lineRule="auto"/>
-        <w:jc w:val="both"/>
-        <w:rPr>
-          <w:rFonts w:ascii="Times New Roman" w:cs="Times New Roman" w:eastAsia="Times New Roman" w:hAnsi="Times New Roman"/>
-          <w:sz w:val="24"/>
-          <w:szCs w:val="24"/>
+        <w:spacing w:after="120"/>
+        <w:jc w:val="both"/>
+      </w:pPr>
+      <w:r>
+        <w:rPr>
+          <w:rFonts w:ascii="Times New Roman" w:hAnsi="Times New Roman"/>
+          <w:i/>
+          <w:color w:val="FF0000"/>
+          <w:sz w:val="24"/>
+        </w:rPr>
+        <w:t>Стих:</w:t>
+      </w:r>
+      <w:r>
+        <w:rPr>
+          <w:rFonts w:ascii="Times New Roman" w:hAnsi="Times New Roman"/>
+          <w:i/>
+          <w:sz w:val="24"/>
+        </w:rPr>
+        <w:t xml:space="preserve"> </w:t>
+      </w:r>
+      <w:r>
+        <w:rPr>
+          <w:rFonts w:ascii="Times New Roman" w:hAnsi="Times New Roman"/>
+          <w:sz w:val="24"/>
           <w:u w:val="single"/>
         </w:rPr>
-      </w:pPr>
-      <w:r>
-        <w:rPr>
-          <w:rFonts w:ascii="Times New Roman" w:cs="Times New Roman" w:eastAsia="Times New Roman" w:hAnsi="Times New Roman"/>
-          <w:i w:val="1"/>
-          <w:color w:val="ff0000"/>
-          <w:sz w:val="24"/>
-          <w:szCs w:val="24"/>
-          <w:rtl w:val="0"/>
-        </w:rPr>
-        <w:t xml:space="preserve">Стих:</w:t>
-      </w:r>
-      <w:r>
-        <w:rPr>
-          <w:rFonts w:ascii="Times New Roman" w:cs="Times New Roman" w:eastAsia="Times New Roman" w:hAnsi="Times New Roman"/>
-          <w:i w:val="1"/>
-          <w:sz w:val="24"/>
-          <w:szCs w:val="24"/>
-          <w:rtl w:val="0"/>
-        </w:rPr>
-        <w:t xml:space="preserve"> </w:t>
-      </w:r>
-      <w:r>
-        <w:rPr>
-          <w:rFonts w:ascii="Times New Roman" w:cs="Times New Roman" w:eastAsia="Times New Roman" w:hAnsi="Times New Roman"/>
-          <w:sz w:val="24"/>
-          <w:szCs w:val="24"/>
+        <w:t>За́для</w:t>
+      </w:r>
+      <w:r>
+        <w:rPr>
+          <w:rFonts w:ascii="Times New Roman" w:hAnsi="Times New Roman"/>
+          <w:sz w:val="24"/>
           <w:u w:val="single"/>
-          <w:rtl w:val="0"/>
-        </w:rPr>
-        <w:t xml:space="preserve">Задля імени твого надіюсь на тебе, Господи,* надіється душа моя на слово твоє; надіється душа моя на Господа.</w:t>
+        </w:rPr>
+        <w:t xml:space="preserve"> </w:t>
+      </w:r>
+      <w:r>
+        <w:rPr>
+          <w:rFonts w:ascii="Times New Roman" w:hAnsi="Times New Roman"/>
+          <w:sz w:val="24"/>
+          <w:u w:val="single"/>
+        </w:rPr>
+        <w:t>І́мени</w:t>
+      </w:r>
+      <w:r>
+        <w:rPr>
+          <w:rFonts w:ascii="Times New Roman" w:hAnsi="Times New Roman"/>
+          <w:sz w:val="24"/>
+          <w:u w:val="single"/>
+        </w:rPr>
+        <w:t xml:space="preserve"> </w:t>
+      </w:r>
+      <w:r>
+        <w:rPr>
+          <w:rFonts w:ascii="Times New Roman" w:hAnsi="Times New Roman"/>
+          <w:sz w:val="24"/>
+          <w:u w:val="single"/>
+        </w:rPr>
+        <w:t>Твого́</w:t>
+      </w:r>
+      <w:r>
+        <w:rPr>
+          <w:rFonts w:ascii="Times New Roman" w:hAnsi="Times New Roman"/>
+          <w:sz w:val="24"/>
+          <w:u w:val="single"/>
+        </w:rPr>
+        <w:t xml:space="preserve"> </w:t>
+      </w:r>
+      <w:r>
+        <w:rPr>
+          <w:rFonts w:ascii="Times New Roman" w:hAnsi="Times New Roman"/>
+          <w:sz w:val="24"/>
+          <w:u w:val="single"/>
+        </w:rPr>
+        <w:t>наді́юсь</w:t>
+      </w:r>
+      <w:r>
+        <w:rPr>
+          <w:rFonts w:ascii="Times New Roman" w:hAnsi="Times New Roman"/>
+          <w:sz w:val="24"/>
+          <w:u w:val="single"/>
+        </w:rPr>
+        <w:t xml:space="preserve"> </w:t>
+      </w:r>
+      <w:r>
+        <w:rPr>
+          <w:rFonts w:ascii="Times New Roman" w:hAnsi="Times New Roman"/>
+          <w:sz w:val="24"/>
+          <w:u w:val="single"/>
+        </w:rPr>
+        <w:t>на</w:t>
+      </w:r>
+      <w:r>
+        <w:rPr>
+          <w:rFonts w:ascii="Times New Roman" w:hAnsi="Times New Roman"/>
+          <w:sz w:val="24"/>
+          <w:u w:val="single"/>
+        </w:rPr>
+        <w:t xml:space="preserve"> </w:t>
+      </w:r>
+      <w:r>
+        <w:rPr>
+          <w:rFonts w:ascii="Times New Roman" w:hAnsi="Times New Roman"/>
+          <w:sz w:val="24"/>
+          <w:u w:val="single"/>
+        </w:rPr>
+        <w:t>Те́бе,</w:t>
+      </w:r>
+      <w:r>
+        <w:rPr>
+          <w:rFonts w:ascii="Times New Roman" w:hAnsi="Times New Roman"/>
+          <w:sz w:val="24"/>
+          <w:u w:val="single"/>
+        </w:rPr>
+        <w:t xml:space="preserve"> </w:t>
+      </w:r>
+      <w:r>
+        <w:rPr>
+          <w:rFonts w:ascii="Times New Roman" w:hAnsi="Times New Roman"/>
+          <w:sz w:val="24"/>
+          <w:u w:val="single"/>
+        </w:rPr>
+        <w:t>Го́споди,</w:t>
+      </w:r>
+      <w:r>
+        <w:rPr>
+          <w:rFonts w:ascii="Times New Roman" w:hAnsi="Times New Roman"/>
+          <w:sz w:val="24"/>
+          <w:u w:val="single"/>
+        </w:rPr>
+        <w:t xml:space="preserve"> </w:t>
+      </w:r>
+      <w:r>
+        <w:rPr>
+          <w:rFonts w:ascii="Times New Roman" w:hAnsi="Times New Roman"/>
+          <w:sz w:val="24"/>
+          <w:u w:val="single"/>
+        </w:rPr>
+        <w:t>наді́ється</w:t>
+      </w:r>
+      <w:r>
+        <w:rPr>
+          <w:rFonts w:ascii="Times New Roman" w:hAnsi="Times New Roman"/>
+          <w:sz w:val="24"/>
+          <w:u w:val="single"/>
+        </w:rPr>
+        <w:t xml:space="preserve"> </w:t>
+      </w:r>
+      <w:r>
+        <w:rPr>
+          <w:rFonts w:ascii="Times New Roman" w:hAnsi="Times New Roman"/>
+          <w:sz w:val="24"/>
+          <w:u w:val="single"/>
+        </w:rPr>
+        <w:t>душа́</w:t>
+      </w:r>
+      <w:r>
+        <w:rPr>
+          <w:rFonts w:ascii="Times New Roman" w:hAnsi="Times New Roman"/>
+          <w:sz w:val="24"/>
+          <w:u w:val="single"/>
+        </w:rPr>
+        <w:t xml:space="preserve"> </w:t>
+      </w:r>
+      <w:r>
+        <w:rPr>
+          <w:rFonts w:ascii="Times New Roman" w:hAnsi="Times New Roman"/>
+          <w:sz w:val="24"/>
+          <w:u w:val="single"/>
+        </w:rPr>
+        <w:t>моя́</w:t>
+      </w:r>
+      <w:r>
+        <w:rPr>
+          <w:rFonts w:ascii="Times New Roman" w:hAnsi="Times New Roman"/>
+          <w:sz w:val="24"/>
+          <w:u w:val="single"/>
+        </w:rPr>
+        <w:t xml:space="preserve"> </w:t>
+      </w:r>
+      <w:r>
+        <w:rPr>
+          <w:rFonts w:ascii="Times New Roman" w:hAnsi="Times New Roman"/>
+          <w:sz w:val="24"/>
+          <w:u w:val="single"/>
+        </w:rPr>
+        <w:t>на</w:t>
+      </w:r>
+      <w:r>
+        <w:rPr>
+          <w:rFonts w:ascii="Times New Roman" w:hAnsi="Times New Roman"/>
+          <w:sz w:val="24"/>
+          <w:u w:val="single"/>
+        </w:rPr>
+        <w:t xml:space="preserve"> </w:t>
+      </w:r>
+      <w:r>
+        <w:rPr>
+          <w:rFonts w:ascii="Times New Roman" w:hAnsi="Times New Roman"/>
+          <w:sz w:val="24"/>
+          <w:u w:val="single"/>
+        </w:rPr>
+        <w:t>сло́во</w:t>
+      </w:r>
+      <w:r>
+        <w:rPr>
+          <w:rFonts w:ascii="Times New Roman" w:hAnsi="Times New Roman"/>
+          <w:sz w:val="24"/>
+          <w:u w:val="single"/>
+        </w:rPr>
+        <w:t xml:space="preserve"> </w:t>
+      </w:r>
+      <w:r>
+        <w:rPr>
+          <w:rFonts w:ascii="Times New Roman" w:hAnsi="Times New Roman"/>
+          <w:sz w:val="24"/>
+          <w:u w:val="single"/>
+        </w:rPr>
+        <w:t>Твоє́;*</w:t>
+      </w:r>
+      <w:r>
+        <w:rPr>
+          <w:rFonts w:ascii="Times New Roman" w:hAnsi="Times New Roman"/>
+          <w:sz w:val="24"/>
+          <w:u w:val="single"/>
+        </w:rPr>
+        <w:t xml:space="preserve"> </w:t>
+      </w:r>
+      <w:r>
+        <w:rPr>
+          <w:rFonts w:ascii="Times New Roman" w:hAnsi="Times New Roman"/>
+          <w:sz w:val="24"/>
+          <w:u w:val="single"/>
+        </w:rPr>
+        <w:t>наді́ється</w:t>
+      </w:r>
+      <w:r>
+        <w:rPr>
+          <w:rFonts w:ascii="Times New Roman" w:hAnsi="Times New Roman"/>
+          <w:sz w:val="24"/>
+          <w:u w:val="single"/>
+        </w:rPr>
+        <w:t xml:space="preserve"> </w:t>
+      </w:r>
+      <w:r>
+        <w:rPr>
+          <w:rFonts w:ascii="Times New Roman" w:hAnsi="Times New Roman"/>
+          <w:sz w:val="24"/>
+          <w:u w:val="single"/>
+        </w:rPr>
+        <w:t>душа́</w:t>
+      </w:r>
+      <w:r>
+        <w:rPr>
+          <w:rFonts w:ascii="Times New Roman" w:hAnsi="Times New Roman"/>
+          <w:sz w:val="24"/>
+          <w:u w:val="single"/>
+        </w:rPr>
+        <w:t xml:space="preserve"> </w:t>
+      </w:r>
+      <w:r>
+        <w:rPr>
+          <w:rFonts w:ascii="Times New Roman" w:hAnsi="Times New Roman"/>
+          <w:sz w:val="24"/>
+          <w:u w:val="single"/>
+        </w:rPr>
+        <w:t>моя́</w:t>
+      </w:r>
+      <w:r>
+        <w:rPr>
+          <w:rFonts w:ascii="Times New Roman" w:hAnsi="Times New Roman"/>
+          <w:sz w:val="24"/>
+          <w:u w:val="single"/>
+        </w:rPr>
+        <w:t xml:space="preserve"> </w:t>
+      </w:r>
+      <w:r>
+        <w:rPr>
+          <w:rFonts w:ascii="Times New Roman" w:hAnsi="Times New Roman"/>
+          <w:sz w:val="24"/>
+          <w:u w:val="single"/>
+        </w:rPr>
+        <w:t>на</w:t>
+      </w:r>
+      <w:r>
+        <w:rPr>
+          <w:rFonts w:ascii="Times New Roman" w:hAnsi="Times New Roman"/>
+          <w:sz w:val="24"/>
+          <w:u w:val="single"/>
+        </w:rPr>
+        <w:t xml:space="preserve"> </w:t>
+      </w:r>
+      <w:r>
+        <w:rPr>
+          <w:rFonts w:ascii="Times New Roman" w:hAnsi="Times New Roman"/>
+          <w:sz w:val="24"/>
+          <w:u w:val="single"/>
+        </w:rPr>
+        <w:t>Го́спода.</w:t>
       </w:r>
     </w:p>
     <w:p>
@@ -3489,45 +3961,225 @@
     </w:p>
     <w:p>
       <w:pPr>
-        <w:spacing w:after="120" w:lineRule="auto"/>
-        <w:jc w:val="both"/>
-        <w:rPr>
-          <w:rFonts w:ascii="Times New Roman" w:cs="Times New Roman" w:eastAsia="Times New Roman" w:hAnsi="Times New Roman"/>
-          <w:sz w:val="24"/>
-          <w:szCs w:val="24"/>
+        <w:spacing w:after="120"/>
+        <w:jc w:val="both"/>
+      </w:pPr>
+      <w:r>
+        <w:rPr>
+          <w:rFonts w:ascii="Times New Roman" w:hAnsi="Times New Roman"/>
+          <w:i/>
+          <w:color w:val="FF0000"/>
+          <w:sz w:val="24"/>
+        </w:rPr>
+        <w:t>Стих:</w:t>
+      </w:r>
+      <w:r>
+        <w:rPr>
+          <w:rFonts w:ascii="Times New Roman" w:hAnsi="Times New Roman"/>
+          <w:i/>
+          <w:sz w:val="24"/>
+        </w:rPr>
+        <w:t xml:space="preserve"> </w:t>
+      </w:r>
+      <w:r>
+        <w:rPr>
+          <w:rFonts w:ascii="Times New Roman" w:hAnsi="Times New Roman"/>
+          <w:sz w:val="24"/>
           <w:u w:val="single"/>
         </w:rPr>
-      </w:pPr>
-      <w:r>
-        <w:rPr>
-          <w:rFonts w:ascii="Times New Roman" w:cs="Times New Roman" w:eastAsia="Times New Roman" w:hAnsi="Times New Roman"/>
-          <w:i w:val="1"/>
-          <w:color w:val="ff0000"/>
-          <w:sz w:val="24"/>
-          <w:szCs w:val="24"/>
-          <w:rtl w:val="0"/>
-        </w:rPr>
-        <w:t xml:space="preserve">Стих:</w:t>
-      </w:r>
-      <w:r>
-        <w:rPr>
-          <w:rFonts w:ascii="Times New Roman" w:cs="Times New Roman" w:eastAsia="Times New Roman" w:hAnsi="Times New Roman"/>
-          <w:i w:val="1"/>
-          <w:sz w:val="24"/>
-          <w:szCs w:val="24"/>
-          <w:rtl w:val="0"/>
-        </w:rPr>
-        <w:t xml:space="preserve"> </w:t>
-      </w:r>
-      <w:r>
-        <w:rPr>
-          <w:rFonts w:ascii="Times New Roman" w:cs="Times New Roman" w:eastAsia="Times New Roman" w:hAnsi="Times New Roman"/>
-          <w:sz w:val="24"/>
-          <w:szCs w:val="24"/>
+        <w:t>Від</w:t>
+      </w:r>
+      <w:r>
+        <w:rPr>
+          <w:rFonts w:ascii="Times New Roman" w:hAnsi="Times New Roman"/>
+          <w:sz w:val="24"/>
           <w:u w:val="single"/>
-          <w:rtl w:val="0"/>
-        </w:rPr>
-        <w:t xml:space="preserve">Від ранньої сторожі до ночі* від ранньої сторожі нехай уповає Ізраїль на Господа.</w:t>
+        </w:rPr>
+        <w:t xml:space="preserve"> </w:t>
+      </w:r>
+      <w:r>
+        <w:rPr>
+          <w:rFonts w:ascii="Times New Roman" w:hAnsi="Times New Roman"/>
+          <w:sz w:val="24"/>
+          <w:u w:val="single"/>
+        </w:rPr>
+        <w:t>ра́нньої</w:t>
+      </w:r>
+      <w:r>
+        <w:rPr>
+          <w:rFonts w:ascii="Times New Roman" w:hAnsi="Times New Roman"/>
+          <w:sz w:val="24"/>
+          <w:u w:val="single"/>
+        </w:rPr>
+        <w:t xml:space="preserve"> </w:t>
+      </w:r>
+      <w:r>
+        <w:rPr>
+          <w:rFonts w:ascii="Times New Roman" w:hAnsi="Times New Roman"/>
+          <w:sz w:val="24"/>
+          <w:u w:val="single"/>
+        </w:rPr>
+        <w:t>сторо́жі</w:t>
+      </w:r>
+      <w:r>
+        <w:rPr>
+          <w:rFonts w:ascii="Times New Roman" w:hAnsi="Times New Roman"/>
+          <w:sz w:val="24"/>
+          <w:u w:val="single"/>
+        </w:rPr>
+        <w:t xml:space="preserve"> </w:t>
+      </w:r>
+      <w:r>
+        <w:rPr>
+          <w:rFonts w:ascii="Times New Roman" w:hAnsi="Times New Roman"/>
+          <w:sz w:val="24"/>
+          <w:u w:val="single"/>
+        </w:rPr>
+        <w:t>до</w:t>
+      </w:r>
+      <w:r>
+        <w:rPr>
+          <w:rFonts w:ascii="Times New Roman" w:hAnsi="Times New Roman"/>
+          <w:sz w:val="24"/>
+          <w:u w:val="single"/>
+        </w:rPr>
+        <w:t xml:space="preserve"> </w:t>
+      </w:r>
+      <w:r>
+        <w:rPr>
+          <w:rFonts w:ascii="Times New Roman" w:hAnsi="Times New Roman"/>
+          <w:sz w:val="24"/>
+          <w:u w:val="single"/>
+        </w:rPr>
+        <w:t>но́чі</w:t>
+      </w:r>
+      <w:r>
+        <w:rPr>
+          <w:rFonts w:ascii="Times New Roman" w:hAnsi="Times New Roman"/>
+          <w:sz w:val="24"/>
+          <w:u w:val="single"/>
+        </w:rPr>
+        <w:t xml:space="preserve"> </w:t>
+      </w:r>
+      <w:r>
+        <w:rPr>
+          <w:rFonts w:ascii="Times New Roman" w:hAnsi="Times New Roman"/>
+          <w:sz w:val="24"/>
+          <w:u w:val="single"/>
+        </w:rPr>
+        <w:t>від</w:t>
+      </w:r>
+      <w:r>
+        <w:rPr>
+          <w:rFonts w:ascii="Times New Roman" w:hAnsi="Times New Roman"/>
+          <w:sz w:val="24"/>
+          <w:u w:val="single"/>
+        </w:rPr>
+        <w:t xml:space="preserve"> </w:t>
+      </w:r>
+      <w:r>
+        <w:rPr>
+          <w:rFonts w:ascii="Times New Roman" w:hAnsi="Times New Roman"/>
+          <w:sz w:val="24"/>
+          <w:u w:val="single"/>
+        </w:rPr>
+        <w:t>ра́нньої</w:t>
+      </w:r>
+      <w:r>
+        <w:rPr>
+          <w:rFonts w:ascii="Times New Roman" w:hAnsi="Times New Roman"/>
+          <w:sz w:val="24"/>
+          <w:u w:val="single"/>
+        </w:rPr>
+        <w:t xml:space="preserve"> </w:t>
+      </w:r>
+      <w:r>
+        <w:rPr>
+          <w:rFonts w:ascii="Times New Roman" w:hAnsi="Times New Roman"/>
+          <w:sz w:val="24"/>
+          <w:u w:val="single"/>
+        </w:rPr>
+        <w:t>сторо́жі*</w:t>
+      </w:r>
+      <w:r>
+        <w:rPr>
+          <w:rFonts w:ascii="Times New Roman" w:hAnsi="Times New Roman"/>
+          <w:sz w:val="24"/>
+          <w:u w:val="single"/>
+        </w:rPr>
+        <w:t xml:space="preserve"> </w:t>
+      </w:r>
+      <w:r>
+        <w:rPr>
+          <w:rFonts w:ascii="Times New Roman" w:hAnsi="Times New Roman"/>
+          <w:sz w:val="24"/>
+          <w:u w:val="single"/>
+        </w:rPr>
+        <w:t>неха́й</w:t>
+      </w:r>
+      <w:r>
+        <w:rPr>
+          <w:rFonts w:ascii="Times New Roman" w:hAnsi="Times New Roman"/>
+          <w:sz w:val="24"/>
+          <w:u w:val="single"/>
+        </w:rPr>
+        <w:t xml:space="preserve"> </w:t>
+      </w:r>
+      <w:r>
+        <w:rPr>
+          <w:rFonts w:ascii="Times New Roman" w:hAnsi="Times New Roman"/>
+          <w:sz w:val="24"/>
+          <w:u w:val="single"/>
+        </w:rPr>
+        <w:t>упова́є</w:t>
+      </w:r>
+      <w:r>
+        <w:rPr>
+          <w:rFonts w:ascii="Times New Roman" w:hAnsi="Times New Roman"/>
+          <w:sz w:val="24"/>
+          <w:u w:val="single"/>
+        </w:rPr>
+        <w:t xml:space="preserve"> </w:t>
+      </w:r>
+      <w:r>
+        <w:rPr>
+          <w:rFonts w:ascii="Times New Roman" w:hAnsi="Times New Roman"/>
+          <w:sz w:val="24"/>
+          <w:u w:val="single"/>
+        </w:rPr>
+        <w:t>Ізра́їль</w:t>
+      </w:r>
+      <w:r>
+        <w:rPr>
+          <w:rFonts w:ascii="Times New Roman" w:hAnsi="Times New Roman"/>
+          <w:sz w:val="24"/>
+          <w:u w:val="single"/>
+        </w:rPr>
+        <w:t xml:space="preserve"> </w:t>
+      </w:r>
+      <w:r>
+        <w:rPr>
+          <w:rFonts w:ascii="Times New Roman" w:hAnsi="Times New Roman"/>
+          <w:sz w:val="24"/>
+          <w:u w:val="single"/>
+        </w:rPr>
+        <w:t>на</w:t>
+      </w:r>
+      <w:r>
+        <w:rPr>
+          <w:rFonts w:ascii="Times New Roman" w:hAnsi="Times New Roman"/>
+          <w:sz w:val="24"/>
+          <w:u w:val="single"/>
+        </w:rPr>
+        <w:t xml:space="preserve"> </w:t>
+      </w:r>
+      <w:r>
+        <w:rPr>
+          <w:rFonts w:ascii="Times New Roman" w:hAnsi="Times New Roman"/>
+          <w:sz w:val="24"/>
+          <w:u w:val="single"/>
+        </w:rPr>
+        <w:t>Го́спода.</w:t>
       </w:r>
     </w:p>
     <w:p>
@@ -3552,45 +4204,273 @@
     </w:p>
     <w:p>
       <w:pPr>
-        <w:spacing w:after="120" w:lineRule="auto"/>
-        <w:jc w:val="both"/>
-        <w:rPr>
-          <w:rFonts w:ascii="Times New Roman" w:cs="Times New Roman" w:eastAsia="Times New Roman" w:hAnsi="Times New Roman"/>
-          <w:sz w:val="24"/>
-          <w:szCs w:val="24"/>
+        <w:spacing w:after="120"/>
+        <w:jc w:val="both"/>
+      </w:pPr>
+      <w:r>
+        <w:rPr>
+          <w:rFonts w:ascii="Times New Roman" w:hAnsi="Times New Roman"/>
+          <w:i/>
+          <w:color w:val="FF0000"/>
+          <w:sz w:val="24"/>
+        </w:rPr>
+        <w:t>Стих:</w:t>
+      </w:r>
+      <w:r>
+        <w:rPr>
+          <w:rFonts w:ascii="Times New Roman" w:hAnsi="Times New Roman"/>
+          <w:i/>
+          <w:sz w:val="24"/>
+        </w:rPr>
+        <w:t xml:space="preserve"> </w:t>
+      </w:r>
+      <w:r>
+        <w:rPr>
+          <w:rFonts w:ascii="Times New Roman" w:hAnsi="Times New Roman"/>
+          <w:sz w:val="24"/>
           <w:u w:val="single"/>
         </w:rPr>
-      </w:pPr>
-      <w:r>
-        <w:rPr>
-          <w:rFonts w:ascii="Times New Roman" w:cs="Times New Roman" w:eastAsia="Times New Roman" w:hAnsi="Times New Roman"/>
-          <w:i w:val="1"/>
-          <w:color w:val="ff0000"/>
-          <w:sz w:val="24"/>
-          <w:szCs w:val="24"/>
-          <w:rtl w:val="0"/>
-        </w:rPr>
-        <w:t xml:space="preserve">Стих:</w:t>
-      </w:r>
-      <w:r>
-        <w:rPr>
-          <w:rFonts w:ascii="Times New Roman" w:cs="Times New Roman" w:eastAsia="Times New Roman" w:hAnsi="Times New Roman"/>
-          <w:i w:val="1"/>
-          <w:sz w:val="24"/>
-          <w:szCs w:val="24"/>
-          <w:rtl w:val="0"/>
-        </w:rPr>
-        <w:t xml:space="preserve"> </w:t>
-      </w:r>
-      <w:r>
-        <w:rPr>
-          <w:rFonts w:ascii="Times New Roman" w:cs="Times New Roman" w:eastAsia="Times New Roman" w:hAnsi="Times New Roman"/>
-          <w:sz w:val="24"/>
-          <w:szCs w:val="24"/>
+        <w:t>Бо</w:t>
+      </w:r>
+      <w:r>
+        <w:rPr>
+          <w:rFonts w:ascii="Times New Roman" w:hAnsi="Times New Roman"/>
+          <w:sz w:val="24"/>
           <w:u w:val="single"/>
-          <w:rtl w:val="0"/>
-        </w:rPr>
-        <w:t xml:space="preserve">Бо в Господа милість і відкуплення велике в нього;* він визволить Ізраїля від усього беззаконня його.</w:t>
+        </w:rPr>
+        <w:t xml:space="preserve"> </w:t>
+      </w:r>
+      <w:r>
+        <w:rPr>
+          <w:rFonts w:ascii="Times New Roman" w:hAnsi="Times New Roman"/>
+          <w:sz w:val="24"/>
+          <w:u w:val="single"/>
+        </w:rPr>
+        <w:t>в</w:t>
+      </w:r>
+      <w:r>
+        <w:rPr>
+          <w:rFonts w:ascii="Times New Roman" w:hAnsi="Times New Roman"/>
+          <w:sz w:val="24"/>
+          <w:u w:val="single"/>
+        </w:rPr>
+        <w:t xml:space="preserve"> </w:t>
+      </w:r>
+      <w:r>
+        <w:rPr>
+          <w:rFonts w:ascii="Times New Roman" w:hAnsi="Times New Roman"/>
+          <w:sz w:val="24"/>
+          <w:u w:val="single"/>
+        </w:rPr>
+        <w:t>Го́спода</w:t>
+      </w:r>
+      <w:r>
+        <w:rPr>
+          <w:rFonts w:ascii="Times New Roman" w:hAnsi="Times New Roman"/>
+          <w:sz w:val="24"/>
+          <w:u w:val="single"/>
+        </w:rPr>
+        <w:t xml:space="preserve"> </w:t>
+      </w:r>
+      <w:r>
+        <w:rPr>
+          <w:rFonts w:ascii="Times New Roman" w:hAnsi="Times New Roman"/>
+          <w:sz w:val="24"/>
+          <w:u w:val="single"/>
+        </w:rPr>
+        <w:t>ми́лість</w:t>
+      </w:r>
+      <w:r>
+        <w:rPr>
+          <w:rFonts w:ascii="Times New Roman" w:hAnsi="Times New Roman"/>
+          <w:sz w:val="24"/>
+          <w:u w:val="single"/>
+        </w:rPr>
+        <w:t xml:space="preserve"> </w:t>
+      </w:r>
+      <w:r>
+        <w:rPr>
+          <w:rFonts w:ascii="Times New Roman" w:hAnsi="Times New Roman"/>
+          <w:sz w:val="24"/>
+          <w:u w:val="single"/>
+        </w:rPr>
+        <w:t>і</w:t>
+      </w:r>
+      <w:r>
+        <w:rPr>
+          <w:rFonts w:ascii="Times New Roman" w:hAnsi="Times New Roman"/>
+          <w:sz w:val="24"/>
+          <w:u w:val="single"/>
+        </w:rPr>
+        <w:t xml:space="preserve"> </w:t>
+      </w:r>
+      <w:r>
+        <w:rPr>
+          <w:rFonts w:ascii="Times New Roman" w:hAnsi="Times New Roman"/>
+          <w:sz w:val="24"/>
+          <w:u w:val="single"/>
+        </w:rPr>
+        <w:t>відку́плення</w:t>
+      </w:r>
+      <w:r>
+        <w:rPr>
+          <w:rFonts w:ascii="Times New Roman" w:hAnsi="Times New Roman"/>
+          <w:sz w:val="24"/>
+          <w:u w:val="single"/>
+        </w:rPr>
+        <w:t xml:space="preserve"> </w:t>
+      </w:r>
+      <w:r>
+        <w:rPr>
+          <w:rFonts w:ascii="Times New Roman" w:hAnsi="Times New Roman"/>
+          <w:sz w:val="24"/>
+          <w:u w:val="single"/>
+        </w:rPr>
+        <w:t>вели́ке</w:t>
+      </w:r>
+      <w:r>
+        <w:rPr>
+          <w:rFonts w:ascii="Times New Roman" w:hAnsi="Times New Roman"/>
+          <w:sz w:val="24"/>
+          <w:u w:val="single"/>
+        </w:rPr>
+        <w:t xml:space="preserve"> </w:t>
+      </w:r>
+      <w:r>
+        <w:rPr>
+          <w:rFonts w:ascii="Times New Roman" w:hAnsi="Times New Roman"/>
+          <w:sz w:val="24"/>
+          <w:u w:val="single"/>
+        </w:rPr>
+        <w:t>в</w:t>
+      </w:r>
+      <w:r>
+        <w:rPr>
+          <w:rFonts w:ascii="Times New Roman" w:hAnsi="Times New Roman"/>
+          <w:sz w:val="24"/>
+          <w:u w:val="single"/>
+        </w:rPr>
+        <w:t xml:space="preserve"> </w:t>
+      </w:r>
+      <w:r>
+        <w:rPr>
+          <w:rFonts w:ascii="Times New Roman" w:hAnsi="Times New Roman"/>
+          <w:sz w:val="24"/>
+          <w:u w:val="single"/>
+        </w:rPr>
+        <w:t>Ньо́го;*</w:t>
+      </w:r>
+      <w:r>
+        <w:rPr>
+          <w:rFonts w:ascii="Times New Roman" w:hAnsi="Times New Roman"/>
+          <w:sz w:val="24"/>
+          <w:u w:val="single"/>
+        </w:rPr>
+        <w:t xml:space="preserve"> </w:t>
+      </w:r>
+      <w:r>
+        <w:rPr>
+          <w:rFonts w:ascii="Times New Roman" w:hAnsi="Times New Roman"/>
+          <w:sz w:val="24"/>
+          <w:u w:val="single"/>
+        </w:rPr>
+        <w:t>Він</w:t>
+      </w:r>
+      <w:r>
+        <w:rPr>
+          <w:rFonts w:ascii="Times New Roman" w:hAnsi="Times New Roman"/>
+          <w:sz w:val="24"/>
+          <w:u w:val="single"/>
+        </w:rPr>
+        <w:t xml:space="preserve"> </w:t>
+      </w:r>
+      <w:r>
+        <w:rPr>
+          <w:rFonts w:ascii="Times New Roman" w:hAnsi="Times New Roman"/>
+          <w:sz w:val="24"/>
+          <w:u w:val="single"/>
+        </w:rPr>
+        <w:t>ви́зволить</w:t>
+      </w:r>
+      <w:r>
+        <w:rPr>
+          <w:rFonts w:ascii="Times New Roman" w:hAnsi="Times New Roman"/>
+          <w:sz w:val="24"/>
+          <w:u w:val="single"/>
+        </w:rPr>
+        <w:t xml:space="preserve"> </w:t>
+      </w:r>
+      <w:r>
+        <w:rPr>
+          <w:rFonts w:ascii="Times New Roman" w:hAnsi="Times New Roman"/>
+          <w:sz w:val="24"/>
+          <w:u w:val="single"/>
+        </w:rPr>
+        <w:t>Ізра́їля</w:t>
+      </w:r>
+      <w:r>
+        <w:rPr>
+          <w:rFonts w:ascii="Times New Roman" w:hAnsi="Times New Roman"/>
+          <w:sz w:val="24"/>
+          <w:u w:val="single"/>
+        </w:rPr>
+        <w:t xml:space="preserve"> </w:t>
+      </w:r>
+      <w:r>
+        <w:rPr>
+          <w:rFonts w:ascii="Times New Roman" w:hAnsi="Times New Roman"/>
+          <w:sz w:val="24"/>
+          <w:u w:val="single"/>
+        </w:rPr>
+        <w:t>від</w:t>
+      </w:r>
+      <w:r>
+        <w:rPr>
+          <w:rFonts w:ascii="Times New Roman" w:hAnsi="Times New Roman"/>
+          <w:sz w:val="24"/>
+          <w:u w:val="single"/>
+        </w:rPr>
+        <w:t xml:space="preserve"> </w:t>
+      </w:r>
+      <w:r>
+        <w:rPr>
+          <w:rFonts w:ascii="Times New Roman" w:hAnsi="Times New Roman"/>
+          <w:sz w:val="24"/>
+          <w:u w:val="single"/>
+        </w:rPr>
+        <w:t>усьо́го</w:t>
+      </w:r>
+      <w:r>
+        <w:rPr>
+          <w:rFonts w:ascii="Times New Roman" w:hAnsi="Times New Roman"/>
+          <w:sz w:val="24"/>
+          <w:u w:val="single"/>
+        </w:rPr>
+        <w:t xml:space="preserve"> </w:t>
+      </w:r>
+      <w:r>
+        <w:rPr>
+          <w:rFonts w:ascii="Times New Roman" w:hAnsi="Times New Roman"/>
+          <w:sz w:val="24"/>
+          <w:u w:val="single"/>
+        </w:rPr>
+        <w:t>беззако́ння</w:t>
+      </w:r>
+      <w:r>
+        <w:rPr>
+          <w:rFonts w:ascii="Times New Roman" w:hAnsi="Times New Roman"/>
+          <w:sz w:val="24"/>
+          <w:u w:val="single"/>
+        </w:rPr>
+        <w:t xml:space="preserve"> </w:t>
+      </w:r>
+      <w:r>
+        <w:rPr>
+          <w:rFonts w:ascii="Times New Roman" w:hAnsi="Times New Roman"/>
+          <w:sz w:val="24"/>
+          <w:u w:val="single"/>
+        </w:rPr>
+        <w:t>його́.</w:t>
       </w:r>
     </w:p>
     <w:p>
@@ -3652,45 +4532,145 @@
     </w:p>
     <w:p>
       <w:pPr>
-        <w:spacing w:after="120" w:lineRule="auto"/>
-        <w:jc w:val="both"/>
-        <w:rPr>
-          <w:rFonts w:ascii="Times New Roman" w:cs="Times New Roman" w:eastAsia="Times New Roman" w:hAnsi="Times New Roman"/>
-          <w:sz w:val="24"/>
-          <w:szCs w:val="24"/>
+        <w:spacing w:after="120"/>
+        <w:jc w:val="both"/>
+      </w:pPr>
+      <w:r>
+        <w:rPr>
+          <w:rFonts w:ascii="Times New Roman" w:hAnsi="Times New Roman"/>
+          <w:i/>
+          <w:color w:val="FF0000"/>
+          <w:sz w:val="24"/>
+        </w:rPr>
+        <w:t>Стих:</w:t>
+      </w:r>
+      <w:r>
+        <w:rPr>
+          <w:rFonts w:ascii="Times New Roman" w:hAnsi="Times New Roman"/>
+          <w:i/>
+          <w:sz w:val="24"/>
+        </w:rPr>
+        <w:t xml:space="preserve"> </w:t>
+      </w:r>
+      <w:r>
+        <w:rPr>
+          <w:rFonts w:ascii="Times New Roman" w:hAnsi="Times New Roman"/>
+          <w:sz w:val="24"/>
           <w:u w:val="single"/>
         </w:rPr>
-      </w:pPr>
-      <w:r>
-        <w:rPr>
-          <w:rFonts w:ascii="Times New Roman" w:cs="Times New Roman" w:eastAsia="Times New Roman" w:hAnsi="Times New Roman"/>
-          <w:i w:val="1"/>
-          <w:color w:val="ff0000"/>
-          <w:sz w:val="24"/>
-          <w:szCs w:val="24"/>
-          <w:rtl w:val="0"/>
-        </w:rPr>
-        <w:t xml:space="preserve">Стих:</w:t>
-      </w:r>
-      <w:r>
-        <w:rPr>
-          <w:rFonts w:ascii="Times New Roman" w:cs="Times New Roman" w:eastAsia="Times New Roman" w:hAnsi="Times New Roman"/>
-          <w:i w:val="1"/>
-          <w:sz w:val="24"/>
-          <w:szCs w:val="24"/>
-          <w:rtl w:val="0"/>
-        </w:rPr>
-        <w:t xml:space="preserve"> </w:t>
-      </w:r>
-      <w:r>
-        <w:rPr>
-          <w:rFonts w:ascii="Times New Roman" w:cs="Times New Roman" w:eastAsia="Times New Roman" w:hAnsi="Times New Roman"/>
-          <w:sz w:val="24"/>
-          <w:szCs w:val="24"/>
+        <w:t>Хвалі́те</w:t>
+      </w:r>
+      <w:r>
+        <w:rPr>
+          <w:rFonts w:ascii="Times New Roman" w:hAnsi="Times New Roman"/>
+          <w:sz w:val="24"/>
           <w:u w:val="single"/>
-          <w:rtl w:val="0"/>
-        </w:rPr>
-        <w:t xml:space="preserve">Хваліте Господа всі народи!* Прославляйте його всі люди!</w:t>
+        </w:rPr>
+        <w:t xml:space="preserve"> </w:t>
+      </w:r>
+      <w:r>
+        <w:rPr>
+          <w:rFonts w:ascii="Times New Roman" w:hAnsi="Times New Roman"/>
+          <w:sz w:val="24"/>
+          <w:u w:val="single"/>
+        </w:rPr>
+        <w:t>Го́спода</w:t>
+      </w:r>
+      <w:r>
+        <w:rPr>
+          <w:rFonts w:ascii="Times New Roman" w:hAnsi="Times New Roman"/>
+          <w:sz w:val="24"/>
+          <w:u w:val="single"/>
+        </w:rPr>
+        <w:t xml:space="preserve"> </w:t>
+      </w:r>
+      <w:r>
+        <w:rPr>
+          <w:rFonts w:ascii="Times New Roman" w:hAnsi="Times New Roman"/>
+          <w:sz w:val="24"/>
+          <w:u w:val="single"/>
+        </w:rPr>
+        <w:t>всі</w:t>
+      </w:r>
+      <w:r>
+        <w:rPr>
+          <w:rFonts w:ascii="Times New Roman" w:hAnsi="Times New Roman"/>
+          <w:sz w:val="24"/>
+          <w:u w:val="single"/>
+        </w:rPr>
+        <w:t xml:space="preserve"> </w:t>
+      </w:r>
+      <w:r>
+        <w:rPr>
+          <w:rFonts w:ascii="Times New Roman" w:hAnsi="Times New Roman"/>
+          <w:sz w:val="24"/>
+          <w:u w:val="single"/>
+        </w:rPr>
+        <w:t>наро́ди!*</w:t>
+      </w:r>
+      <w:r>
+        <w:rPr>
+          <w:rFonts w:ascii="Times New Roman" w:hAnsi="Times New Roman"/>
+          <w:sz w:val="24"/>
+          <w:u w:val="single"/>
+        </w:rPr>
+        <w:t xml:space="preserve"> </w:t>
+      </w:r>
+      <w:r>
+        <w:rPr>
+          <w:rFonts w:ascii="Times New Roman" w:hAnsi="Times New Roman"/>
+          <w:sz w:val="24"/>
+          <w:u w:val="single"/>
+        </w:rPr>
+        <w:t>Прославля́йте</w:t>
+      </w:r>
+      <w:r>
+        <w:rPr>
+          <w:rFonts w:ascii="Times New Roman" w:hAnsi="Times New Roman"/>
+          <w:sz w:val="24"/>
+          <w:u w:val="single"/>
+        </w:rPr>
+        <w:t xml:space="preserve"> </w:t>
+      </w:r>
+      <w:r>
+        <w:rPr>
+          <w:rFonts w:ascii="Times New Roman" w:hAnsi="Times New Roman"/>
+          <w:sz w:val="24"/>
+          <w:u w:val="single"/>
+        </w:rPr>
+        <w:t>Його́</w:t>
+      </w:r>
+      <w:r>
+        <w:rPr>
+          <w:rFonts w:ascii="Times New Roman" w:hAnsi="Times New Roman"/>
+          <w:sz w:val="24"/>
+          <w:u w:val="single"/>
+        </w:rPr>
+        <w:t xml:space="preserve"> </w:t>
+      </w:r>
+      <w:r>
+        <w:rPr>
+          <w:rFonts w:ascii="Times New Roman" w:hAnsi="Times New Roman"/>
+          <w:sz w:val="24"/>
+          <w:u w:val="single"/>
+        </w:rPr>
+        <w:t>всі</w:t>
+      </w:r>
+      <w:r>
+        <w:rPr>
+          <w:rFonts w:ascii="Times New Roman" w:hAnsi="Times New Roman"/>
+          <w:sz w:val="24"/>
+          <w:u w:val="single"/>
+        </w:rPr>
+        <w:t xml:space="preserve"> </w:t>
+      </w:r>
+      <w:r>
+        <w:rPr>
+          <w:rFonts w:ascii="Times New Roman" w:hAnsi="Times New Roman"/>
+          <w:sz w:val="24"/>
+          <w:u w:val="single"/>
+        </w:rPr>
+        <w:t>лю́ди!</w:t>
       </w:r>
     </w:p>
     <w:p>
@@ -3715,45 +4695,177 @@
     </w:p>
     <w:p>
       <w:pPr>
-        <w:spacing w:after="120" w:lineRule="auto"/>
-        <w:jc w:val="both"/>
-        <w:rPr>
-          <w:rFonts w:ascii="Times New Roman" w:cs="Times New Roman" w:eastAsia="Times New Roman" w:hAnsi="Times New Roman"/>
-          <w:sz w:val="24"/>
-          <w:szCs w:val="24"/>
+        <w:spacing w:after="120"/>
+        <w:jc w:val="both"/>
+      </w:pPr>
+      <w:r>
+        <w:rPr>
+          <w:rFonts w:ascii="Times New Roman" w:hAnsi="Times New Roman"/>
+          <w:i/>
+          <w:color w:val="FF0000"/>
+          <w:sz w:val="24"/>
+        </w:rPr>
+        <w:t>Стих:</w:t>
+      </w:r>
+      <w:r>
+        <w:rPr>
+          <w:rFonts w:ascii="Times New Roman" w:hAnsi="Times New Roman"/>
+          <w:i/>
+          <w:sz w:val="24"/>
+        </w:rPr>
+        <w:t xml:space="preserve"> </w:t>
+      </w:r>
+      <w:r>
+        <w:rPr>
+          <w:rFonts w:ascii="Times New Roman" w:hAnsi="Times New Roman"/>
+          <w:sz w:val="24"/>
           <w:u w:val="single"/>
         </w:rPr>
-      </w:pPr>
-      <w:r>
-        <w:rPr>
-          <w:rFonts w:ascii="Times New Roman" w:cs="Times New Roman" w:eastAsia="Times New Roman" w:hAnsi="Times New Roman"/>
-          <w:i w:val="1"/>
-          <w:color w:val="ff0000"/>
-          <w:sz w:val="24"/>
-          <w:szCs w:val="24"/>
-          <w:rtl w:val="0"/>
-        </w:rPr>
-        <w:t xml:space="preserve">Стих:</w:t>
-      </w:r>
-      <w:r>
-        <w:rPr>
-          <w:rFonts w:ascii="Times New Roman" w:cs="Times New Roman" w:eastAsia="Times New Roman" w:hAnsi="Times New Roman"/>
-          <w:i w:val="1"/>
-          <w:sz w:val="24"/>
-          <w:szCs w:val="24"/>
-          <w:rtl w:val="0"/>
-        </w:rPr>
-        <w:t xml:space="preserve"> </w:t>
-      </w:r>
-      <w:r>
-        <w:rPr>
-          <w:rFonts w:ascii="Times New Roman" w:cs="Times New Roman" w:eastAsia="Times New Roman" w:hAnsi="Times New Roman"/>
-          <w:sz w:val="24"/>
-          <w:szCs w:val="24"/>
+        <w:t>Вели́ке</w:t>
+      </w:r>
+      <w:r>
+        <w:rPr>
+          <w:rFonts w:ascii="Times New Roman" w:hAnsi="Times New Roman"/>
+          <w:sz w:val="24"/>
           <w:u w:val="single"/>
-          <w:rtl w:val="0"/>
-        </w:rPr>
-        <w:t xml:space="preserve">Велике бо до нас його милосердя, і вірність Господа повіки.</w:t>
+        </w:rPr>
+        <w:t xml:space="preserve"> </w:t>
+      </w:r>
+      <w:r>
+        <w:rPr>
+          <w:rFonts w:ascii="Times New Roman" w:hAnsi="Times New Roman"/>
+          <w:sz w:val="24"/>
+          <w:u w:val="single"/>
+        </w:rPr>
+        <w:t>бо</w:t>
+      </w:r>
+      <w:r>
+        <w:rPr>
+          <w:rFonts w:ascii="Times New Roman" w:hAnsi="Times New Roman"/>
+          <w:sz w:val="24"/>
+          <w:u w:val="single"/>
+        </w:rPr>
+        <w:t xml:space="preserve"> </w:t>
+      </w:r>
+      <w:r>
+        <w:rPr>
+          <w:rFonts w:ascii="Times New Roman" w:hAnsi="Times New Roman"/>
+          <w:sz w:val="24"/>
+          <w:u w:val="single"/>
+        </w:rPr>
+        <w:t>до</w:t>
+      </w:r>
+      <w:r>
+        <w:rPr>
+          <w:rFonts w:ascii="Times New Roman" w:hAnsi="Times New Roman"/>
+          <w:sz w:val="24"/>
+          <w:u w:val="single"/>
+        </w:rPr>
+        <w:t xml:space="preserve"> </w:t>
+      </w:r>
+      <w:r>
+        <w:rPr>
+          <w:rFonts w:ascii="Times New Roman" w:hAnsi="Times New Roman"/>
+          <w:sz w:val="24"/>
+          <w:u w:val="single"/>
+        </w:rPr>
+        <w:t>нас</w:t>
+      </w:r>
+      <w:r>
+        <w:rPr>
+          <w:rFonts w:ascii="Times New Roman" w:hAnsi="Times New Roman"/>
+          <w:sz w:val="24"/>
+          <w:u w:val="single"/>
+        </w:rPr>
+        <w:t xml:space="preserve"> </w:t>
+      </w:r>
+      <w:r>
+        <w:rPr>
+          <w:rFonts w:ascii="Times New Roman" w:hAnsi="Times New Roman"/>
+          <w:sz w:val="24"/>
+          <w:u w:val="single"/>
+        </w:rPr>
+        <w:t>Його́</w:t>
+      </w:r>
+      <w:r>
+        <w:rPr>
+          <w:rFonts w:ascii="Times New Roman" w:hAnsi="Times New Roman"/>
+          <w:sz w:val="24"/>
+          <w:u w:val="single"/>
+        </w:rPr>
+        <w:t xml:space="preserve"> </w:t>
+      </w:r>
+      <w:r>
+        <w:rPr>
+          <w:rFonts w:ascii="Times New Roman" w:hAnsi="Times New Roman"/>
+          <w:sz w:val="24"/>
+          <w:u w:val="single"/>
+        </w:rPr>
+        <w:t>милосе́рдя,*</w:t>
+      </w:r>
+      <w:r>
+        <w:rPr>
+          <w:rFonts w:ascii="Times New Roman" w:hAnsi="Times New Roman"/>
+          <w:sz w:val="24"/>
+          <w:u w:val="single"/>
+        </w:rPr>
+        <w:t xml:space="preserve"> </w:t>
+      </w:r>
+      <w:r>
+        <w:rPr>
+          <w:rFonts w:ascii="Times New Roman" w:hAnsi="Times New Roman"/>
+          <w:sz w:val="24"/>
+          <w:u w:val="single"/>
+        </w:rPr>
+        <w:t>і</w:t>
+      </w:r>
+      <w:r>
+        <w:rPr>
+          <w:rFonts w:ascii="Times New Roman" w:hAnsi="Times New Roman"/>
+          <w:sz w:val="24"/>
+          <w:u w:val="single"/>
+        </w:rPr>
+        <w:t xml:space="preserve"> </w:t>
+      </w:r>
+      <w:r>
+        <w:rPr>
+          <w:rFonts w:ascii="Times New Roman" w:hAnsi="Times New Roman"/>
+          <w:sz w:val="24"/>
+          <w:u w:val="single"/>
+        </w:rPr>
+        <w:t>ві́рність</w:t>
+      </w:r>
+      <w:r>
+        <w:rPr>
+          <w:rFonts w:ascii="Times New Roman" w:hAnsi="Times New Roman"/>
+          <w:sz w:val="24"/>
+          <w:u w:val="single"/>
+        </w:rPr>
+        <w:t xml:space="preserve"> </w:t>
+      </w:r>
+      <w:r>
+        <w:rPr>
+          <w:rFonts w:ascii="Times New Roman" w:hAnsi="Times New Roman"/>
+          <w:sz w:val="24"/>
+          <w:u w:val="single"/>
+        </w:rPr>
+        <w:t>Го́спода</w:t>
+      </w:r>
+      <w:r>
+        <w:rPr>
+          <w:rFonts w:ascii="Times New Roman" w:hAnsi="Times New Roman"/>
+          <w:sz w:val="24"/>
+          <w:u w:val="single"/>
+        </w:rPr>
+        <w:t xml:space="preserve"> </w:t>
+      </w:r>
+      <w:r>
+        <w:rPr>
+          <w:rFonts w:ascii="Times New Roman" w:hAnsi="Times New Roman"/>
+          <w:sz w:val="24"/>
+          <w:u w:val="single"/>
+        </w:rPr>
+        <w:t>пові́ки.</w:t>
       </w:r>
     </w:p>
     <w:p>
@@ -3833,7 +4945,7 @@
           <w:szCs w:val="24"/>
           <w:rtl w:val="0"/>
         </w:rPr>
-        <w:t xml:space="preserve">(г. 2):</w:t>
+        <w:t>(г. 2):</w:t>
       </w:r>
       <w:r>
         <w:rPr>
@@ -3934,33 +5046,661 @@
     </w:p>
     <w:p>
       <w:pPr>
-        <w:spacing w:after="120" w:lineRule="auto"/>
-        <w:jc w:val="both"/>
-        <w:rPr>
-          <w:rFonts w:ascii="Times New Roman" w:cs="Times New Roman" w:eastAsia="Times New Roman" w:hAnsi="Times New Roman"/>
-          <w:sz w:val="24"/>
-          <w:szCs w:val="24"/>
-        </w:rPr>
-      </w:pPr>
-      <w:r>
-        <w:rPr>
-          <w:rFonts w:ascii="Times New Roman" w:cs="Times New Roman" w:eastAsia="Times New Roman" w:hAnsi="Times New Roman"/>
-          <w:i w:val="1"/>
-          <w:color w:val="ff0000"/>
-          <w:sz w:val="24"/>
-          <w:szCs w:val="24"/>
-          <w:rtl w:val="0"/>
-        </w:rPr>
-        <w:t xml:space="preserve">Вірні:</w:t>
-      </w:r>
-      <w:r>
-        <w:rPr>
-          <w:rFonts w:ascii="Times New Roman" w:cs="Times New Roman" w:eastAsia="Times New Roman" w:hAnsi="Times New Roman"/>
-          <w:sz w:val="24"/>
-          <w:szCs w:val="24"/>
-          <w:rtl w:val="0"/>
-        </w:rPr>
-        <w:t xml:space="preserve"> Світло тихе святої слави, безсмертного Отця небесного, святого, блаженного, Ісусе Христе! Доживши до заходу сонця, бачивши світло вечірнє, славимо Отця, і Сина, і Святого Духа – Бога. Достойно є повсякчас прославляти тебе голосами побожними, Сину Божий, що життя даєш усьому світу; тому світ увесь славить тебе.</w:t>
+        <w:spacing w:after="120"/>
+      </w:pPr>
+      <w:r>
+        <w:rPr>
+          <w:rFonts w:ascii="Times New Roman" w:hAnsi="Times New Roman"/>
+          <w:i/>
+          <w:color w:val="FF0000"/>
+          <w:sz w:val="24"/>
+        </w:rPr>
+        <w:t>Вірні:</w:t>
+      </w:r>
+      <w:r>
+        <w:rPr>
+          <w:rFonts w:ascii="Times New Roman" w:hAnsi="Times New Roman"/>
+          <w:color w:val="FF0000"/>
+          <w:sz w:val="24"/>
+        </w:rPr>
+        <w:t xml:space="preserve"> </w:t>
+      </w:r>
+      <w:r>
+        <w:rPr>
+          <w:rFonts w:ascii="Times New Roman" w:hAnsi="Times New Roman"/>
+          <w:sz w:val="24"/>
+        </w:rPr>
+        <w:t>Сві́тло</w:t>
+      </w:r>
+      <w:r>
+        <w:rPr>
+          <w:rFonts w:ascii="Times New Roman" w:hAnsi="Times New Roman"/>
+          <w:sz w:val="24"/>
+        </w:rPr>
+        <w:t xml:space="preserve"> </w:t>
+      </w:r>
+      <w:r>
+        <w:rPr>
+          <w:rFonts w:ascii="Times New Roman" w:hAnsi="Times New Roman"/>
+          <w:sz w:val="24"/>
+        </w:rPr>
+        <w:t>ти́хе</w:t>
+      </w:r>
+      <w:r>
+        <w:rPr>
+          <w:rFonts w:ascii="Times New Roman" w:hAnsi="Times New Roman"/>
+          <w:sz w:val="24"/>
+        </w:rPr>
+        <w:t xml:space="preserve"> </w:t>
+      </w:r>
+      <w:r>
+        <w:rPr>
+          <w:rFonts w:ascii="Times New Roman" w:hAnsi="Times New Roman"/>
+          <w:sz w:val="24"/>
+        </w:rPr>
+        <w:t>свято́ї</w:t>
+      </w:r>
+      <w:r>
+        <w:rPr>
+          <w:rFonts w:ascii="Times New Roman" w:hAnsi="Times New Roman"/>
+          <w:sz w:val="24"/>
+        </w:rPr>
+        <w:t xml:space="preserve"> </w:t>
+      </w:r>
+      <w:r>
+        <w:rPr>
+          <w:rFonts w:ascii="Times New Roman" w:hAnsi="Times New Roman"/>
+          <w:sz w:val="24"/>
+        </w:rPr>
+        <w:t>сла́ви</w:t>
+      </w:r>
+      <w:r>
+        <w:rPr>
+          <w:rFonts w:ascii="Times New Roman" w:hAnsi="Times New Roman"/>
+          <w:sz w:val="24"/>
+        </w:rPr>
+        <w:t xml:space="preserve"> </w:t>
+      </w:r>
+      <w:r>
+        <w:rPr>
+          <w:rFonts w:ascii="Times New Roman" w:hAnsi="Times New Roman"/>
+          <w:sz w:val="24"/>
+        </w:rPr>
+        <w:t>безсме́ртного</w:t>
+      </w:r>
+      <w:r>
+        <w:rPr>
+          <w:rFonts w:ascii="Times New Roman" w:hAnsi="Times New Roman"/>
+          <w:sz w:val="24"/>
+        </w:rPr>
+        <w:t xml:space="preserve"> </w:t>
+      </w:r>
+      <w:r>
+        <w:rPr>
+          <w:rFonts w:ascii="Times New Roman" w:hAnsi="Times New Roman"/>
+          <w:sz w:val="24"/>
+        </w:rPr>
+        <w:t>Отця́</w:t>
+      </w:r>
+      <w:r>
+        <w:rPr>
+          <w:rFonts w:ascii="Times New Roman" w:hAnsi="Times New Roman"/>
+          <w:sz w:val="24"/>
+        </w:rPr>
+        <w:t xml:space="preserve"> </w:t>
+      </w:r>
+      <w:r>
+        <w:rPr>
+          <w:rFonts w:ascii="Times New Roman" w:hAnsi="Times New Roman"/>
+          <w:sz w:val="24"/>
+        </w:rPr>
+        <w:t>небе́сного,</w:t>
+      </w:r>
+      <w:r>
+        <w:rPr>
+          <w:rFonts w:ascii="Times New Roman" w:hAnsi="Times New Roman"/>
+          <w:sz w:val="24"/>
+        </w:rPr>
+        <w:t xml:space="preserve"> </w:t>
+      </w:r>
+      <w:r>
+        <w:rPr>
+          <w:rFonts w:ascii="Times New Roman" w:hAnsi="Times New Roman"/>
+          <w:sz w:val="24"/>
+        </w:rPr>
+        <w:t>свято́го,</w:t>
+      </w:r>
+      <w:r>
+        <w:rPr>
+          <w:rFonts w:ascii="Times New Roman" w:hAnsi="Times New Roman"/>
+          <w:sz w:val="24"/>
+        </w:rPr>
+        <w:t xml:space="preserve"> </w:t>
+      </w:r>
+      <w:r>
+        <w:rPr>
+          <w:rFonts w:ascii="Times New Roman" w:hAnsi="Times New Roman"/>
+          <w:sz w:val="24"/>
+        </w:rPr>
+        <w:t>блаже́нного,</w:t>
+      </w:r>
+      <w:r>
+        <w:rPr>
+          <w:rFonts w:ascii="Times New Roman" w:hAnsi="Times New Roman"/>
+          <w:sz w:val="24"/>
+        </w:rPr>
+        <w:t xml:space="preserve"> </w:t>
+      </w:r>
+      <w:r>
+        <w:rPr>
+          <w:rFonts w:ascii="Times New Roman" w:hAnsi="Times New Roman"/>
+          <w:sz w:val="24"/>
+        </w:rPr>
+        <w:t>Ісу́се</w:t>
+      </w:r>
+      <w:r>
+        <w:rPr>
+          <w:rFonts w:ascii="Times New Roman" w:hAnsi="Times New Roman"/>
+          <w:sz w:val="24"/>
+        </w:rPr>
+        <w:t xml:space="preserve"> </w:t>
+      </w:r>
+      <w:r>
+        <w:rPr>
+          <w:rFonts w:ascii="Times New Roman" w:hAnsi="Times New Roman"/>
+          <w:sz w:val="24"/>
+        </w:rPr>
+        <w:t>Хри́сте,</w:t>
+      </w:r>
+      <w:r>
+        <w:rPr>
+          <w:rFonts w:ascii="Times New Roman" w:hAnsi="Times New Roman"/>
+          <w:sz w:val="24"/>
+        </w:rPr>
+        <w:t xml:space="preserve"> </w:t>
+      </w:r>
+      <w:r>
+        <w:rPr>
+          <w:rFonts w:ascii="Times New Roman" w:hAnsi="Times New Roman"/>
+          <w:sz w:val="24"/>
+        </w:rPr>
+        <w:t>дожи́вши</w:t>
+      </w:r>
+      <w:r>
+        <w:rPr>
+          <w:rFonts w:ascii="Times New Roman" w:hAnsi="Times New Roman"/>
+          <w:sz w:val="24"/>
+        </w:rPr>
+        <w:t xml:space="preserve"> </w:t>
+      </w:r>
+      <w:r>
+        <w:rPr>
+          <w:rFonts w:ascii="Times New Roman" w:hAnsi="Times New Roman"/>
+          <w:sz w:val="24"/>
+        </w:rPr>
+        <w:t>до</w:t>
+      </w:r>
+      <w:r>
+        <w:rPr>
+          <w:rFonts w:ascii="Times New Roman" w:hAnsi="Times New Roman"/>
+          <w:sz w:val="24"/>
+        </w:rPr>
+        <w:t xml:space="preserve"> </w:t>
+      </w:r>
+      <w:r>
+        <w:rPr>
+          <w:rFonts w:ascii="Times New Roman" w:hAnsi="Times New Roman"/>
+          <w:sz w:val="24"/>
+        </w:rPr>
+        <w:t>за́ходу</w:t>
+      </w:r>
+      <w:r>
+        <w:rPr>
+          <w:rFonts w:ascii="Times New Roman" w:hAnsi="Times New Roman"/>
+          <w:sz w:val="24"/>
+        </w:rPr>
+        <w:t xml:space="preserve"> </w:t>
+      </w:r>
+      <w:r>
+        <w:rPr>
+          <w:rFonts w:ascii="Times New Roman" w:hAnsi="Times New Roman"/>
+          <w:sz w:val="24"/>
+        </w:rPr>
+        <w:t>со́нця,</w:t>
+      </w:r>
+      <w:r>
+        <w:rPr>
+          <w:rFonts w:ascii="Times New Roman" w:hAnsi="Times New Roman"/>
+          <w:sz w:val="24"/>
+        </w:rPr>
+        <w:t xml:space="preserve"> </w:t>
+      </w:r>
+      <w:r>
+        <w:rPr>
+          <w:rFonts w:ascii="Times New Roman" w:hAnsi="Times New Roman"/>
+          <w:sz w:val="24"/>
+        </w:rPr>
+        <w:t>поба́чивши</w:t>
+      </w:r>
+      <w:r>
+        <w:rPr>
+          <w:rFonts w:ascii="Times New Roman" w:hAnsi="Times New Roman"/>
+          <w:sz w:val="24"/>
+        </w:rPr>
+        <w:t xml:space="preserve"> </w:t>
+      </w:r>
+      <w:r>
+        <w:rPr>
+          <w:rFonts w:ascii="Times New Roman" w:hAnsi="Times New Roman"/>
+          <w:sz w:val="24"/>
+        </w:rPr>
+        <w:t>сві́тло</w:t>
+      </w:r>
+      <w:r>
+        <w:rPr>
+          <w:rFonts w:ascii="Times New Roman" w:hAnsi="Times New Roman"/>
+          <w:sz w:val="24"/>
+        </w:rPr>
+        <w:t xml:space="preserve"> </w:t>
+      </w:r>
+      <w:r>
+        <w:rPr>
+          <w:rFonts w:ascii="Times New Roman" w:hAnsi="Times New Roman"/>
+          <w:sz w:val="24"/>
+        </w:rPr>
+        <w:t>вечі́рнє,</w:t>
+      </w:r>
+      <w:r>
+        <w:rPr>
+          <w:rFonts w:ascii="Times New Roman" w:hAnsi="Times New Roman"/>
+          <w:sz w:val="24"/>
+        </w:rPr>
+        <w:t xml:space="preserve"> </w:t>
+      </w:r>
+      <w:r>
+        <w:rPr>
+          <w:rFonts w:ascii="Times New Roman" w:hAnsi="Times New Roman"/>
+          <w:sz w:val="24"/>
+        </w:rPr>
+        <w:t>сла́вимо</w:t>
+      </w:r>
+      <w:r>
+        <w:rPr>
+          <w:rFonts w:ascii="Times New Roman" w:hAnsi="Times New Roman"/>
+          <w:sz w:val="24"/>
+        </w:rPr>
+        <w:t xml:space="preserve"> </w:t>
+      </w:r>
+      <w:r>
+        <w:rPr>
+          <w:rFonts w:ascii="Times New Roman" w:hAnsi="Times New Roman"/>
+          <w:sz w:val="24"/>
+        </w:rPr>
+        <w:t>Отця́,</w:t>
+      </w:r>
+      <w:r>
+        <w:rPr>
+          <w:rFonts w:ascii="Times New Roman" w:hAnsi="Times New Roman"/>
+          <w:sz w:val="24"/>
+        </w:rPr>
+        <w:t xml:space="preserve"> </w:t>
+      </w:r>
+      <w:r>
+        <w:rPr>
+          <w:rFonts w:ascii="Times New Roman" w:hAnsi="Times New Roman"/>
+          <w:sz w:val="24"/>
+        </w:rPr>
+        <w:t>і</w:t>
+      </w:r>
+      <w:r>
+        <w:rPr>
+          <w:rFonts w:ascii="Times New Roman" w:hAnsi="Times New Roman"/>
+          <w:sz w:val="24"/>
+        </w:rPr>
+        <w:t xml:space="preserve"> </w:t>
+      </w:r>
+      <w:r>
+        <w:rPr>
+          <w:rFonts w:ascii="Times New Roman" w:hAnsi="Times New Roman"/>
+          <w:sz w:val="24"/>
+        </w:rPr>
+        <w:t>Си́на,</w:t>
+      </w:r>
+      <w:r>
+        <w:rPr>
+          <w:rFonts w:ascii="Times New Roman" w:hAnsi="Times New Roman"/>
+          <w:sz w:val="24"/>
+        </w:rPr>
+        <w:t xml:space="preserve"> </w:t>
+      </w:r>
+      <w:r>
+        <w:rPr>
+          <w:rFonts w:ascii="Times New Roman" w:hAnsi="Times New Roman"/>
+          <w:sz w:val="24"/>
+        </w:rPr>
+        <w:t>і</w:t>
+      </w:r>
+      <w:r>
+        <w:rPr>
+          <w:rFonts w:ascii="Times New Roman" w:hAnsi="Times New Roman"/>
+          <w:sz w:val="24"/>
+        </w:rPr>
+        <w:t xml:space="preserve"> </w:t>
+      </w:r>
+      <w:r>
+        <w:rPr>
+          <w:rFonts w:ascii="Times New Roman" w:hAnsi="Times New Roman"/>
+          <w:sz w:val="24"/>
+        </w:rPr>
+        <w:t>Свято́го</w:t>
+      </w:r>
+      <w:r>
+        <w:rPr>
+          <w:rFonts w:ascii="Times New Roman" w:hAnsi="Times New Roman"/>
+          <w:sz w:val="24"/>
+        </w:rPr>
+        <w:t xml:space="preserve"> </w:t>
+      </w:r>
+      <w:r>
+        <w:rPr>
+          <w:rFonts w:ascii="Times New Roman" w:hAnsi="Times New Roman"/>
+          <w:sz w:val="24"/>
+        </w:rPr>
+        <w:t>Ду́ха</w:t>
+      </w:r>
+      <w:r>
+        <w:rPr>
+          <w:rFonts w:ascii="Times New Roman" w:hAnsi="Times New Roman"/>
+          <w:sz w:val="24"/>
+        </w:rPr>
+        <w:t xml:space="preserve"> </w:t>
+      </w:r>
+      <w:r>
+        <w:rPr>
+          <w:rFonts w:ascii="Times New Roman" w:hAnsi="Times New Roman"/>
+          <w:sz w:val="24"/>
+        </w:rPr>
+        <w:t>–</w:t>
+      </w:r>
+      <w:r>
+        <w:rPr>
+          <w:rFonts w:ascii="Times New Roman" w:hAnsi="Times New Roman"/>
+          <w:sz w:val="24"/>
+        </w:rPr>
+        <w:t xml:space="preserve"> </w:t>
+      </w:r>
+      <w:r>
+        <w:rPr>
+          <w:rFonts w:ascii="Times New Roman" w:hAnsi="Times New Roman"/>
+          <w:sz w:val="24"/>
+        </w:rPr>
+        <w:t>Бо́га.</w:t>
+      </w:r>
+      <w:r>
+        <w:rPr>
+          <w:rFonts w:ascii="Times New Roman" w:hAnsi="Times New Roman"/>
+          <w:sz w:val="24"/>
+        </w:rPr>
+        <w:t xml:space="preserve"> </w:t>
+      </w:r>
+      <w:r>
+        <w:rPr>
+          <w:rFonts w:ascii="Times New Roman" w:hAnsi="Times New Roman"/>
+          <w:sz w:val="24"/>
+        </w:rPr>
+        <w:t>Досто́йно</w:t>
+      </w:r>
+      <w:r>
+        <w:rPr>
+          <w:rFonts w:ascii="Times New Roman" w:hAnsi="Times New Roman"/>
+          <w:sz w:val="24"/>
+        </w:rPr>
+        <w:t xml:space="preserve"> </w:t>
+      </w:r>
+      <w:r>
+        <w:rPr>
+          <w:rFonts w:ascii="Times New Roman" w:hAnsi="Times New Roman"/>
+          <w:sz w:val="24"/>
+        </w:rPr>
+        <w:t>є</w:t>
+      </w:r>
+      <w:r>
+        <w:rPr>
+          <w:rFonts w:ascii="Times New Roman" w:hAnsi="Times New Roman"/>
+          <w:sz w:val="24"/>
+        </w:rPr>
+        <w:t xml:space="preserve"> </w:t>
+      </w:r>
+      <w:r>
+        <w:rPr>
+          <w:rFonts w:ascii="Times New Roman" w:hAnsi="Times New Roman"/>
+          <w:sz w:val="24"/>
+        </w:rPr>
+        <w:t>повсякча́с</w:t>
+      </w:r>
+      <w:r>
+        <w:rPr>
+          <w:rFonts w:ascii="Times New Roman" w:hAnsi="Times New Roman"/>
+          <w:sz w:val="24"/>
+        </w:rPr>
+        <w:t xml:space="preserve"> </w:t>
+      </w:r>
+      <w:r>
+        <w:rPr>
+          <w:rFonts w:ascii="Times New Roman" w:hAnsi="Times New Roman"/>
+          <w:sz w:val="24"/>
+        </w:rPr>
+        <w:t>прославля́ти</w:t>
+      </w:r>
+      <w:r>
+        <w:rPr>
+          <w:rFonts w:ascii="Times New Roman" w:hAnsi="Times New Roman"/>
+          <w:sz w:val="24"/>
+        </w:rPr>
+        <w:t xml:space="preserve"> </w:t>
+      </w:r>
+      <w:r>
+        <w:rPr>
+          <w:rFonts w:ascii="Times New Roman" w:hAnsi="Times New Roman"/>
+          <w:sz w:val="24"/>
+        </w:rPr>
+        <w:t>Тебе́</w:t>
+      </w:r>
+      <w:r>
+        <w:rPr>
+          <w:rFonts w:ascii="Times New Roman" w:hAnsi="Times New Roman"/>
+          <w:sz w:val="24"/>
+        </w:rPr>
+        <w:t xml:space="preserve"> </w:t>
+      </w:r>
+      <w:r>
+        <w:rPr>
+          <w:rFonts w:ascii="Times New Roman" w:hAnsi="Times New Roman"/>
+          <w:sz w:val="24"/>
+        </w:rPr>
+        <w:t>голоса́ми</w:t>
+      </w:r>
+      <w:r>
+        <w:rPr>
+          <w:rFonts w:ascii="Times New Roman" w:hAnsi="Times New Roman"/>
+          <w:sz w:val="24"/>
+        </w:rPr>
+        <w:t xml:space="preserve"> </w:t>
+      </w:r>
+      <w:r>
+        <w:rPr>
+          <w:rFonts w:ascii="Times New Roman" w:hAnsi="Times New Roman"/>
+          <w:sz w:val="24"/>
+        </w:rPr>
+        <w:t>побо́жними,</w:t>
+      </w:r>
+      <w:r>
+        <w:rPr>
+          <w:rFonts w:ascii="Times New Roman" w:hAnsi="Times New Roman"/>
+          <w:sz w:val="24"/>
+        </w:rPr>
+        <w:t xml:space="preserve"> </w:t>
+      </w:r>
+      <w:r>
+        <w:rPr>
+          <w:rFonts w:ascii="Times New Roman" w:hAnsi="Times New Roman"/>
+          <w:sz w:val="24"/>
+        </w:rPr>
+        <w:t>Си́ну</w:t>
+      </w:r>
+      <w:r>
+        <w:rPr>
+          <w:rFonts w:ascii="Times New Roman" w:hAnsi="Times New Roman"/>
+          <w:sz w:val="24"/>
+        </w:rPr>
+        <w:t xml:space="preserve"> </w:t>
+      </w:r>
+      <w:r>
+        <w:rPr>
+          <w:rFonts w:ascii="Times New Roman" w:hAnsi="Times New Roman"/>
+          <w:sz w:val="24"/>
+        </w:rPr>
+        <w:t>Бо́жий,</w:t>
+      </w:r>
+      <w:r>
+        <w:rPr>
+          <w:rFonts w:ascii="Times New Roman" w:hAnsi="Times New Roman"/>
+          <w:sz w:val="24"/>
+        </w:rPr>
+        <w:t xml:space="preserve"> </w:t>
+      </w:r>
+      <w:r>
+        <w:rPr>
+          <w:rFonts w:ascii="Times New Roman" w:hAnsi="Times New Roman"/>
+          <w:sz w:val="24"/>
+        </w:rPr>
+        <w:t>що</w:t>
+      </w:r>
+      <w:r>
+        <w:rPr>
+          <w:rFonts w:ascii="Times New Roman" w:hAnsi="Times New Roman"/>
+          <w:sz w:val="24"/>
+        </w:rPr>
+        <w:t xml:space="preserve"> </w:t>
+      </w:r>
+      <w:r>
+        <w:rPr>
+          <w:rFonts w:ascii="Times New Roman" w:hAnsi="Times New Roman"/>
+          <w:sz w:val="24"/>
+        </w:rPr>
+        <w:t>життя́</w:t>
+      </w:r>
+      <w:r>
+        <w:rPr>
+          <w:rFonts w:ascii="Times New Roman" w:hAnsi="Times New Roman"/>
+          <w:sz w:val="24"/>
+        </w:rPr>
+        <w:t xml:space="preserve"> </w:t>
+      </w:r>
+      <w:r>
+        <w:rPr>
+          <w:rFonts w:ascii="Times New Roman" w:hAnsi="Times New Roman"/>
+          <w:sz w:val="24"/>
+        </w:rPr>
+        <w:t>дає́ш</w:t>
+      </w:r>
+      <w:r>
+        <w:rPr>
+          <w:rFonts w:ascii="Times New Roman" w:hAnsi="Times New Roman"/>
+          <w:sz w:val="24"/>
+        </w:rPr>
+        <w:t xml:space="preserve"> </w:t>
+      </w:r>
+      <w:r>
+        <w:rPr>
+          <w:rFonts w:ascii="Times New Roman" w:hAnsi="Times New Roman"/>
+          <w:sz w:val="24"/>
+        </w:rPr>
+        <w:t>усьому́</w:t>
+      </w:r>
+      <w:r>
+        <w:rPr>
+          <w:rFonts w:ascii="Times New Roman" w:hAnsi="Times New Roman"/>
+          <w:sz w:val="24"/>
+        </w:rPr>
+        <w:t xml:space="preserve"> </w:t>
+      </w:r>
+      <w:r>
+        <w:rPr>
+          <w:rFonts w:ascii="Times New Roman" w:hAnsi="Times New Roman"/>
+          <w:sz w:val="24"/>
+        </w:rPr>
+        <w:t>сві́ту,</w:t>
+      </w:r>
+      <w:r>
+        <w:rPr>
+          <w:rFonts w:ascii="Times New Roman" w:hAnsi="Times New Roman"/>
+          <w:sz w:val="24"/>
+        </w:rPr>
+        <w:t xml:space="preserve"> </w:t>
+      </w:r>
+      <w:r>
+        <w:rPr>
+          <w:rFonts w:ascii="Times New Roman" w:hAnsi="Times New Roman"/>
+          <w:sz w:val="24"/>
+        </w:rPr>
+        <w:t>тому́</w:t>
+      </w:r>
+      <w:r>
+        <w:rPr>
+          <w:rFonts w:ascii="Times New Roman" w:hAnsi="Times New Roman"/>
+          <w:sz w:val="24"/>
+        </w:rPr>
+        <w:t xml:space="preserve"> </w:t>
+      </w:r>
+      <w:r>
+        <w:rPr>
+          <w:rFonts w:ascii="Times New Roman" w:hAnsi="Times New Roman"/>
+          <w:sz w:val="24"/>
+        </w:rPr>
+        <w:t>світ</w:t>
+      </w:r>
+      <w:r>
+        <w:rPr>
+          <w:rFonts w:ascii="Times New Roman" w:hAnsi="Times New Roman"/>
+          <w:sz w:val="24"/>
+        </w:rPr>
+        <w:t xml:space="preserve"> </w:t>
+      </w:r>
+      <w:r>
+        <w:rPr>
+          <w:rFonts w:ascii="Times New Roman" w:hAnsi="Times New Roman"/>
+          <w:sz w:val="24"/>
+        </w:rPr>
+        <w:t>уве́сь</w:t>
+      </w:r>
+      <w:r>
+        <w:rPr>
+          <w:rFonts w:ascii="Times New Roman" w:hAnsi="Times New Roman"/>
+          <w:sz w:val="24"/>
+        </w:rPr>
+        <w:t xml:space="preserve"> </w:t>
+      </w:r>
+      <w:r>
+        <w:rPr>
+          <w:rFonts w:ascii="Times New Roman" w:hAnsi="Times New Roman"/>
+          <w:sz w:val="24"/>
+        </w:rPr>
+        <w:t>сла́вить</w:t>
+      </w:r>
+      <w:r>
+        <w:rPr>
+          <w:rFonts w:ascii="Times New Roman" w:hAnsi="Times New Roman"/>
+          <w:sz w:val="24"/>
+        </w:rPr>
+        <w:t xml:space="preserve"> </w:t>
+      </w:r>
+      <w:r>
+        <w:rPr>
+          <w:rFonts w:ascii="Times New Roman" w:hAnsi="Times New Roman"/>
+          <w:sz w:val="24"/>
+        </w:rPr>
+        <w:t>Тебе́.</w:t>
       </w:r>
     </w:p>
     <w:p>
@@ -4221,202 +5961,1214 @@
     </w:p>
     <w:p>
       <w:pPr>
-        <w:spacing w:after="120" w:lineRule="auto"/>
-        <w:jc w:val="both"/>
-        <w:rPr>
-          <w:rFonts w:ascii="Times New Roman" w:cs="Times New Roman" w:eastAsia="Times New Roman" w:hAnsi="Times New Roman"/>
-          <w:sz w:val="24"/>
-          <w:szCs w:val="24"/>
-        </w:rPr>
-      </w:pPr>
-      <w:r>
-        <w:rPr>
-          <w:rFonts w:ascii="Times New Roman" w:cs="Times New Roman" w:eastAsia="Times New Roman" w:hAnsi="Times New Roman"/>
-          <w:sz w:val="24"/>
-          <w:szCs w:val="24"/>
-          <w:rtl w:val="0"/>
-        </w:rPr>
-        <w:t xml:space="preserve">Сподоби, Господи, цього вечора* без гріха зберегтися нам.</w:t>
-      </w:r>
-    </w:p>
-    <w:p>
-      <w:pPr>
-        <w:spacing w:after="120" w:lineRule="auto"/>
-        <w:jc w:val="both"/>
-        <w:rPr>
-          <w:rFonts w:ascii="Times New Roman" w:cs="Times New Roman" w:eastAsia="Times New Roman" w:hAnsi="Times New Roman"/>
-          <w:sz w:val="24"/>
-          <w:szCs w:val="24"/>
-        </w:rPr>
-      </w:pPr>
-      <w:r>
-        <w:rPr>
-          <w:rFonts w:ascii="Times New Roman" w:cs="Times New Roman" w:eastAsia="Times New Roman" w:hAnsi="Times New Roman"/>
-          <w:sz w:val="24"/>
-          <w:szCs w:val="24"/>
-          <w:rtl w:val="0"/>
-        </w:rPr>
-        <w:t xml:space="preserve">Благословенний ти, Господи, Боже отців наших,* і хвальне і прославлене ім'я твоє навіки. Амінь.</w:t>
-      </w:r>
-    </w:p>
-    <w:p>
-      <w:pPr>
-        <w:spacing w:after="120" w:lineRule="auto"/>
-        <w:jc w:val="both"/>
-        <w:rPr>
-          <w:rFonts w:ascii="Times New Roman" w:cs="Times New Roman" w:eastAsia="Times New Roman" w:hAnsi="Times New Roman"/>
-          <w:sz w:val="24"/>
-          <w:szCs w:val="24"/>
-        </w:rPr>
-      </w:pPr>
-      <w:r>
-        <w:rPr>
-          <w:rFonts w:ascii="Times New Roman" w:cs="Times New Roman" w:eastAsia="Times New Roman" w:hAnsi="Times New Roman"/>
-          <w:sz w:val="24"/>
-          <w:szCs w:val="24"/>
-          <w:rtl w:val="0"/>
-        </w:rPr>
-        <w:t xml:space="preserve">Нехай буде, Господи, милість твоя на нас,* бо ми надіємось на тебе.</w:t>
-      </w:r>
-    </w:p>
-    <w:p>
-      <w:pPr>
-        <w:spacing w:after="120" w:lineRule="auto"/>
-        <w:jc w:val="both"/>
-        <w:rPr>
-          <w:rFonts w:ascii="Times New Roman" w:cs="Times New Roman" w:eastAsia="Times New Roman" w:hAnsi="Times New Roman"/>
-          <w:sz w:val="24"/>
-          <w:szCs w:val="24"/>
-        </w:rPr>
-      </w:pPr>
-      <w:r>
-        <w:rPr>
-          <w:rFonts w:ascii="Times New Roman" w:cs="Times New Roman" w:eastAsia="Times New Roman" w:hAnsi="Times New Roman"/>
-          <w:sz w:val="24"/>
-          <w:szCs w:val="24"/>
-          <w:rtl w:val="0"/>
-        </w:rPr>
-        <w:t xml:space="preserve">Благословенний ти, Господи,* навчи мене установ твоїх.</w:t>
-      </w:r>
-    </w:p>
-    <w:p>
-      <w:pPr>
-        <w:spacing w:after="120" w:lineRule="auto"/>
-        <w:jc w:val="both"/>
-        <w:rPr>
-          <w:rFonts w:ascii="Times New Roman" w:cs="Times New Roman" w:eastAsia="Times New Roman" w:hAnsi="Times New Roman"/>
-          <w:sz w:val="24"/>
-          <w:szCs w:val="24"/>
-        </w:rPr>
-      </w:pPr>
-      <w:r>
-        <w:rPr>
-          <w:rFonts w:ascii="Times New Roman" w:cs="Times New Roman" w:eastAsia="Times New Roman" w:hAnsi="Times New Roman"/>
-          <w:sz w:val="24"/>
-          <w:szCs w:val="24"/>
-          <w:rtl w:val="0"/>
-        </w:rPr>
-        <w:t xml:space="preserve">Благословенний ти, Владико,* врозуми мене установами твоїми.</w:t>
-      </w:r>
-    </w:p>
-    <w:p>
-      <w:pPr>
-        <w:spacing w:after="120" w:lineRule="auto"/>
-        <w:jc w:val="both"/>
-        <w:rPr>
-          <w:rFonts w:ascii="Times New Roman" w:cs="Times New Roman" w:eastAsia="Times New Roman" w:hAnsi="Times New Roman"/>
-          <w:sz w:val="24"/>
-          <w:szCs w:val="24"/>
-        </w:rPr>
-      </w:pPr>
-      <w:r>
-        <w:rPr>
-          <w:rFonts w:ascii="Times New Roman" w:cs="Times New Roman" w:eastAsia="Times New Roman" w:hAnsi="Times New Roman"/>
-          <w:sz w:val="24"/>
-          <w:szCs w:val="24"/>
-          <w:rtl w:val="0"/>
-        </w:rPr>
-        <w:t xml:space="preserve">Благословенний ти, Святий,* просвіти мене установами твоїми.</w:t>
-      </w:r>
-    </w:p>
-    <w:p>
-      <w:pPr>
-        <w:spacing w:after="120" w:lineRule="auto"/>
-        <w:jc w:val="both"/>
-        <w:rPr>
-          <w:rFonts w:ascii="Times New Roman" w:cs="Times New Roman" w:eastAsia="Times New Roman" w:hAnsi="Times New Roman"/>
-          <w:sz w:val="24"/>
-          <w:szCs w:val="24"/>
-        </w:rPr>
-      </w:pPr>
-      <w:r>
-        <w:rPr>
-          <w:rFonts w:ascii="Times New Roman" w:cs="Times New Roman" w:eastAsia="Times New Roman" w:hAnsi="Times New Roman"/>
-          <w:sz w:val="24"/>
-          <w:szCs w:val="24"/>
-          <w:rtl w:val="0"/>
-        </w:rPr>
-        <w:t xml:space="preserve">Господи, милість твоя повіки,* не покидай діло рук твоїх.</w:t>
-      </w:r>
-    </w:p>
-    <w:p>
-      <w:pPr>
-        <w:spacing w:after="120" w:lineRule="auto"/>
-        <w:jc w:val="both"/>
-        <w:rPr>
-          <w:rFonts w:ascii="Times New Roman" w:cs="Times New Roman" w:eastAsia="Times New Roman" w:hAnsi="Times New Roman"/>
-          <w:sz w:val="24"/>
-          <w:szCs w:val="24"/>
-        </w:rPr>
-      </w:pPr>
-      <w:r>
-        <w:rPr>
-          <w:rFonts w:ascii="Times New Roman" w:cs="Times New Roman" w:eastAsia="Times New Roman" w:hAnsi="Times New Roman"/>
-          <w:sz w:val="24"/>
-          <w:szCs w:val="24"/>
-          <w:rtl w:val="0"/>
-        </w:rPr>
-        <w:t xml:space="preserve">Тобі належить хвала,* тобі належить пісня.</w:t>
-      </w:r>
-    </w:p>
-    <w:p>
-      <w:pPr>
-        <w:spacing w:after="120" w:lineRule="auto"/>
-        <w:jc w:val="both"/>
-        <w:rPr>
-          <w:rFonts w:ascii="Times New Roman" w:cs="Times New Roman" w:eastAsia="Times New Roman" w:hAnsi="Times New Roman"/>
-          <w:sz w:val="24"/>
-          <w:szCs w:val="24"/>
-        </w:rPr>
-      </w:pPr>
-      <w:r>
-        <w:rPr>
-          <w:rFonts w:ascii="Times New Roman" w:cs="Times New Roman" w:eastAsia="Times New Roman" w:hAnsi="Times New Roman"/>
-          <w:sz w:val="24"/>
-          <w:szCs w:val="24"/>
-          <w:rtl w:val="0"/>
-        </w:rPr>
-        <w:t xml:space="preserve">Тобі належить слава:* Отцю, і Сину, і Святому Духові:</w:t>
-      </w:r>
-    </w:p>
-    <w:p>
-      <w:pPr>
-        <w:spacing w:after="120" w:lineRule="auto"/>
-        <w:jc w:val="both"/>
-        <w:rPr>
-          <w:rFonts w:ascii="Times New Roman" w:cs="Times New Roman" w:eastAsia="Times New Roman" w:hAnsi="Times New Roman"/>
-          <w:sz w:val="24"/>
-          <w:szCs w:val="24"/>
-        </w:rPr>
-      </w:pPr>
-      <w:r>
-        <w:rPr>
-          <w:rFonts w:ascii="Times New Roman" w:cs="Times New Roman" w:eastAsia="Times New Roman" w:hAnsi="Times New Roman"/>
-          <w:sz w:val="24"/>
-          <w:szCs w:val="24"/>
-          <w:rtl w:val="0"/>
-        </w:rPr>
-        <w:t xml:space="preserve">Нині і повсякчас,* і на віки віків. Амінь.</w:t>
+        <w:spacing w:after="120"/>
+      </w:pPr>
+      <w:r>
+        <w:rPr>
+          <w:rFonts w:ascii="Times New Roman" w:hAnsi="Times New Roman"/>
+          <w:sz w:val="24"/>
+        </w:rPr>
+        <w:t>Сподо́би,</w:t>
+      </w:r>
+      <w:r>
+        <w:rPr>
+          <w:rFonts w:ascii="Times New Roman" w:hAnsi="Times New Roman"/>
+          <w:sz w:val="24"/>
+        </w:rPr>
+        <w:t xml:space="preserve"> </w:t>
+      </w:r>
+      <w:r>
+        <w:rPr>
+          <w:rFonts w:ascii="Times New Roman" w:hAnsi="Times New Roman"/>
+          <w:sz w:val="24"/>
+        </w:rPr>
+        <w:t>Го́споди,</w:t>
+      </w:r>
+      <w:r>
+        <w:rPr>
+          <w:rFonts w:ascii="Times New Roman" w:hAnsi="Times New Roman"/>
+          <w:sz w:val="24"/>
+        </w:rPr>
+        <w:t xml:space="preserve"> </w:t>
+      </w:r>
+      <w:r>
+        <w:rPr>
+          <w:rFonts w:ascii="Times New Roman" w:hAnsi="Times New Roman"/>
+          <w:sz w:val="24"/>
+        </w:rPr>
+        <w:t>цього́</w:t>
+      </w:r>
+      <w:r>
+        <w:rPr>
+          <w:rFonts w:ascii="Times New Roman" w:hAnsi="Times New Roman"/>
+          <w:sz w:val="24"/>
+        </w:rPr>
+        <w:t xml:space="preserve"> </w:t>
+      </w:r>
+      <w:r>
+        <w:rPr>
+          <w:rFonts w:ascii="Times New Roman" w:hAnsi="Times New Roman"/>
+          <w:sz w:val="24"/>
+        </w:rPr>
+        <w:t>ве́чора*</w:t>
+      </w:r>
+      <w:r>
+        <w:rPr>
+          <w:rFonts w:ascii="Times New Roman" w:hAnsi="Times New Roman"/>
+          <w:sz w:val="24"/>
+        </w:rPr>
+        <w:t xml:space="preserve"> </w:t>
+      </w:r>
+      <w:r>
+        <w:rPr>
+          <w:rFonts w:ascii="Times New Roman" w:hAnsi="Times New Roman"/>
+          <w:sz w:val="24"/>
+        </w:rPr>
+        <w:t>без</w:t>
+      </w:r>
+      <w:r>
+        <w:rPr>
+          <w:rFonts w:ascii="Times New Roman" w:hAnsi="Times New Roman"/>
+          <w:sz w:val="24"/>
+        </w:rPr>
+        <w:t xml:space="preserve"> </w:t>
+      </w:r>
+      <w:r>
+        <w:rPr>
+          <w:rFonts w:ascii="Times New Roman" w:hAnsi="Times New Roman"/>
+          <w:sz w:val="24"/>
+        </w:rPr>
+        <w:t>гріха́</w:t>
+      </w:r>
+      <w:r>
+        <w:rPr>
+          <w:rFonts w:ascii="Times New Roman" w:hAnsi="Times New Roman"/>
+          <w:sz w:val="24"/>
+        </w:rPr>
+        <w:t xml:space="preserve"> </w:t>
+      </w:r>
+      <w:r>
+        <w:rPr>
+          <w:rFonts w:ascii="Times New Roman" w:hAnsi="Times New Roman"/>
+          <w:sz w:val="24"/>
+        </w:rPr>
+        <w:t>зберегти́ся</w:t>
+      </w:r>
+      <w:r>
+        <w:rPr>
+          <w:rFonts w:ascii="Times New Roman" w:hAnsi="Times New Roman"/>
+          <w:sz w:val="24"/>
+        </w:rPr>
+        <w:t xml:space="preserve"> </w:t>
+      </w:r>
+      <w:r>
+        <w:rPr>
+          <w:rFonts w:ascii="Times New Roman" w:hAnsi="Times New Roman"/>
+          <w:sz w:val="24"/>
+        </w:rPr>
+        <w:t>нам.</w:t>
+      </w:r>
+    </w:p>
+    <w:p>
+      <w:pPr>
+        <w:spacing w:after="120"/>
+      </w:pPr>
+      <w:r>
+        <w:rPr>
+          <w:rFonts w:ascii="Times New Roman" w:hAnsi="Times New Roman"/>
+          <w:sz w:val="24"/>
+        </w:rPr>
+        <w:t>Благослове́нний</w:t>
+      </w:r>
+      <w:r>
+        <w:rPr>
+          <w:rFonts w:ascii="Times New Roman" w:hAnsi="Times New Roman"/>
+          <w:sz w:val="24"/>
+        </w:rPr>
+        <w:t xml:space="preserve"> </w:t>
+      </w:r>
+      <w:r>
+        <w:rPr>
+          <w:rFonts w:ascii="Times New Roman" w:hAnsi="Times New Roman"/>
+          <w:sz w:val="24"/>
+        </w:rPr>
+        <w:t>Ти,</w:t>
+      </w:r>
+      <w:r>
+        <w:rPr>
+          <w:rFonts w:ascii="Times New Roman" w:hAnsi="Times New Roman"/>
+          <w:sz w:val="24"/>
+        </w:rPr>
+        <w:t xml:space="preserve"> </w:t>
+      </w:r>
+      <w:r>
+        <w:rPr>
+          <w:rFonts w:ascii="Times New Roman" w:hAnsi="Times New Roman"/>
+          <w:sz w:val="24"/>
+        </w:rPr>
+        <w:t>Го́споди,</w:t>
+      </w:r>
+      <w:r>
+        <w:rPr>
+          <w:rFonts w:ascii="Times New Roman" w:hAnsi="Times New Roman"/>
+          <w:sz w:val="24"/>
+        </w:rPr>
+        <w:t xml:space="preserve"> </w:t>
+      </w:r>
+      <w:r>
+        <w:rPr>
+          <w:rFonts w:ascii="Times New Roman" w:hAnsi="Times New Roman"/>
+          <w:sz w:val="24"/>
+        </w:rPr>
+        <w:t>Бо́же</w:t>
+      </w:r>
+      <w:r>
+        <w:rPr>
+          <w:rFonts w:ascii="Times New Roman" w:hAnsi="Times New Roman"/>
+          <w:sz w:val="24"/>
+        </w:rPr>
+        <w:t xml:space="preserve"> </w:t>
+      </w:r>
+      <w:r>
+        <w:rPr>
+          <w:rFonts w:ascii="Times New Roman" w:hAnsi="Times New Roman"/>
+          <w:sz w:val="24"/>
+        </w:rPr>
+        <w:t>отці́в</w:t>
+      </w:r>
+      <w:r>
+        <w:rPr>
+          <w:rFonts w:ascii="Times New Roman" w:hAnsi="Times New Roman"/>
+          <w:sz w:val="24"/>
+        </w:rPr>
+        <w:t xml:space="preserve"> </w:t>
+      </w:r>
+      <w:r>
+        <w:rPr>
+          <w:rFonts w:ascii="Times New Roman" w:hAnsi="Times New Roman"/>
+          <w:sz w:val="24"/>
+        </w:rPr>
+        <w:t>на́ших,*</w:t>
+      </w:r>
+      <w:r>
+        <w:rPr>
+          <w:rFonts w:ascii="Times New Roman" w:hAnsi="Times New Roman"/>
+          <w:sz w:val="24"/>
+        </w:rPr>
+        <w:t xml:space="preserve"> </w:t>
+      </w:r>
+      <w:r>
+        <w:rPr>
+          <w:rFonts w:ascii="Times New Roman" w:hAnsi="Times New Roman"/>
+          <w:sz w:val="24"/>
+        </w:rPr>
+        <w:t>і</w:t>
+      </w:r>
+      <w:r>
+        <w:rPr>
+          <w:rFonts w:ascii="Times New Roman" w:hAnsi="Times New Roman"/>
+          <w:sz w:val="24"/>
+        </w:rPr>
+        <w:t xml:space="preserve"> </w:t>
+      </w:r>
+      <w:r>
+        <w:rPr>
+          <w:rFonts w:ascii="Times New Roman" w:hAnsi="Times New Roman"/>
+          <w:sz w:val="24"/>
+        </w:rPr>
+        <w:t>хва́льне</w:t>
+      </w:r>
+      <w:r>
+        <w:rPr>
+          <w:rFonts w:ascii="Times New Roman" w:hAnsi="Times New Roman"/>
+          <w:sz w:val="24"/>
+        </w:rPr>
+        <w:t xml:space="preserve"> </w:t>
+      </w:r>
+      <w:r>
+        <w:rPr>
+          <w:rFonts w:ascii="Times New Roman" w:hAnsi="Times New Roman"/>
+          <w:sz w:val="24"/>
+        </w:rPr>
+        <w:t>і</w:t>
+      </w:r>
+      <w:r>
+        <w:rPr>
+          <w:rFonts w:ascii="Times New Roman" w:hAnsi="Times New Roman"/>
+          <w:sz w:val="24"/>
+        </w:rPr>
+        <w:t xml:space="preserve"> </w:t>
+      </w:r>
+      <w:r>
+        <w:rPr>
+          <w:rFonts w:ascii="Times New Roman" w:hAnsi="Times New Roman"/>
+          <w:sz w:val="24"/>
+        </w:rPr>
+        <w:t>просла́влене</w:t>
+      </w:r>
+      <w:r>
+        <w:rPr>
+          <w:rFonts w:ascii="Times New Roman" w:hAnsi="Times New Roman"/>
+          <w:sz w:val="24"/>
+        </w:rPr>
+        <w:t xml:space="preserve"> </w:t>
+      </w:r>
+      <w:r>
+        <w:rPr>
+          <w:rFonts w:ascii="Times New Roman" w:hAnsi="Times New Roman"/>
+          <w:sz w:val="24"/>
+        </w:rPr>
+        <w:t>Ім’я́</w:t>
+      </w:r>
+      <w:r>
+        <w:rPr>
+          <w:rFonts w:ascii="Times New Roman" w:hAnsi="Times New Roman"/>
+          <w:sz w:val="24"/>
+        </w:rPr>
+        <w:t xml:space="preserve"> </w:t>
+      </w:r>
+      <w:r>
+        <w:rPr>
+          <w:rFonts w:ascii="Times New Roman" w:hAnsi="Times New Roman"/>
+          <w:sz w:val="24"/>
+        </w:rPr>
+        <w:t>Твоє́</w:t>
+      </w:r>
+      <w:r>
+        <w:rPr>
+          <w:rFonts w:ascii="Times New Roman" w:hAnsi="Times New Roman"/>
+          <w:sz w:val="24"/>
+        </w:rPr>
+        <w:t xml:space="preserve"> </w:t>
+      </w:r>
+      <w:r>
+        <w:rPr>
+          <w:rFonts w:ascii="Times New Roman" w:hAnsi="Times New Roman"/>
+          <w:sz w:val="24"/>
+        </w:rPr>
+        <w:t>наві́ки.</w:t>
+      </w:r>
+      <w:r>
+        <w:rPr>
+          <w:rFonts w:ascii="Times New Roman" w:hAnsi="Times New Roman"/>
+          <w:sz w:val="24"/>
+        </w:rPr>
+        <w:t xml:space="preserve"> </w:t>
+      </w:r>
+      <w:r>
+        <w:rPr>
+          <w:rFonts w:ascii="Times New Roman" w:hAnsi="Times New Roman"/>
+          <w:sz w:val="24"/>
+        </w:rPr>
+        <w:t>Амі́нь.</w:t>
+      </w:r>
+    </w:p>
+    <w:p>
+      <w:pPr>
+        <w:spacing w:after="120"/>
+      </w:pPr>
+      <w:r>
+        <w:rPr>
+          <w:rFonts w:ascii="Times New Roman" w:hAnsi="Times New Roman"/>
+          <w:sz w:val="24"/>
+        </w:rPr>
+        <w:t>Неха́й</w:t>
+      </w:r>
+      <w:r>
+        <w:rPr>
+          <w:rFonts w:ascii="Times New Roman" w:hAnsi="Times New Roman"/>
+          <w:sz w:val="24"/>
+        </w:rPr>
+        <w:t xml:space="preserve"> </w:t>
+      </w:r>
+      <w:r>
+        <w:rPr>
+          <w:rFonts w:ascii="Times New Roman" w:hAnsi="Times New Roman"/>
+          <w:sz w:val="24"/>
+        </w:rPr>
+        <w:t>бу́де,</w:t>
+      </w:r>
+      <w:r>
+        <w:rPr>
+          <w:rFonts w:ascii="Times New Roman" w:hAnsi="Times New Roman"/>
+          <w:sz w:val="24"/>
+        </w:rPr>
+        <w:t xml:space="preserve"> </w:t>
+      </w:r>
+      <w:r>
+        <w:rPr>
+          <w:rFonts w:ascii="Times New Roman" w:hAnsi="Times New Roman"/>
+          <w:sz w:val="24"/>
+        </w:rPr>
+        <w:t>Го́споди,</w:t>
+      </w:r>
+      <w:r>
+        <w:rPr>
+          <w:rFonts w:ascii="Times New Roman" w:hAnsi="Times New Roman"/>
+          <w:sz w:val="24"/>
+        </w:rPr>
+        <w:t xml:space="preserve"> </w:t>
+      </w:r>
+      <w:r>
+        <w:rPr>
+          <w:rFonts w:ascii="Times New Roman" w:hAnsi="Times New Roman"/>
+          <w:sz w:val="24"/>
+        </w:rPr>
+        <w:t>ми́лість</w:t>
+      </w:r>
+      <w:r>
+        <w:rPr>
+          <w:rFonts w:ascii="Times New Roman" w:hAnsi="Times New Roman"/>
+          <w:sz w:val="24"/>
+        </w:rPr>
+        <w:t xml:space="preserve"> </w:t>
+      </w:r>
+      <w:r>
+        <w:rPr>
+          <w:rFonts w:ascii="Times New Roman" w:hAnsi="Times New Roman"/>
+          <w:sz w:val="24"/>
+        </w:rPr>
+        <w:t>Твоя́</w:t>
+      </w:r>
+      <w:r>
+        <w:rPr>
+          <w:rFonts w:ascii="Times New Roman" w:hAnsi="Times New Roman"/>
+          <w:sz w:val="24"/>
+        </w:rPr>
+        <w:t xml:space="preserve"> </w:t>
+      </w:r>
+      <w:r>
+        <w:rPr>
+          <w:rFonts w:ascii="Times New Roman" w:hAnsi="Times New Roman"/>
+          <w:sz w:val="24"/>
+        </w:rPr>
+        <w:t>на</w:t>
+      </w:r>
+      <w:r>
+        <w:rPr>
+          <w:rFonts w:ascii="Times New Roman" w:hAnsi="Times New Roman"/>
+          <w:sz w:val="24"/>
+        </w:rPr>
+        <w:t xml:space="preserve"> </w:t>
+      </w:r>
+      <w:r>
+        <w:rPr>
+          <w:rFonts w:ascii="Times New Roman" w:hAnsi="Times New Roman"/>
+          <w:sz w:val="24"/>
+        </w:rPr>
+        <w:t>нас,*</w:t>
+      </w:r>
+      <w:r>
+        <w:rPr>
+          <w:rFonts w:ascii="Times New Roman" w:hAnsi="Times New Roman"/>
+          <w:sz w:val="24"/>
+        </w:rPr>
+        <w:t xml:space="preserve"> </w:t>
+      </w:r>
+      <w:r>
+        <w:rPr>
+          <w:rFonts w:ascii="Times New Roman" w:hAnsi="Times New Roman"/>
+          <w:sz w:val="24"/>
+        </w:rPr>
+        <w:t>бо</w:t>
+      </w:r>
+      <w:r>
+        <w:rPr>
+          <w:rFonts w:ascii="Times New Roman" w:hAnsi="Times New Roman"/>
+          <w:sz w:val="24"/>
+        </w:rPr>
+        <w:t xml:space="preserve"> </w:t>
+      </w:r>
+      <w:r>
+        <w:rPr>
+          <w:rFonts w:ascii="Times New Roman" w:hAnsi="Times New Roman"/>
+          <w:sz w:val="24"/>
+        </w:rPr>
+        <w:t>ми</w:t>
+      </w:r>
+      <w:r>
+        <w:rPr>
+          <w:rFonts w:ascii="Times New Roman" w:hAnsi="Times New Roman"/>
+          <w:sz w:val="24"/>
+        </w:rPr>
+        <w:t xml:space="preserve"> </w:t>
+      </w:r>
+      <w:r>
+        <w:rPr>
+          <w:rFonts w:ascii="Times New Roman" w:hAnsi="Times New Roman"/>
+          <w:sz w:val="24"/>
+        </w:rPr>
+        <w:t>наді́ємось</w:t>
+      </w:r>
+      <w:r>
+        <w:rPr>
+          <w:rFonts w:ascii="Times New Roman" w:hAnsi="Times New Roman"/>
+          <w:sz w:val="24"/>
+        </w:rPr>
+        <w:t xml:space="preserve"> </w:t>
+      </w:r>
+      <w:r>
+        <w:rPr>
+          <w:rFonts w:ascii="Times New Roman" w:hAnsi="Times New Roman"/>
+          <w:sz w:val="24"/>
+        </w:rPr>
+        <w:t>на</w:t>
+      </w:r>
+      <w:r>
+        <w:rPr>
+          <w:rFonts w:ascii="Times New Roman" w:hAnsi="Times New Roman"/>
+          <w:sz w:val="24"/>
+        </w:rPr>
+        <w:t xml:space="preserve"> </w:t>
+      </w:r>
+      <w:r>
+        <w:rPr>
+          <w:rFonts w:ascii="Times New Roman" w:hAnsi="Times New Roman"/>
+          <w:sz w:val="24"/>
+        </w:rPr>
+        <w:t>Те́бе.</w:t>
+      </w:r>
+    </w:p>
+    <w:p>
+      <w:pPr>
+        <w:spacing w:after="120"/>
+      </w:pPr>
+      <w:r>
+        <w:rPr>
+          <w:rFonts w:ascii="Times New Roman" w:hAnsi="Times New Roman"/>
+          <w:sz w:val="24"/>
+        </w:rPr>
+        <w:t>Благослове́нний</w:t>
+      </w:r>
+      <w:r>
+        <w:rPr>
+          <w:rFonts w:ascii="Times New Roman" w:hAnsi="Times New Roman"/>
+          <w:sz w:val="24"/>
+        </w:rPr>
+        <w:t xml:space="preserve"> </w:t>
+      </w:r>
+      <w:r>
+        <w:rPr>
+          <w:rFonts w:ascii="Times New Roman" w:hAnsi="Times New Roman"/>
+          <w:sz w:val="24"/>
+        </w:rPr>
+        <w:t>Ти,</w:t>
+      </w:r>
+      <w:r>
+        <w:rPr>
+          <w:rFonts w:ascii="Times New Roman" w:hAnsi="Times New Roman"/>
+          <w:sz w:val="24"/>
+        </w:rPr>
+        <w:t xml:space="preserve"> </w:t>
+      </w:r>
+      <w:r>
+        <w:rPr>
+          <w:rFonts w:ascii="Times New Roman" w:hAnsi="Times New Roman"/>
+          <w:sz w:val="24"/>
+        </w:rPr>
+        <w:t>Го́споди,*</w:t>
+      </w:r>
+      <w:r>
+        <w:rPr>
+          <w:rFonts w:ascii="Times New Roman" w:hAnsi="Times New Roman"/>
+          <w:sz w:val="24"/>
+        </w:rPr>
+        <w:t xml:space="preserve"> </w:t>
+      </w:r>
+      <w:r>
+        <w:rPr>
+          <w:rFonts w:ascii="Times New Roman" w:hAnsi="Times New Roman"/>
+          <w:sz w:val="24"/>
+        </w:rPr>
+        <w:t>навчи́</w:t>
+      </w:r>
+      <w:r>
+        <w:rPr>
+          <w:rFonts w:ascii="Times New Roman" w:hAnsi="Times New Roman"/>
+          <w:sz w:val="24"/>
+        </w:rPr>
+        <w:t xml:space="preserve"> </w:t>
+      </w:r>
+      <w:r>
+        <w:rPr>
+          <w:rFonts w:ascii="Times New Roman" w:hAnsi="Times New Roman"/>
+          <w:sz w:val="24"/>
+        </w:rPr>
+        <w:t>мене́</w:t>
+      </w:r>
+      <w:r>
+        <w:rPr>
+          <w:rFonts w:ascii="Times New Roman" w:hAnsi="Times New Roman"/>
+          <w:sz w:val="24"/>
+        </w:rPr>
+        <w:t xml:space="preserve"> </w:t>
+      </w:r>
+      <w:r>
+        <w:rPr>
+          <w:rFonts w:ascii="Times New Roman" w:hAnsi="Times New Roman"/>
+          <w:sz w:val="24"/>
+        </w:rPr>
+        <w:t>устано́в</w:t>
+      </w:r>
+      <w:r>
+        <w:rPr>
+          <w:rFonts w:ascii="Times New Roman" w:hAnsi="Times New Roman"/>
+          <w:sz w:val="24"/>
+        </w:rPr>
+        <w:t xml:space="preserve"> </w:t>
+      </w:r>
+      <w:r>
+        <w:rPr>
+          <w:rFonts w:ascii="Times New Roman" w:hAnsi="Times New Roman"/>
+          <w:sz w:val="24"/>
+        </w:rPr>
+        <w:t>Твої́х.</w:t>
+      </w:r>
+    </w:p>
+    <w:p>
+      <w:pPr>
+        <w:spacing w:after="120"/>
+      </w:pPr>
+      <w:r>
+        <w:rPr>
+          <w:rFonts w:ascii="Times New Roman" w:hAnsi="Times New Roman"/>
+          <w:sz w:val="24"/>
+        </w:rPr>
+        <w:t>Благослове́нний</w:t>
+      </w:r>
+      <w:r>
+        <w:rPr>
+          <w:rFonts w:ascii="Times New Roman" w:hAnsi="Times New Roman"/>
+          <w:sz w:val="24"/>
+        </w:rPr>
+        <w:t xml:space="preserve"> </w:t>
+      </w:r>
+      <w:r>
+        <w:rPr>
+          <w:rFonts w:ascii="Times New Roman" w:hAnsi="Times New Roman"/>
+          <w:sz w:val="24"/>
+        </w:rPr>
+        <w:t>Ти,</w:t>
+      </w:r>
+      <w:r>
+        <w:rPr>
+          <w:rFonts w:ascii="Times New Roman" w:hAnsi="Times New Roman"/>
+          <w:sz w:val="24"/>
+        </w:rPr>
+        <w:t xml:space="preserve"> </w:t>
+      </w:r>
+      <w:r>
+        <w:rPr>
+          <w:rFonts w:ascii="Times New Roman" w:hAnsi="Times New Roman"/>
+          <w:sz w:val="24"/>
+        </w:rPr>
+        <w:t>Влади́ко,*</w:t>
+      </w:r>
+      <w:r>
+        <w:rPr>
+          <w:rFonts w:ascii="Times New Roman" w:hAnsi="Times New Roman"/>
+          <w:sz w:val="24"/>
+        </w:rPr>
+        <w:t xml:space="preserve"> </w:t>
+      </w:r>
+      <w:r>
+        <w:rPr>
+          <w:rFonts w:ascii="Times New Roman" w:hAnsi="Times New Roman"/>
+          <w:sz w:val="24"/>
+        </w:rPr>
+        <w:t>врозуми́</w:t>
+      </w:r>
+      <w:r>
+        <w:rPr>
+          <w:rFonts w:ascii="Times New Roman" w:hAnsi="Times New Roman"/>
+          <w:sz w:val="24"/>
+        </w:rPr>
+        <w:t xml:space="preserve"> </w:t>
+      </w:r>
+      <w:r>
+        <w:rPr>
+          <w:rFonts w:ascii="Times New Roman" w:hAnsi="Times New Roman"/>
+          <w:sz w:val="24"/>
+        </w:rPr>
+        <w:t>мене́</w:t>
+      </w:r>
+      <w:r>
+        <w:rPr>
+          <w:rFonts w:ascii="Times New Roman" w:hAnsi="Times New Roman"/>
+          <w:sz w:val="24"/>
+        </w:rPr>
+        <w:t xml:space="preserve"> </w:t>
+      </w:r>
+      <w:r>
+        <w:rPr>
+          <w:rFonts w:ascii="Times New Roman" w:hAnsi="Times New Roman"/>
+          <w:sz w:val="24"/>
+        </w:rPr>
+        <w:t>устано́вами</w:t>
+      </w:r>
+      <w:r>
+        <w:rPr>
+          <w:rFonts w:ascii="Times New Roman" w:hAnsi="Times New Roman"/>
+          <w:sz w:val="24"/>
+        </w:rPr>
+        <w:t xml:space="preserve"> </w:t>
+      </w:r>
+      <w:r>
+        <w:rPr>
+          <w:rFonts w:ascii="Times New Roman" w:hAnsi="Times New Roman"/>
+          <w:sz w:val="24"/>
+        </w:rPr>
+        <w:t>Твої́ми.</w:t>
+      </w:r>
+    </w:p>
+    <w:p>
+      <w:pPr>
+        <w:spacing w:after="120"/>
+      </w:pPr>
+      <w:r>
+        <w:rPr>
+          <w:rFonts w:ascii="Times New Roman" w:hAnsi="Times New Roman"/>
+          <w:sz w:val="24"/>
+        </w:rPr>
+        <w:t>Благослове́нний</w:t>
+      </w:r>
+      <w:r>
+        <w:rPr>
+          <w:rFonts w:ascii="Times New Roman" w:hAnsi="Times New Roman"/>
+          <w:sz w:val="24"/>
+        </w:rPr>
+        <w:t xml:space="preserve"> </w:t>
+      </w:r>
+      <w:r>
+        <w:rPr>
+          <w:rFonts w:ascii="Times New Roman" w:hAnsi="Times New Roman"/>
+          <w:sz w:val="24"/>
+        </w:rPr>
+        <w:t>Ти,</w:t>
+      </w:r>
+      <w:r>
+        <w:rPr>
+          <w:rFonts w:ascii="Times New Roman" w:hAnsi="Times New Roman"/>
+          <w:sz w:val="24"/>
+        </w:rPr>
+        <w:t xml:space="preserve"> </w:t>
+      </w:r>
+      <w:r>
+        <w:rPr>
+          <w:rFonts w:ascii="Times New Roman" w:hAnsi="Times New Roman"/>
+          <w:sz w:val="24"/>
+        </w:rPr>
+        <w:t>Святи́й,*</w:t>
+      </w:r>
+      <w:r>
+        <w:rPr>
+          <w:rFonts w:ascii="Times New Roman" w:hAnsi="Times New Roman"/>
+          <w:sz w:val="24"/>
+        </w:rPr>
+        <w:t xml:space="preserve"> </w:t>
+      </w:r>
+      <w:r>
+        <w:rPr>
+          <w:rFonts w:ascii="Times New Roman" w:hAnsi="Times New Roman"/>
+          <w:sz w:val="24"/>
+        </w:rPr>
+        <w:t>просвіти́</w:t>
+      </w:r>
+      <w:r>
+        <w:rPr>
+          <w:rFonts w:ascii="Times New Roman" w:hAnsi="Times New Roman"/>
+          <w:sz w:val="24"/>
+        </w:rPr>
+        <w:t xml:space="preserve"> </w:t>
+      </w:r>
+      <w:r>
+        <w:rPr>
+          <w:rFonts w:ascii="Times New Roman" w:hAnsi="Times New Roman"/>
+          <w:sz w:val="24"/>
+        </w:rPr>
+        <w:t>мене́</w:t>
+      </w:r>
+      <w:r>
+        <w:rPr>
+          <w:rFonts w:ascii="Times New Roman" w:hAnsi="Times New Roman"/>
+          <w:sz w:val="24"/>
+        </w:rPr>
+        <w:t xml:space="preserve"> </w:t>
+      </w:r>
+      <w:r>
+        <w:rPr>
+          <w:rFonts w:ascii="Times New Roman" w:hAnsi="Times New Roman"/>
+          <w:sz w:val="24"/>
+        </w:rPr>
+        <w:t>устано́вами</w:t>
+      </w:r>
+      <w:r>
+        <w:rPr>
+          <w:rFonts w:ascii="Times New Roman" w:hAnsi="Times New Roman"/>
+          <w:sz w:val="24"/>
+        </w:rPr>
+        <w:t xml:space="preserve"> </w:t>
+      </w:r>
+      <w:r>
+        <w:rPr>
+          <w:rFonts w:ascii="Times New Roman" w:hAnsi="Times New Roman"/>
+          <w:sz w:val="24"/>
+        </w:rPr>
+        <w:t>Твої́ми.</w:t>
+      </w:r>
+    </w:p>
+    <w:p>
+      <w:pPr>
+        <w:spacing w:after="120"/>
+      </w:pPr>
+      <w:r>
+        <w:rPr>
+          <w:rFonts w:ascii="Times New Roman" w:hAnsi="Times New Roman"/>
+          <w:sz w:val="24"/>
+        </w:rPr>
+        <w:t>Го́споди,</w:t>
+      </w:r>
+      <w:r>
+        <w:rPr>
+          <w:rFonts w:ascii="Times New Roman" w:hAnsi="Times New Roman"/>
+          <w:sz w:val="24"/>
+        </w:rPr>
+        <w:t xml:space="preserve"> </w:t>
+      </w:r>
+      <w:r>
+        <w:rPr>
+          <w:rFonts w:ascii="Times New Roman" w:hAnsi="Times New Roman"/>
+          <w:sz w:val="24"/>
+        </w:rPr>
+        <w:t>ми́лість</w:t>
+      </w:r>
+      <w:r>
+        <w:rPr>
+          <w:rFonts w:ascii="Times New Roman" w:hAnsi="Times New Roman"/>
+          <w:sz w:val="24"/>
+        </w:rPr>
+        <w:t xml:space="preserve"> </w:t>
+      </w:r>
+      <w:r>
+        <w:rPr>
+          <w:rFonts w:ascii="Times New Roman" w:hAnsi="Times New Roman"/>
+          <w:sz w:val="24"/>
+        </w:rPr>
+        <w:t>Твоя́</w:t>
+      </w:r>
+      <w:r>
+        <w:rPr>
+          <w:rFonts w:ascii="Times New Roman" w:hAnsi="Times New Roman"/>
+          <w:sz w:val="24"/>
+        </w:rPr>
+        <w:t xml:space="preserve"> </w:t>
+      </w:r>
+      <w:r>
+        <w:rPr>
+          <w:rFonts w:ascii="Times New Roman" w:hAnsi="Times New Roman"/>
+          <w:sz w:val="24"/>
+        </w:rPr>
+        <w:t>пові́ки,*</w:t>
+      </w:r>
+      <w:r>
+        <w:rPr>
+          <w:rFonts w:ascii="Times New Roman" w:hAnsi="Times New Roman"/>
+          <w:sz w:val="24"/>
+        </w:rPr>
+        <w:t xml:space="preserve"> </w:t>
+      </w:r>
+      <w:r>
+        <w:rPr>
+          <w:rFonts w:ascii="Times New Roman" w:hAnsi="Times New Roman"/>
+          <w:sz w:val="24"/>
+        </w:rPr>
+        <w:t>не</w:t>
+      </w:r>
+      <w:r>
+        <w:rPr>
+          <w:rFonts w:ascii="Times New Roman" w:hAnsi="Times New Roman"/>
+          <w:sz w:val="24"/>
+        </w:rPr>
+        <w:t xml:space="preserve"> </w:t>
+      </w:r>
+      <w:r>
+        <w:rPr>
+          <w:rFonts w:ascii="Times New Roman" w:hAnsi="Times New Roman"/>
+          <w:sz w:val="24"/>
+        </w:rPr>
+        <w:t>покида́й</w:t>
+      </w:r>
+      <w:r>
+        <w:rPr>
+          <w:rFonts w:ascii="Times New Roman" w:hAnsi="Times New Roman"/>
+          <w:sz w:val="24"/>
+        </w:rPr>
+        <w:t xml:space="preserve"> </w:t>
+      </w:r>
+      <w:r>
+        <w:rPr>
+          <w:rFonts w:ascii="Times New Roman" w:hAnsi="Times New Roman"/>
+          <w:sz w:val="24"/>
+        </w:rPr>
+        <w:t>ді́ло</w:t>
+      </w:r>
+      <w:r>
+        <w:rPr>
+          <w:rFonts w:ascii="Times New Roman" w:hAnsi="Times New Roman"/>
+          <w:sz w:val="24"/>
+        </w:rPr>
+        <w:t xml:space="preserve"> </w:t>
+      </w:r>
+      <w:r>
+        <w:rPr>
+          <w:rFonts w:ascii="Times New Roman" w:hAnsi="Times New Roman"/>
+          <w:sz w:val="24"/>
+        </w:rPr>
+        <w:t>рук</w:t>
+      </w:r>
+      <w:r>
+        <w:rPr>
+          <w:rFonts w:ascii="Times New Roman" w:hAnsi="Times New Roman"/>
+          <w:sz w:val="24"/>
+        </w:rPr>
+        <w:t xml:space="preserve"> </w:t>
+      </w:r>
+      <w:r>
+        <w:rPr>
+          <w:rFonts w:ascii="Times New Roman" w:hAnsi="Times New Roman"/>
+          <w:sz w:val="24"/>
+        </w:rPr>
+        <w:t>Твої́х.</w:t>
+      </w:r>
+    </w:p>
+    <w:p>
+      <w:pPr>
+        <w:spacing w:after="120"/>
+      </w:pPr>
+      <w:r>
+        <w:rPr>
+          <w:rFonts w:ascii="Times New Roman" w:hAnsi="Times New Roman"/>
+          <w:sz w:val="24"/>
+        </w:rPr>
+        <w:t>Тобі́</w:t>
+      </w:r>
+      <w:r>
+        <w:rPr>
+          <w:rFonts w:ascii="Times New Roman" w:hAnsi="Times New Roman"/>
+          <w:sz w:val="24"/>
+        </w:rPr>
+        <w:t xml:space="preserve"> </w:t>
+      </w:r>
+      <w:r>
+        <w:rPr>
+          <w:rFonts w:ascii="Times New Roman" w:hAnsi="Times New Roman"/>
+          <w:sz w:val="24"/>
+        </w:rPr>
+        <w:t>нале́жить</w:t>
+      </w:r>
+      <w:r>
+        <w:rPr>
+          <w:rFonts w:ascii="Times New Roman" w:hAnsi="Times New Roman"/>
+          <w:sz w:val="24"/>
+        </w:rPr>
+        <w:t xml:space="preserve"> </w:t>
+      </w:r>
+      <w:r>
+        <w:rPr>
+          <w:rFonts w:ascii="Times New Roman" w:hAnsi="Times New Roman"/>
+          <w:sz w:val="24"/>
+        </w:rPr>
+        <w:t>хвала́,*</w:t>
+      </w:r>
+      <w:r>
+        <w:rPr>
+          <w:rFonts w:ascii="Times New Roman" w:hAnsi="Times New Roman"/>
+          <w:sz w:val="24"/>
+        </w:rPr>
+        <w:t xml:space="preserve"> </w:t>
+      </w:r>
+      <w:r>
+        <w:rPr>
+          <w:rFonts w:ascii="Times New Roman" w:hAnsi="Times New Roman"/>
+          <w:sz w:val="24"/>
+        </w:rPr>
+        <w:t>Тобі́</w:t>
+      </w:r>
+      <w:r>
+        <w:rPr>
+          <w:rFonts w:ascii="Times New Roman" w:hAnsi="Times New Roman"/>
+          <w:sz w:val="24"/>
+        </w:rPr>
+        <w:t xml:space="preserve"> </w:t>
+      </w:r>
+      <w:r>
+        <w:rPr>
+          <w:rFonts w:ascii="Times New Roman" w:hAnsi="Times New Roman"/>
+          <w:sz w:val="24"/>
+        </w:rPr>
+        <w:t>нале́жить</w:t>
+      </w:r>
+      <w:r>
+        <w:rPr>
+          <w:rFonts w:ascii="Times New Roman" w:hAnsi="Times New Roman"/>
+          <w:sz w:val="24"/>
+        </w:rPr>
+        <w:t xml:space="preserve"> </w:t>
+      </w:r>
+      <w:r>
+        <w:rPr>
+          <w:rFonts w:ascii="Times New Roman" w:hAnsi="Times New Roman"/>
+          <w:sz w:val="24"/>
+        </w:rPr>
+        <w:t>пі́сня.</w:t>
+      </w:r>
+    </w:p>
+    <w:p>
+      <w:pPr>
+        <w:spacing w:after="120"/>
+      </w:pPr>
+      <w:r>
+        <w:rPr>
+          <w:rFonts w:ascii="Times New Roman" w:hAnsi="Times New Roman"/>
+          <w:sz w:val="24"/>
+        </w:rPr>
+        <w:t>Тобі́</w:t>
+      </w:r>
+      <w:r>
+        <w:rPr>
+          <w:rFonts w:ascii="Times New Roman" w:hAnsi="Times New Roman"/>
+          <w:sz w:val="24"/>
+        </w:rPr>
+        <w:t xml:space="preserve"> </w:t>
+      </w:r>
+      <w:r>
+        <w:rPr>
+          <w:rFonts w:ascii="Times New Roman" w:hAnsi="Times New Roman"/>
+          <w:sz w:val="24"/>
+        </w:rPr>
+        <w:t>нале́жить</w:t>
+      </w:r>
+      <w:r>
+        <w:rPr>
+          <w:rFonts w:ascii="Times New Roman" w:hAnsi="Times New Roman"/>
+          <w:sz w:val="24"/>
+        </w:rPr>
+        <w:t xml:space="preserve"> </w:t>
+      </w:r>
+      <w:r>
+        <w:rPr>
+          <w:rFonts w:ascii="Times New Roman" w:hAnsi="Times New Roman"/>
+          <w:sz w:val="24"/>
+        </w:rPr>
+        <w:t>сла́ва:*</w:t>
+      </w:r>
+      <w:r>
+        <w:rPr>
+          <w:rFonts w:ascii="Times New Roman" w:hAnsi="Times New Roman"/>
+          <w:sz w:val="24"/>
+        </w:rPr>
+        <w:t xml:space="preserve"> </w:t>
+      </w:r>
+      <w:r>
+        <w:rPr>
+          <w:rFonts w:ascii="Times New Roman" w:hAnsi="Times New Roman"/>
+          <w:sz w:val="24"/>
+        </w:rPr>
+        <w:t>Отцю́</w:t>
+      </w:r>
+      <w:r>
+        <w:rPr>
+          <w:rFonts w:ascii="Times New Roman" w:hAnsi="Times New Roman"/>
+          <w:sz w:val="24"/>
+        </w:rPr>
+        <w:t xml:space="preserve"> </w:t>
+      </w:r>
+      <w:r>
+        <w:rPr>
+          <w:rFonts w:ascii="Times New Roman" w:hAnsi="Times New Roman"/>
+          <w:sz w:val="24"/>
+        </w:rPr>
+        <w:t>і</w:t>
+      </w:r>
+      <w:r>
+        <w:rPr>
+          <w:rFonts w:ascii="Times New Roman" w:hAnsi="Times New Roman"/>
+          <w:sz w:val="24"/>
+        </w:rPr>
+        <w:t xml:space="preserve"> </w:t>
+      </w:r>
+      <w:r>
+        <w:rPr>
+          <w:rFonts w:ascii="Times New Roman" w:hAnsi="Times New Roman"/>
+          <w:sz w:val="24"/>
+        </w:rPr>
+        <w:t>Си́ну,</w:t>
+      </w:r>
+      <w:r>
+        <w:rPr>
+          <w:rFonts w:ascii="Times New Roman" w:hAnsi="Times New Roman"/>
+          <w:sz w:val="24"/>
+        </w:rPr>
+        <w:t xml:space="preserve"> </w:t>
+      </w:r>
+      <w:r>
+        <w:rPr>
+          <w:rFonts w:ascii="Times New Roman" w:hAnsi="Times New Roman"/>
+          <w:sz w:val="24"/>
+        </w:rPr>
+        <w:t>і</w:t>
+      </w:r>
+      <w:r>
+        <w:rPr>
+          <w:rFonts w:ascii="Times New Roman" w:hAnsi="Times New Roman"/>
+          <w:sz w:val="24"/>
+        </w:rPr>
+        <w:t xml:space="preserve"> </w:t>
+      </w:r>
+      <w:r>
+        <w:rPr>
+          <w:rFonts w:ascii="Times New Roman" w:hAnsi="Times New Roman"/>
+          <w:sz w:val="24"/>
+        </w:rPr>
+        <w:t>Свято́му</w:t>
+      </w:r>
+      <w:r>
+        <w:rPr>
+          <w:rFonts w:ascii="Times New Roman" w:hAnsi="Times New Roman"/>
+          <w:sz w:val="24"/>
+        </w:rPr>
+        <w:t xml:space="preserve"> </w:t>
+      </w:r>
+      <w:r>
+        <w:rPr>
+          <w:rFonts w:ascii="Times New Roman" w:hAnsi="Times New Roman"/>
+          <w:sz w:val="24"/>
+        </w:rPr>
+        <w:t>Ду́хові,</w:t>
+      </w:r>
+    </w:p>
+    <w:p>
+      <w:pPr>
+        <w:spacing w:after="120"/>
+      </w:pPr>
+      <w:r>
+        <w:rPr>
+          <w:rFonts w:ascii="Times New Roman" w:hAnsi="Times New Roman"/>
+          <w:sz w:val="24"/>
+        </w:rPr>
+        <w:t>І</w:t>
+      </w:r>
+      <w:r>
+        <w:rPr>
+          <w:rFonts w:ascii="Times New Roman" w:hAnsi="Times New Roman"/>
+          <w:sz w:val="24"/>
+        </w:rPr>
+        <w:t xml:space="preserve"> </w:t>
+      </w:r>
+      <w:r>
+        <w:rPr>
+          <w:rFonts w:ascii="Times New Roman" w:hAnsi="Times New Roman"/>
+          <w:sz w:val="24"/>
+        </w:rPr>
+        <w:t>ни́ні</w:t>
+      </w:r>
+      <w:r>
+        <w:rPr>
+          <w:rFonts w:ascii="Times New Roman" w:hAnsi="Times New Roman"/>
+          <w:sz w:val="24"/>
+        </w:rPr>
+        <w:t xml:space="preserve"> </w:t>
+      </w:r>
+      <w:r>
+        <w:rPr>
+          <w:rFonts w:ascii="Times New Roman" w:hAnsi="Times New Roman"/>
+          <w:sz w:val="24"/>
+        </w:rPr>
+        <w:t>і</w:t>
+      </w:r>
+      <w:r>
+        <w:rPr>
+          <w:rFonts w:ascii="Times New Roman" w:hAnsi="Times New Roman"/>
+          <w:sz w:val="24"/>
+        </w:rPr>
+        <w:t xml:space="preserve"> </w:t>
+      </w:r>
+      <w:r>
+        <w:rPr>
+          <w:rFonts w:ascii="Times New Roman" w:hAnsi="Times New Roman"/>
+          <w:sz w:val="24"/>
+        </w:rPr>
+        <w:t>повсякча́с,*</w:t>
+      </w:r>
+      <w:r>
+        <w:rPr>
+          <w:rFonts w:ascii="Times New Roman" w:hAnsi="Times New Roman"/>
+          <w:sz w:val="24"/>
+        </w:rPr>
+        <w:t xml:space="preserve"> </w:t>
+      </w:r>
+      <w:r>
+        <w:rPr>
+          <w:rFonts w:ascii="Times New Roman" w:hAnsi="Times New Roman"/>
+          <w:sz w:val="24"/>
+        </w:rPr>
+        <w:t>і</w:t>
+      </w:r>
+      <w:r>
+        <w:rPr>
+          <w:rFonts w:ascii="Times New Roman" w:hAnsi="Times New Roman"/>
+          <w:sz w:val="24"/>
+        </w:rPr>
+        <w:t xml:space="preserve"> </w:t>
+      </w:r>
+      <w:r>
+        <w:rPr>
+          <w:rFonts w:ascii="Times New Roman" w:hAnsi="Times New Roman"/>
+          <w:sz w:val="24"/>
+        </w:rPr>
+        <w:t>на</w:t>
+      </w:r>
+      <w:r>
+        <w:rPr>
+          <w:rFonts w:ascii="Times New Roman" w:hAnsi="Times New Roman"/>
+          <w:sz w:val="24"/>
+        </w:rPr>
+        <w:t xml:space="preserve"> </w:t>
+      </w:r>
+      <w:r>
+        <w:rPr>
+          <w:rFonts w:ascii="Times New Roman" w:hAnsi="Times New Roman"/>
+          <w:sz w:val="24"/>
+        </w:rPr>
+        <w:t>ві́ки</w:t>
+      </w:r>
+      <w:r>
+        <w:rPr>
+          <w:rFonts w:ascii="Times New Roman" w:hAnsi="Times New Roman"/>
+          <w:sz w:val="24"/>
+        </w:rPr>
+        <w:t xml:space="preserve"> </w:t>
+      </w:r>
+      <w:r>
+        <w:rPr>
+          <w:rFonts w:ascii="Times New Roman" w:hAnsi="Times New Roman"/>
+          <w:sz w:val="24"/>
+        </w:rPr>
+        <w:t>вікі́в.</w:t>
+      </w:r>
+      <w:r>
+        <w:rPr>
+          <w:rFonts w:ascii="Times New Roman" w:hAnsi="Times New Roman"/>
+          <w:sz w:val="24"/>
+        </w:rPr>
+        <w:t xml:space="preserve"> </w:t>
+      </w:r>
+      <w:r>
+        <w:rPr>
+          <w:rFonts w:ascii="Times New Roman" w:hAnsi="Times New Roman"/>
+          <w:sz w:val="24"/>
+        </w:rPr>
+        <w:t>Амі́нь.</w:t>
       </w:r>
     </w:p>
     <w:p>
@@ -5303,7 +8055,7 @@
           <w:szCs w:val="24"/>
           <w:rtl w:val="0"/>
         </w:rPr>
-        <w:t xml:space="preserve">(г. 2):</w:t>
+        <w:t>(г. 2):</w:t>
       </w:r>
       <w:r>
         <w:rPr>
@@ -5391,7 +8143,7 @@
           <w:szCs w:val="24"/>
           <w:rtl w:val="0"/>
         </w:rPr>
-        <w:t xml:space="preserve">(г. 3):</w:t>
+        <w:t>(г. 3):</w:t>
       </w:r>
       <w:sdt>
         <w:sdtPr>
@@ -5518,7 +8270,7 @@
           <w:szCs w:val="24"/>
           <w:rtl w:val="0"/>
         </w:rPr>
-        <w:t xml:space="preserve">(г. 6):</w:t>
+        <w:t>(г. 6):</w:t>
       </w:r>
       <w:r>
         <w:rPr>
@@ -5571,118 +8323,573 @@
     </w:p>
     <w:p>
       <w:pPr>
-        <w:spacing w:after="120" w:lineRule="auto"/>
-        <w:jc w:val="both"/>
-        <w:rPr>
-          <w:rFonts w:ascii="Times New Roman" w:cs="Times New Roman" w:eastAsia="Times New Roman" w:hAnsi="Times New Roman"/>
-          <w:sz w:val="24"/>
-          <w:szCs w:val="24"/>
-        </w:rPr>
-      </w:pPr>
-      <w:r>
-        <w:rPr>
-          <w:rFonts w:ascii="Times New Roman" w:cs="Times New Roman" w:eastAsia="Times New Roman" w:hAnsi="Times New Roman"/>
-          <w:sz w:val="24"/>
-          <w:szCs w:val="24"/>
-          <w:rtl w:val="0"/>
-        </w:rPr>
-        <w:t xml:space="preserve">Нині відпускаєш слугу твого, Владико,* за твоїм словом у мирі.</w:t>
-      </w:r>
-    </w:p>
-    <w:p>
-      <w:pPr>
-        <w:spacing w:after="120" w:lineRule="auto"/>
-        <w:jc w:val="both"/>
-        <w:rPr>
-          <w:rFonts w:ascii="Times New Roman" w:cs="Times New Roman" w:eastAsia="Times New Roman" w:hAnsi="Times New Roman"/>
-          <w:sz w:val="24"/>
-          <w:szCs w:val="24"/>
-        </w:rPr>
-      </w:pPr>
-      <w:r>
-        <w:rPr>
-          <w:rFonts w:ascii="Times New Roman" w:cs="Times New Roman" w:eastAsia="Times New Roman" w:hAnsi="Times New Roman"/>
-          <w:sz w:val="24"/>
-          <w:szCs w:val="24"/>
-          <w:rtl w:val="0"/>
-        </w:rPr>
-        <w:t xml:space="preserve">Бо побачили очі мої* спасіння твоє;</w:t>
-      </w:r>
-    </w:p>
-    <w:p>
-      <w:pPr>
-        <w:spacing w:after="120" w:lineRule="auto"/>
-        <w:jc w:val="both"/>
-        <w:rPr>
-          <w:rFonts w:ascii="Times New Roman" w:cs="Times New Roman" w:eastAsia="Times New Roman" w:hAnsi="Times New Roman"/>
-          <w:sz w:val="24"/>
-          <w:szCs w:val="24"/>
-        </w:rPr>
-      </w:pPr>
-      <w:r>
-        <w:rPr>
-          <w:rFonts w:ascii="Times New Roman" w:cs="Times New Roman" w:eastAsia="Times New Roman" w:hAnsi="Times New Roman"/>
-          <w:sz w:val="24"/>
-          <w:szCs w:val="24"/>
-          <w:rtl w:val="0"/>
-        </w:rPr>
-        <w:t xml:space="preserve">Що приготував ти* перед усіма народами;</w:t>
-      </w:r>
-    </w:p>
-    <w:p>
-      <w:pPr>
-        <w:spacing w:after="120" w:lineRule="auto"/>
-        <w:jc w:val="both"/>
-        <w:rPr>
-          <w:rFonts w:ascii="Times New Roman" w:cs="Times New Roman" w:eastAsia="Times New Roman" w:hAnsi="Times New Roman"/>
-          <w:sz w:val="24"/>
-          <w:szCs w:val="24"/>
-        </w:rPr>
-      </w:pPr>
-      <w:r>
-        <w:rPr>
-          <w:rFonts w:ascii="Times New Roman" w:cs="Times New Roman" w:eastAsia="Times New Roman" w:hAnsi="Times New Roman"/>
-          <w:sz w:val="24"/>
-          <w:szCs w:val="24"/>
-          <w:rtl w:val="0"/>
-        </w:rPr>
-        <w:t xml:space="preserve">Світло на просвіту поганам,* і славу люду твого, Ізраїля.</w:t>
-      </w:r>
-    </w:p>
-    <w:p>
-      <w:pPr>
-        <w:spacing w:after="120" w:lineRule="auto"/>
-        <w:jc w:val="both"/>
-        <w:rPr>
-          <w:rFonts w:ascii="Times New Roman" w:cs="Times New Roman" w:eastAsia="Times New Roman" w:hAnsi="Times New Roman"/>
-          <w:sz w:val="24"/>
-          <w:szCs w:val="24"/>
-        </w:rPr>
-      </w:pPr>
-      <w:r>
-        <w:rPr>
-          <w:rFonts w:ascii="Times New Roman" w:cs="Times New Roman" w:eastAsia="Times New Roman" w:hAnsi="Times New Roman"/>
-          <w:sz w:val="24"/>
-          <w:szCs w:val="24"/>
-          <w:rtl w:val="0"/>
-        </w:rPr>
-        <w:t xml:space="preserve">Святий Боже, святий Кріпкий, святий Безсмертний, помилуй нас </w:t>
-      </w:r>
-      <w:r>
-        <w:rPr>
-          <w:rFonts w:ascii="Times New Roman" w:cs="Times New Roman" w:eastAsia="Times New Roman" w:hAnsi="Times New Roman"/>
-          <w:i w:val="1"/>
-          <w:color w:val="ff0000"/>
-          <w:sz w:val="24"/>
-          <w:szCs w:val="24"/>
-          <w:rtl w:val="0"/>
-        </w:rPr>
-        <w:t xml:space="preserve">(3 р.)</w:t>
-      </w:r>
-      <w:r>
-        <w:rPr>
-          <w:rtl w:val="0"/>
-        </w:rPr>
+        <w:spacing w:after="120"/>
+      </w:pPr>
+      <w:r>
+        <w:rPr>
+          <w:rFonts w:ascii="Times New Roman" w:hAnsi="Times New Roman"/>
+          <w:sz w:val="24"/>
+        </w:rPr>
+        <w:t>Ни́ні</w:t>
+      </w:r>
+      <w:r>
+        <w:rPr>
+          <w:rFonts w:ascii="Times New Roman" w:hAnsi="Times New Roman"/>
+          <w:sz w:val="24"/>
+        </w:rPr>
+        <w:t xml:space="preserve"> </w:t>
+      </w:r>
+      <w:r>
+        <w:rPr>
+          <w:rFonts w:ascii="Times New Roman" w:hAnsi="Times New Roman"/>
+          <w:sz w:val="24"/>
+        </w:rPr>
+        <w:t>відпуска́єш</w:t>
+      </w:r>
+      <w:r>
+        <w:rPr>
+          <w:rFonts w:ascii="Times New Roman" w:hAnsi="Times New Roman"/>
+          <w:sz w:val="24"/>
+        </w:rPr>
+        <w:t xml:space="preserve"> </w:t>
+      </w:r>
+      <w:r>
+        <w:rPr>
+          <w:rFonts w:ascii="Times New Roman" w:hAnsi="Times New Roman"/>
+          <w:sz w:val="24"/>
+        </w:rPr>
+        <w:t>слугу́</w:t>
+      </w:r>
+      <w:r>
+        <w:rPr>
+          <w:rFonts w:ascii="Times New Roman" w:hAnsi="Times New Roman"/>
+          <w:sz w:val="24"/>
+        </w:rPr>
+        <w:t xml:space="preserve"> </w:t>
+      </w:r>
+      <w:r>
+        <w:rPr>
+          <w:rFonts w:ascii="Times New Roman" w:hAnsi="Times New Roman"/>
+          <w:sz w:val="24"/>
+        </w:rPr>
+        <w:t>Твого́,</w:t>
+      </w:r>
+      <w:r>
+        <w:rPr>
+          <w:rFonts w:ascii="Times New Roman" w:hAnsi="Times New Roman"/>
+          <w:sz w:val="24"/>
+        </w:rPr>
+        <w:t xml:space="preserve"> </w:t>
+      </w:r>
+      <w:r>
+        <w:rPr>
+          <w:rFonts w:ascii="Times New Roman" w:hAnsi="Times New Roman"/>
+          <w:sz w:val="24"/>
+        </w:rPr>
+        <w:t>Влади́ко,*</w:t>
+      </w:r>
+      <w:r>
+        <w:rPr>
+          <w:rFonts w:ascii="Times New Roman" w:hAnsi="Times New Roman"/>
+          <w:sz w:val="24"/>
+        </w:rPr>
+        <w:t xml:space="preserve"> </w:t>
+      </w:r>
+      <w:r>
+        <w:rPr>
+          <w:rFonts w:ascii="Times New Roman" w:hAnsi="Times New Roman"/>
+          <w:sz w:val="24"/>
+        </w:rPr>
+        <w:t>за</w:t>
+      </w:r>
+      <w:r>
+        <w:rPr>
+          <w:rFonts w:ascii="Times New Roman" w:hAnsi="Times New Roman"/>
+          <w:sz w:val="24"/>
+        </w:rPr>
+        <w:t xml:space="preserve"> </w:t>
+      </w:r>
+      <w:r>
+        <w:rPr>
+          <w:rFonts w:ascii="Times New Roman" w:hAnsi="Times New Roman"/>
+          <w:sz w:val="24"/>
+        </w:rPr>
+        <w:t>Твої́м</w:t>
+      </w:r>
+      <w:r>
+        <w:rPr>
+          <w:rFonts w:ascii="Times New Roman" w:hAnsi="Times New Roman"/>
+          <w:sz w:val="24"/>
+        </w:rPr>
+        <w:t xml:space="preserve"> </w:t>
+      </w:r>
+      <w:r>
+        <w:rPr>
+          <w:rFonts w:ascii="Times New Roman" w:hAnsi="Times New Roman"/>
+          <w:sz w:val="24"/>
+        </w:rPr>
+        <w:t>сло́вом</w:t>
+      </w:r>
+      <w:r>
+        <w:rPr>
+          <w:rFonts w:ascii="Times New Roman" w:hAnsi="Times New Roman"/>
+          <w:sz w:val="24"/>
+        </w:rPr>
+        <w:t xml:space="preserve"> </w:t>
+      </w:r>
+      <w:r>
+        <w:rPr>
+          <w:rFonts w:ascii="Times New Roman" w:hAnsi="Times New Roman"/>
+          <w:sz w:val="24"/>
+        </w:rPr>
+        <w:t>у</w:t>
+      </w:r>
+      <w:r>
+        <w:rPr>
+          <w:rFonts w:ascii="Times New Roman" w:hAnsi="Times New Roman"/>
+          <w:sz w:val="24"/>
+        </w:rPr>
+        <w:t xml:space="preserve"> </w:t>
+      </w:r>
+      <w:r>
+        <w:rPr>
+          <w:rFonts w:ascii="Times New Roman" w:hAnsi="Times New Roman"/>
+          <w:sz w:val="24"/>
+        </w:rPr>
+        <w:t>ми́рі.</w:t>
+      </w:r>
+    </w:p>
+    <w:p>
+      <w:pPr>
+        <w:spacing w:after="120"/>
+      </w:pPr>
+      <w:r>
+        <w:rPr>
+          <w:rFonts w:ascii="Times New Roman" w:hAnsi="Times New Roman"/>
+          <w:sz w:val="24"/>
+        </w:rPr>
+        <w:t>Бо</w:t>
+      </w:r>
+      <w:r>
+        <w:rPr>
+          <w:rFonts w:ascii="Times New Roman" w:hAnsi="Times New Roman"/>
+          <w:sz w:val="24"/>
+        </w:rPr>
+        <w:t xml:space="preserve"> </w:t>
+      </w:r>
+      <w:r>
+        <w:rPr>
+          <w:rFonts w:ascii="Times New Roman" w:hAnsi="Times New Roman"/>
+          <w:sz w:val="24"/>
+        </w:rPr>
+        <w:t>поба́чили</w:t>
+      </w:r>
+      <w:r>
+        <w:rPr>
+          <w:rFonts w:ascii="Times New Roman" w:hAnsi="Times New Roman"/>
+          <w:sz w:val="24"/>
+        </w:rPr>
+        <w:t xml:space="preserve"> </w:t>
+      </w:r>
+      <w:r>
+        <w:rPr>
+          <w:rFonts w:ascii="Times New Roman" w:hAnsi="Times New Roman"/>
+          <w:sz w:val="24"/>
+        </w:rPr>
+        <w:t>о́чі</w:t>
+      </w:r>
+      <w:r>
+        <w:rPr>
+          <w:rFonts w:ascii="Times New Roman" w:hAnsi="Times New Roman"/>
+          <w:sz w:val="24"/>
+        </w:rPr>
+        <w:t xml:space="preserve"> </w:t>
+      </w:r>
+      <w:r>
+        <w:rPr>
+          <w:rFonts w:ascii="Times New Roman" w:hAnsi="Times New Roman"/>
+          <w:sz w:val="24"/>
+        </w:rPr>
+        <w:t>мої́*</w:t>
+      </w:r>
+      <w:r>
+        <w:rPr>
+          <w:rFonts w:ascii="Times New Roman" w:hAnsi="Times New Roman"/>
+          <w:sz w:val="24"/>
+        </w:rPr>
+        <w:t xml:space="preserve"> </w:t>
+      </w:r>
+      <w:r>
+        <w:rPr>
+          <w:rFonts w:ascii="Times New Roman" w:hAnsi="Times New Roman"/>
+          <w:sz w:val="24"/>
+        </w:rPr>
+        <w:t>спасі́ння</w:t>
+      </w:r>
+      <w:r>
+        <w:rPr>
+          <w:rFonts w:ascii="Times New Roman" w:hAnsi="Times New Roman"/>
+          <w:sz w:val="24"/>
+        </w:rPr>
+        <w:t xml:space="preserve"> </w:t>
+      </w:r>
+      <w:r>
+        <w:rPr>
+          <w:rFonts w:ascii="Times New Roman" w:hAnsi="Times New Roman"/>
+          <w:sz w:val="24"/>
+        </w:rPr>
+        <w:t>Твоє́;</w:t>
+      </w:r>
+    </w:p>
+    <w:p>
+      <w:pPr>
+        <w:spacing w:after="120"/>
+      </w:pPr>
+      <w:r>
+        <w:rPr>
+          <w:rFonts w:ascii="Times New Roman" w:hAnsi="Times New Roman"/>
+          <w:sz w:val="24"/>
+        </w:rPr>
+        <w:t>Що</w:t>
+      </w:r>
+      <w:r>
+        <w:rPr>
+          <w:rFonts w:ascii="Times New Roman" w:hAnsi="Times New Roman"/>
+          <w:sz w:val="24"/>
+        </w:rPr>
+        <w:t xml:space="preserve"> </w:t>
+      </w:r>
+      <w:r>
+        <w:rPr>
+          <w:rFonts w:ascii="Times New Roman" w:hAnsi="Times New Roman"/>
+          <w:sz w:val="24"/>
+        </w:rPr>
+        <w:t>приготува́в</w:t>
+      </w:r>
+      <w:r>
+        <w:rPr>
+          <w:rFonts w:ascii="Times New Roman" w:hAnsi="Times New Roman"/>
+          <w:sz w:val="24"/>
+        </w:rPr>
+        <w:t xml:space="preserve"> </w:t>
+      </w:r>
+      <w:r>
+        <w:rPr>
+          <w:rFonts w:ascii="Times New Roman" w:hAnsi="Times New Roman"/>
+          <w:sz w:val="24"/>
+        </w:rPr>
+        <w:t>Ти*</w:t>
+      </w:r>
+      <w:r>
+        <w:rPr>
+          <w:rFonts w:ascii="Times New Roman" w:hAnsi="Times New Roman"/>
+          <w:sz w:val="24"/>
+        </w:rPr>
+        <w:t xml:space="preserve"> </w:t>
+      </w:r>
+      <w:r>
+        <w:rPr>
+          <w:rFonts w:ascii="Times New Roman" w:hAnsi="Times New Roman"/>
+          <w:sz w:val="24"/>
+        </w:rPr>
+        <w:t>пе́ред</w:t>
+      </w:r>
+      <w:r>
+        <w:rPr>
+          <w:rFonts w:ascii="Times New Roman" w:hAnsi="Times New Roman"/>
+          <w:sz w:val="24"/>
+        </w:rPr>
+        <w:t xml:space="preserve"> </w:t>
+      </w:r>
+      <w:r>
+        <w:rPr>
+          <w:rFonts w:ascii="Times New Roman" w:hAnsi="Times New Roman"/>
+          <w:sz w:val="24"/>
+        </w:rPr>
+        <w:t>усіма́</w:t>
+      </w:r>
+      <w:r>
+        <w:rPr>
+          <w:rFonts w:ascii="Times New Roman" w:hAnsi="Times New Roman"/>
+          <w:sz w:val="24"/>
+        </w:rPr>
+        <w:t xml:space="preserve"> </w:t>
+      </w:r>
+      <w:r>
+        <w:rPr>
+          <w:rFonts w:ascii="Times New Roman" w:hAnsi="Times New Roman"/>
+          <w:sz w:val="24"/>
+        </w:rPr>
+        <w:t>наро́дами;</w:t>
+      </w:r>
+    </w:p>
+    <w:p>
+      <w:pPr>
+        <w:spacing w:after="120"/>
+      </w:pPr>
+      <w:r>
+        <w:rPr>
+          <w:rFonts w:ascii="Times New Roman" w:hAnsi="Times New Roman"/>
+          <w:sz w:val="24"/>
+        </w:rPr>
+        <w:t>Сві́тло</w:t>
+      </w:r>
+      <w:r>
+        <w:rPr>
+          <w:rFonts w:ascii="Times New Roman" w:hAnsi="Times New Roman"/>
+          <w:sz w:val="24"/>
+        </w:rPr>
+        <w:t xml:space="preserve"> </w:t>
+      </w:r>
+      <w:r>
+        <w:rPr>
+          <w:rFonts w:ascii="Times New Roman" w:hAnsi="Times New Roman"/>
+          <w:sz w:val="24"/>
+        </w:rPr>
+        <w:t>на</w:t>
+      </w:r>
+      <w:r>
+        <w:rPr>
+          <w:rFonts w:ascii="Times New Roman" w:hAnsi="Times New Roman"/>
+          <w:sz w:val="24"/>
+        </w:rPr>
+        <w:t xml:space="preserve"> </w:t>
+      </w:r>
+      <w:r>
+        <w:rPr>
+          <w:rFonts w:ascii="Times New Roman" w:hAnsi="Times New Roman"/>
+          <w:sz w:val="24"/>
+        </w:rPr>
+        <w:t>просві́ту</w:t>
+      </w:r>
+      <w:r>
+        <w:rPr>
+          <w:rFonts w:ascii="Times New Roman" w:hAnsi="Times New Roman"/>
+          <w:sz w:val="24"/>
+        </w:rPr>
+        <w:t xml:space="preserve"> </w:t>
+      </w:r>
+      <w:r>
+        <w:rPr>
+          <w:rFonts w:ascii="Times New Roman" w:hAnsi="Times New Roman"/>
+          <w:sz w:val="24"/>
+        </w:rPr>
+        <w:t>пога́нам,*</w:t>
+      </w:r>
+      <w:r>
+        <w:rPr>
+          <w:rFonts w:ascii="Times New Roman" w:hAnsi="Times New Roman"/>
+          <w:sz w:val="24"/>
+        </w:rPr>
+        <w:t xml:space="preserve"> </w:t>
+      </w:r>
+      <w:r>
+        <w:rPr>
+          <w:rFonts w:ascii="Times New Roman" w:hAnsi="Times New Roman"/>
+          <w:sz w:val="24"/>
+        </w:rPr>
+        <w:t>і</w:t>
+      </w:r>
+      <w:r>
+        <w:rPr>
+          <w:rFonts w:ascii="Times New Roman" w:hAnsi="Times New Roman"/>
+          <w:sz w:val="24"/>
+        </w:rPr>
+        <w:t xml:space="preserve"> </w:t>
+      </w:r>
+      <w:r>
+        <w:rPr>
+          <w:rFonts w:ascii="Times New Roman" w:hAnsi="Times New Roman"/>
+          <w:sz w:val="24"/>
+        </w:rPr>
+        <w:t>сла́ву</w:t>
+      </w:r>
+      <w:r>
+        <w:rPr>
+          <w:rFonts w:ascii="Times New Roman" w:hAnsi="Times New Roman"/>
+          <w:sz w:val="24"/>
+        </w:rPr>
+        <w:t xml:space="preserve"> </w:t>
+      </w:r>
+      <w:r>
+        <w:rPr>
+          <w:rFonts w:ascii="Times New Roman" w:hAnsi="Times New Roman"/>
+          <w:sz w:val="24"/>
+        </w:rPr>
+        <w:t>лю́ду</w:t>
+      </w:r>
+      <w:r>
+        <w:rPr>
+          <w:rFonts w:ascii="Times New Roman" w:hAnsi="Times New Roman"/>
+          <w:sz w:val="24"/>
+        </w:rPr>
+        <w:t xml:space="preserve"> </w:t>
+      </w:r>
+      <w:r>
+        <w:rPr>
+          <w:rFonts w:ascii="Times New Roman" w:hAnsi="Times New Roman"/>
+          <w:sz w:val="24"/>
+        </w:rPr>
+        <w:t>Твого́,</w:t>
+      </w:r>
+      <w:r>
+        <w:rPr>
+          <w:rFonts w:ascii="Times New Roman" w:hAnsi="Times New Roman"/>
+          <w:sz w:val="24"/>
+        </w:rPr>
+        <w:t xml:space="preserve"> </w:t>
+      </w:r>
+      <w:r>
+        <w:rPr>
+          <w:rFonts w:ascii="Times New Roman" w:hAnsi="Times New Roman"/>
+          <w:sz w:val="24"/>
+        </w:rPr>
+        <w:t>Ізра́їля.</w:t>
+      </w:r>
+    </w:p>
+    <w:p>
+      <w:pPr>
+        <w:spacing w:after="120"/>
+        <w:jc w:val="both"/>
+      </w:pPr>
+      <w:r>
+        <w:rPr>
+          <w:rFonts w:ascii="Times New Roman" w:hAnsi="Times New Roman"/>
+          <w:sz w:val="24"/>
+        </w:rPr>
+        <w:t>Святий</w:t>
+      </w:r>
+      <w:r>
+        <w:rPr>
+          <w:rFonts w:ascii="Times New Roman" w:hAnsi="Times New Roman"/>
+          <w:sz w:val="24"/>
+        </w:rPr>
+        <w:t xml:space="preserve"> </w:t>
+      </w:r>
+      <w:r>
+        <w:rPr>
+          <w:rFonts w:ascii="Times New Roman" w:hAnsi="Times New Roman"/>
+          <w:sz w:val="24"/>
+        </w:rPr>
+        <w:t>Боже,</w:t>
+      </w:r>
+      <w:r>
+        <w:rPr>
+          <w:rFonts w:ascii="Times New Roman" w:hAnsi="Times New Roman"/>
+          <w:sz w:val="24"/>
+        </w:rPr>
+        <w:t xml:space="preserve"> </w:t>
+      </w:r>
+      <w:r>
+        <w:rPr>
+          <w:rFonts w:ascii="Times New Roman" w:hAnsi="Times New Roman"/>
+          <w:sz w:val="24"/>
+        </w:rPr>
+        <w:t>святий</w:t>
+      </w:r>
+      <w:r>
+        <w:rPr>
+          <w:rFonts w:ascii="Times New Roman" w:hAnsi="Times New Roman"/>
+          <w:sz w:val="24"/>
+        </w:rPr>
+        <w:t xml:space="preserve"> </w:t>
+      </w:r>
+      <w:r>
+        <w:rPr>
+          <w:rFonts w:ascii="Times New Roman" w:hAnsi="Times New Roman"/>
+          <w:sz w:val="24"/>
+        </w:rPr>
+        <w:t>Кріпкий,</w:t>
+      </w:r>
+      <w:r>
+        <w:rPr>
+          <w:rFonts w:ascii="Times New Roman" w:hAnsi="Times New Roman"/>
+          <w:sz w:val="24"/>
+        </w:rPr>
+        <w:t xml:space="preserve"> </w:t>
+      </w:r>
+      <w:r>
+        <w:rPr>
+          <w:rFonts w:ascii="Times New Roman" w:hAnsi="Times New Roman"/>
+          <w:sz w:val="24"/>
+        </w:rPr>
+        <w:t>святий</w:t>
+      </w:r>
+      <w:r>
+        <w:rPr>
+          <w:rFonts w:ascii="Times New Roman" w:hAnsi="Times New Roman"/>
+          <w:sz w:val="24"/>
+        </w:rPr>
+        <w:t xml:space="preserve"> </w:t>
+      </w:r>
+      <w:r>
+        <w:rPr>
+          <w:rFonts w:ascii="Times New Roman" w:hAnsi="Times New Roman"/>
+          <w:sz w:val="24"/>
+        </w:rPr>
+        <w:t>Безсмертний,</w:t>
+      </w:r>
+      <w:r>
+        <w:rPr>
+          <w:rFonts w:ascii="Times New Roman" w:hAnsi="Times New Roman"/>
+          <w:sz w:val="24"/>
+        </w:rPr>
+        <w:t xml:space="preserve"> </w:t>
+      </w:r>
+      <w:r>
+        <w:rPr>
+          <w:rFonts w:ascii="Times New Roman" w:hAnsi="Times New Roman"/>
+          <w:sz w:val="24"/>
+        </w:rPr>
+        <w:t>помилуй</w:t>
+      </w:r>
+      <w:r>
+        <w:rPr>
+          <w:rFonts w:ascii="Times New Roman" w:hAnsi="Times New Roman"/>
+          <w:sz w:val="24"/>
+        </w:rPr>
+        <w:t xml:space="preserve"> </w:t>
+      </w:r>
+      <w:r>
+        <w:rPr>
+          <w:rFonts w:ascii="Times New Roman" w:hAnsi="Times New Roman"/>
+          <w:sz w:val="24"/>
+        </w:rPr>
+        <w:t>нас.</w:t>
+      </w:r>
+      <w:r>
+        <w:rPr>
+          <w:rFonts w:ascii="Times New Roman" w:hAnsi="Times New Roman"/>
+          <w:sz w:val="24"/>
+        </w:rPr>
+        <w:t xml:space="preserve"> </w:t>
+      </w:r>
+      <w:r>
+        <w:rPr>
+          <w:rFonts w:ascii="Times New Roman" w:hAnsi="Times New Roman"/>
+          <w:i/>
+          <w:color w:val="FF0000"/>
+          <w:sz w:val="24"/>
+        </w:rPr>
+        <w:t>(3</w:t>
+      </w:r>
+      <w:r>
+        <w:rPr>
+          <w:rFonts w:ascii="Times New Roman" w:hAnsi="Times New Roman"/>
+          <w:i/>
+          <w:color w:val="FF0000"/>
+          <w:sz w:val="24"/>
+        </w:rPr>
+        <w:t xml:space="preserve"> </w:t>
+      </w:r>
+      <w:r>
+        <w:rPr>
+          <w:rFonts w:ascii="Times New Roman" w:hAnsi="Times New Roman"/>
+          <w:i/>
+          <w:color w:val="FF0000"/>
+          <w:sz w:val="24"/>
+        </w:rPr>
+        <w:t>р.)</w:t>
       </w:r>
     </w:p>
     <w:p>
@@ -5727,78 +8934,286 @@
     </w:p>
     <w:p>
       <w:pPr>
-        <w:spacing w:after="120" w:lineRule="auto"/>
-        <w:jc w:val="both"/>
-        <w:rPr>
-          <w:rFonts w:ascii="Times New Roman" w:cs="Times New Roman" w:eastAsia="Times New Roman" w:hAnsi="Times New Roman"/>
-          <w:sz w:val="24"/>
-          <w:szCs w:val="24"/>
-        </w:rPr>
-      </w:pPr>
-      <w:r>
-        <w:rPr>
-          <w:rFonts w:ascii="Times New Roman" w:cs="Times New Roman" w:eastAsia="Times New Roman" w:hAnsi="Times New Roman"/>
-          <w:sz w:val="24"/>
-          <w:szCs w:val="24"/>
-          <w:rtl w:val="0"/>
-        </w:rPr>
-        <w:t xml:space="preserve">Господи, помилуй </w:t>
-      </w:r>
-      <w:r>
-        <w:rPr>
-          <w:rFonts w:ascii="Times New Roman" w:cs="Times New Roman" w:eastAsia="Times New Roman" w:hAnsi="Times New Roman"/>
-          <w:i w:val="1"/>
-          <w:color w:val="ff0000"/>
-          <w:sz w:val="24"/>
-          <w:szCs w:val="24"/>
-          <w:rtl w:val="0"/>
-        </w:rPr>
-        <w:t xml:space="preserve">(3 р.)</w:t>
-      </w:r>
-      <w:r>
-        <w:rPr>
-          <w:rtl w:val="0"/>
-        </w:rPr>
-      </w:r>
-    </w:p>
-    <w:p>
-      <w:pPr>
-        <w:spacing w:after="120" w:lineRule="auto"/>
-        <w:jc w:val="both"/>
-        <w:rPr>
-          <w:rFonts w:ascii="Times New Roman" w:cs="Times New Roman" w:eastAsia="Times New Roman" w:hAnsi="Times New Roman"/>
-          <w:sz w:val="24"/>
-          <w:szCs w:val="24"/>
-        </w:rPr>
-      </w:pPr>
-      <w:r>
-        <w:rPr>
-          <w:rFonts w:ascii="Times New Roman" w:cs="Times New Roman" w:eastAsia="Times New Roman" w:hAnsi="Times New Roman"/>
-          <w:sz w:val="24"/>
-          <w:szCs w:val="24"/>
-          <w:rtl w:val="0"/>
-        </w:rPr>
-        <w:t xml:space="preserve">Слава Отцю, і Сину, і Святому Духові.</w:t>
-      </w:r>
-    </w:p>
-    <w:p>
-      <w:pPr>
-        <w:spacing w:after="120" w:lineRule="auto"/>
-        <w:jc w:val="both"/>
-        <w:rPr>
-          <w:rFonts w:ascii="Times New Roman" w:cs="Times New Roman" w:eastAsia="Times New Roman" w:hAnsi="Times New Roman"/>
-          <w:sz w:val="24"/>
-          <w:szCs w:val="24"/>
-        </w:rPr>
-      </w:pPr>
-      <w:r>
-        <w:rPr>
-          <w:rFonts w:ascii="Times New Roman" w:cs="Times New Roman" w:eastAsia="Times New Roman" w:hAnsi="Times New Roman"/>
-          <w:sz w:val="24"/>
-          <w:szCs w:val="24"/>
-          <w:rtl w:val="0"/>
-        </w:rPr>
-        <w:t xml:space="preserve">І нині і повсякчас, і на віки віків. Амінь.</w:t>
+        <w:spacing w:after="120"/>
+        <w:jc w:val="both"/>
+      </w:pPr>
+      <w:r>
+        <w:rPr>
+          <w:rFonts w:ascii="Times New Roman" w:hAnsi="Times New Roman"/>
+          <w:sz w:val="24"/>
+        </w:rPr>
+        <w:t>Господи,</w:t>
+      </w:r>
+      <w:r>
+        <w:rPr>
+          <w:rFonts w:ascii="Times New Roman" w:hAnsi="Times New Roman"/>
+          <w:sz w:val="24"/>
+        </w:rPr>
+        <w:t xml:space="preserve"> </w:t>
+      </w:r>
+      <w:r>
+        <w:rPr>
+          <w:rFonts w:ascii="Times New Roman" w:hAnsi="Times New Roman"/>
+          <w:sz w:val="24"/>
+        </w:rPr>
+        <w:t>помилуй.</w:t>
+      </w:r>
+      <w:r>
+        <w:rPr>
+          <w:rFonts w:ascii="Times New Roman" w:hAnsi="Times New Roman"/>
+          <w:sz w:val="24"/>
+        </w:rPr>
+        <w:t xml:space="preserve"> </w:t>
+      </w:r>
+      <w:r>
+        <w:rPr>
+          <w:rFonts w:ascii="Times New Roman" w:hAnsi="Times New Roman"/>
+          <w:i/>
+          <w:color w:val="FF0000"/>
+          <w:sz w:val="24"/>
+        </w:rPr>
+        <w:t>(3</w:t>
+      </w:r>
+      <w:r>
+        <w:rPr>
+          <w:rFonts w:ascii="Times New Roman" w:hAnsi="Times New Roman"/>
+          <w:i/>
+          <w:color w:val="FF0000"/>
+          <w:sz w:val="24"/>
+        </w:rPr>
+        <w:t xml:space="preserve"> </w:t>
+      </w:r>
+      <w:r>
+        <w:rPr>
+          <w:rFonts w:ascii="Times New Roman" w:hAnsi="Times New Roman"/>
+          <w:i/>
+          <w:color w:val="FF0000"/>
+          <w:sz w:val="24"/>
+        </w:rPr>
+        <w:t>р.)</w:t>
+      </w:r>
+    </w:p>
+    <w:p>
+      <w:pPr>
+        <w:spacing w:after="120"/>
+        <w:jc w:val="both"/>
+      </w:pPr>
+      <w:r>
+        <w:rPr>
+          <w:rFonts w:ascii="Times New Roman" w:hAnsi="Times New Roman"/>
+          <w:sz w:val="24"/>
+        </w:rPr>
+        <w:t>Слава</w:t>
+      </w:r>
+      <w:r>
+        <w:rPr>
+          <w:rFonts w:ascii="Times New Roman" w:hAnsi="Times New Roman"/>
+          <w:sz w:val="24"/>
+        </w:rPr>
+        <w:t xml:space="preserve"> </w:t>
+      </w:r>
+      <w:r>
+        <w:rPr>
+          <w:rFonts w:ascii="Times New Roman" w:hAnsi="Times New Roman"/>
+          <w:sz w:val="24"/>
+        </w:rPr>
+        <w:t>Отцю,</w:t>
+      </w:r>
+      <w:r>
+        <w:rPr>
+          <w:rFonts w:ascii="Times New Roman" w:hAnsi="Times New Roman"/>
+          <w:sz w:val="24"/>
+        </w:rPr>
+        <w:t xml:space="preserve"> </w:t>
+      </w:r>
+      <w:r>
+        <w:rPr>
+          <w:rFonts w:ascii="Times New Roman" w:hAnsi="Times New Roman"/>
+          <w:sz w:val="24"/>
+        </w:rPr>
+        <w:t>і</w:t>
+      </w:r>
+      <w:r>
+        <w:rPr>
+          <w:rFonts w:ascii="Times New Roman" w:hAnsi="Times New Roman"/>
+          <w:sz w:val="24"/>
+        </w:rPr>
+        <w:t xml:space="preserve"> </w:t>
+      </w:r>
+      <w:r>
+        <w:rPr>
+          <w:rFonts w:ascii="Times New Roman" w:hAnsi="Times New Roman"/>
+          <w:sz w:val="24"/>
+        </w:rPr>
+        <w:t>Сину,</w:t>
+      </w:r>
+      <w:r>
+        <w:rPr>
+          <w:rFonts w:ascii="Times New Roman" w:hAnsi="Times New Roman"/>
+          <w:sz w:val="24"/>
+        </w:rPr>
+        <w:t xml:space="preserve"> </w:t>
+      </w:r>
+      <w:r>
+        <w:rPr>
+          <w:rFonts w:ascii="Times New Roman" w:hAnsi="Times New Roman"/>
+          <w:sz w:val="24"/>
+        </w:rPr>
+        <w:t>і</w:t>
+      </w:r>
+      <w:r>
+        <w:rPr>
+          <w:rFonts w:ascii="Times New Roman" w:hAnsi="Times New Roman"/>
+          <w:sz w:val="24"/>
+        </w:rPr>
+        <w:t xml:space="preserve"> </w:t>
+      </w:r>
+      <w:r>
+        <w:rPr>
+          <w:rFonts w:ascii="Times New Roman" w:hAnsi="Times New Roman"/>
+          <w:sz w:val="24"/>
+        </w:rPr>
+        <w:t>Святому</w:t>
+      </w:r>
+      <w:r>
+        <w:rPr>
+          <w:rFonts w:ascii="Times New Roman" w:hAnsi="Times New Roman"/>
+          <w:sz w:val="24"/>
+        </w:rPr>
+        <w:t xml:space="preserve"> </w:t>
+      </w:r>
+      <w:r>
+        <w:rPr>
+          <w:rFonts w:ascii="Times New Roman" w:hAnsi="Times New Roman"/>
+          <w:sz w:val="24"/>
+        </w:rPr>
+        <w:t>Духові,*</w:t>
+      </w:r>
+      <w:r>
+        <w:rPr>
+          <w:rFonts w:ascii="Times New Roman" w:hAnsi="Times New Roman"/>
+          <w:sz w:val="24"/>
+        </w:rPr>
+        <w:t xml:space="preserve"> </w:t>
+      </w:r>
+      <w:r>
+        <w:rPr>
+          <w:rFonts w:ascii="Times New Roman" w:hAnsi="Times New Roman"/>
+          <w:sz w:val="24"/>
+        </w:rPr>
+        <w:t>і</w:t>
+      </w:r>
+      <w:r>
+        <w:rPr>
+          <w:rFonts w:ascii="Times New Roman" w:hAnsi="Times New Roman"/>
+          <w:sz w:val="24"/>
+        </w:rPr>
+        <w:t xml:space="preserve"> </w:t>
+      </w:r>
+      <w:r>
+        <w:rPr>
+          <w:rFonts w:ascii="Times New Roman" w:hAnsi="Times New Roman"/>
+          <w:sz w:val="24"/>
+        </w:rPr>
+        <w:t>нині</w:t>
+      </w:r>
+      <w:r>
+        <w:rPr>
+          <w:rFonts w:ascii="Times New Roman" w:hAnsi="Times New Roman"/>
+          <w:sz w:val="24"/>
+        </w:rPr>
+        <w:t xml:space="preserve"> </w:t>
+      </w:r>
+      <w:r>
+        <w:rPr>
+          <w:rFonts w:ascii="Times New Roman" w:hAnsi="Times New Roman"/>
+          <w:sz w:val="24"/>
+        </w:rPr>
+        <w:t>і</w:t>
+      </w:r>
+      <w:r>
+        <w:rPr>
+          <w:rFonts w:ascii="Times New Roman" w:hAnsi="Times New Roman"/>
+          <w:sz w:val="24"/>
+        </w:rPr>
+        <w:t xml:space="preserve"> </w:t>
+      </w:r>
+      <w:r>
+        <w:rPr>
+          <w:rFonts w:ascii="Times New Roman" w:hAnsi="Times New Roman"/>
+          <w:sz w:val="24"/>
+        </w:rPr>
+        <w:t>повсякчас,</w:t>
+      </w:r>
+      <w:r>
+        <w:rPr>
+          <w:rFonts w:ascii="Times New Roman" w:hAnsi="Times New Roman"/>
+          <w:sz w:val="24"/>
+        </w:rPr>
+        <w:t xml:space="preserve"> </w:t>
+      </w:r>
+      <w:r>
+        <w:rPr>
+          <w:rFonts w:ascii="Times New Roman" w:hAnsi="Times New Roman"/>
+          <w:sz w:val="24"/>
+        </w:rPr>
+        <w:t>і</w:t>
+      </w:r>
+      <w:r>
+        <w:rPr>
+          <w:rFonts w:ascii="Times New Roman" w:hAnsi="Times New Roman"/>
+          <w:sz w:val="24"/>
+        </w:rPr>
+        <w:t xml:space="preserve"> </w:t>
+      </w:r>
+      <w:r>
+        <w:rPr>
+          <w:rFonts w:ascii="Times New Roman" w:hAnsi="Times New Roman"/>
+          <w:sz w:val="24"/>
+        </w:rPr>
+        <w:t>на</w:t>
+      </w:r>
+      <w:r>
+        <w:rPr>
+          <w:rFonts w:ascii="Times New Roman" w:hAnsi="Times New Roman"/>
+          <w:sz w:val="24"/>
+        </w:rPr>
+        <w:t xml:space="preserve"> </w:t>
+      </w:r>
+      <w:r>
+        <w:rPr>
+          <w:rFonts w:ascii="Times New Roman" w:hAnsi="Times New Roman"/>
+          <w:sz w:val="24"/>
+        </w:rPr>
+        <w:t>віки</w:t>
+      </w:r>
+      <w:r>
+        <w:rPr>
+          <w:rFonts w:ascii="Times New Roman" w:hAnsi="Times New Roman"/>
+          <w:sz w:val="24"/>
+        </w:rPr>
+        <w:t xml:space="preserve"> </w:t>
+      </w:r>
+      <w:r>
+        <w:rPr>
+          <w:rFonts w:ascii="Times New Roman" w:hAnsi="Times New Roman"/>
+          <w:sz w:val="24"/>
+        </w:rPr>
+        <w:t>віків.</w:t>
+      </w:r>
+      <w:r>
+        <w:rPr>
+          <w:rFonts w:ascii="Times New Roman" w:hAnsi="Times New Roman"/>
+          <w:sz w:val="24"/>
+        </w:rPr>
+        <w:t xml:space="preserve"> </w:t>
+      </w:r>
+      <w:r>
+        <w:rPr>
+          <w:rFonts w:ascii="Times New Roman" w:hAnsi="Times New Roman"/>
+          <w:sz w:val="24"/>
+        </w:rPr>
+        <w:t>Амінь.</w:t>
       </w:r>
     </w:p>
     <w:p>
@@ -5823,33 +9238,311 @@
     </w:p>
     <w:p>
       <w:pPr>
-        <w:spacing w:after="120" w:lineRule="auto"/>
-        <w:jc w:val="both"/>
-        <w:rPr>
-          <w:rFonts w:ascii="Times New Roman" w:cs="Times New Roman" w:eastAsia="Times New Roman" w:hAnsi="Times New Roman"/>
-          <w:sz w:val="24"/>
-          <w:szCs w:val="24"/>
-        </w:rPr>
-      </w:pPr>
-      <w:r>
-        <w:rPr>
-          <w:rFonts w:ascii="Times New Roman" w:cs="Times New Roman" w:eastAsia="Times New Roman" w:hAnsi="Times New Roman"/>
-          <w:i w:val="1"/>
-          <w:color w:val="ff0000"/>
-          <w:sz w:val="24"/>
-          <w:szCs w:val="24"/>
-          <w:rtl w:val="0"/>
-        </w:rPr>
-        <w:t xml:space="preserve">Священик:</w:t>
-      </w:r>
-      <w:r>
-        <w:rPr>
-          <w:rFonts w:ascii="Times New Roman" w:cs="Times New Roman" w:eastAsia="Times New Roman" w:hAnsi="Times New Roman"/>
-          <w:sz w:val="24"/>
-          <w:szCs w:val="24"/>
-          <w:rtl w:val="0"/>
-        </w:rPr>
-        <w:t xml:space="preserve"> Бо твоє є царство, і сила, і слава, Отця, і Сина, і Святого Духа, нині і повсякчас, і на віки віків.</w:t>
+        <w:spacing w:after="120"/>
+        <w:jc w:val="both"/>
+      </w:pPr>
+      <w:r>
+        <w:rPr>
+          <w:rFonts w:ascii="Times New Roman" w:hAnsi="Times New Roman"/>
+          <w:i/>
+          <w:color w:val="FF0000"/>
+          <w:sz w:val="24"/>
+        </w:rPr>
+        <w:t>Священник:</w:t>
+      </w:r>
+      <w:r>
+        <w:rPr>
+          <w:rFonts w:ascii="Times New Roman" w:hAnsi="Times New Roman"/>
+          <w:sz w:val="24"/>
+        </w:rPr>
+        <w:t xml:space="preserve"> </w:t>
+      </w:r>
+      <w:r>
+        <w:rPr>
+          <w:rFonts w:ascii="Times New Roman" w:hAnsi="Times New Roman"/>
+          <w:sz w:val="24"/>
+        </w:rPr>
+        <w:t>Бо</w:t>
+      </w:r>
+      <w:r>
+        <w:rPr>
+          <w:rFonts w:ascii="Times New Roman" w:hAnsi="Times New Roman"/>
+          <w:sz w:val="24"/>
+        </w:rPr>
+        <w:t xml:space="preserve"> </w:t>
+      </w:r>
+      <w:r>
+        <w:rPr>
+          <w:rFonts w:ascii="Times New Roman" w:hAnsi="Times New Roman"/>
+          <w:sz w:val="24"/>
+        </w:rPr>
+        <w:t>Твоє</w:t>
+      </w:r>
+      <w:r>
+        <w:rPr>
+          <w:rFonts w:ascii="Times New Roman" w:hAnsi="Times New Roman"/>
+          <w:sz w:val="24"/>
+        </w:rPr>
+        <w:t xml:space="preserve"> </w:t>
+      </w:r>
+      <w:r>
+        <w:rPr>
+          <w:rFonts w:ascii="Times New Roman" w:hAnsi="Times New Roman"/>
+          <w:sz w:val="24"/>
+        </w:rPr>
+        <w:t>є</w:t>
+      </w:r>
+      <w:r>
+        <w:rPr>
+          <w:rFonts w:ascii="Times New Roman" w:hAnsi="Times New Roman"/>
+          <w:sz w:val="24"/>
+        </w:rPr>
+        <w:t xml:space="preserve"> </w:t>
+      </w:r>
+      <w:r>
+        <w:rPr>
+          <w:rFonts w:ascii="Times New Roman" w:hAnsi="Times New Roman"/>
+          <w:sz w:val="24"/>
+        </w:rPr>
+        <w:t>царство,</w:t>
+      </w:r>
+      <w:r>
+        <w:rPr>
+          <w:rFonts w:ascii="Times New Roman" w:hAnsi="Times New Roman"/>
+          <w:sz w:val="24"/>
+        </w:rPr>
+        <w:t xml:space="preserve"> </w:t>
+      </w:r>
+      <w:r>
+        <w:rPr>
+          <w:rFonts w:ascii="Times New Roman" w:hAnsi="Times New Roman"/>
+          <w:sz w:val="24"/>
+        </w:rPr>
+        <w:t>і</w:t>
+      </w:r>
+      <w:r>
+        <w:rPr>
+          <w:rFonts w:ascii="Times New Roman" w:hAnsi="Times New Roman"/>
+          <w:sz w:val="24"/>
+        </w:rPr>
+        <w:t xml:space="preserve"> </w:t>
+      </w:r>
+      <w:r>
+        <w:rPr>
+          <w:rFonts w:ascii="Times New Roman" w:hAnsi="Times New Roman"/>
+          <w:sz w:val="24"/>
+        </w:rPr>
+        <w:t>сила,</w:t>
+      </w:r>
+      <w:r>
+        <w:rPr>
+          <w:rFonts w:ascii="Times New Roman" w:hAnsi="Times New Roman"/>
+          <w:sz w:val="24"/>
+        </w:rPr>
+        <w:t xml:space="preserve"> </w:t>
+      </w:r>
+      <w:r>
+        <w:rPr>
+          <w:rFonts w:ascii="Times New Roman" w:hAnsi="Times New Roman"/>
+          <w:sz w:val="24"/>
+        </w:rPr>
+        <w:t>і</w:t>
+      </w:r>
+      <w:r>
+        <w:rPr>
+          <w:rFonts w:ascii="Times New Roman" w:hAnsi="Times New Roman"/>
+          <w:sz w:val="24"/>
+        </w:rPr>
+        <w:t xml:space="preserve"> </w:t>
+      </w:r>
+      <w:r>
+        <w:rPr>
+          <w:rFonts w:ascii="Times New Roman" w:hAnsi="Times New Roman"/>
+          <w:sz w:val="24"/>
+        </w:rPr>
+        <w:t>слава,</w:t>
+      </w:r>
+      <w:r>
+        <w:rPr>
+          <w:rFonts w:ascii="Times New Roman" w:hAnsi="Times New Roman"/>
+          <w:sz w:val="24"/>
+        </w:rPr>
+        <w:t xml:space="preserve"> </w:t>
+      </w:r>
+      <w:r>
+        <w:rPr>
+          <w:rFonts w:ascii="Times New Roman" w:hAnsi="Times New Roman"/>
+          <w:sz w:val="24"/>
+        </w:rPr>
+        <w:t>Отця,</w:t>
+      </w:r>
+      <w:r>
+        <w:rPr>
+          <w:rFonts w:ascii="Times New Roman" w:hAnsi="Times New Roman"/>
+          <w:sz w:val="24"/>
+        </w:rPr>
+        <w:t xml:space="preserve"> </w:t>
+      </w:r>
+      <w:r>
+        <w:rPr>
+          <w:rFonts w:ascii="Times New Roman" w:hAnsi="Times New Roman"/>
+          <w:sz w:val="24"/>
+        </w:rPr>
+        <w:t>і</w:t>
+      </w:r>
+      <w:r>
+        <w:rPr>
+          <w:rFonts w:ascii="Times New Roman" w:hAnsi="Times New Roman"/>
+          <w:sz w:val="24"/>
+        </w:rPr>
+        <w:t xml:space="preserve"> </w:t>
+      </w:r>
+      <w:r>
+        <w:rPr>
+          <w:rFonts w:ascii="Times New Roman" w:hAnsi="Times New Roman"/>
+          <w:sz w:val="24"/>
+        </w:rPr>
+        <w:t>Сина,</w:t>
+      </w:r>
+      <w:r>
+        <w:rPr>
+          <w:rFonts w:ascii="Times New Roman" w:hAnsi="Times New Roman"/>
+          <w:sz w:val="24"/>
+        </w:rPr>
+        <w:t xml:space="preserve"> </w:t>
+      </w:r>
+      <w:r>
+        <w:rPr>
+          <w:rFonts w:ascii="Times New Roman" w:hAnsi="Times New Roman"/>
+          <w:sz w:val="24"/>
+        </w:rPr>
+        <w:t>і</w:t>
+      </w:r>
+      <w:r>
+        <w:rPr>
+          <w:rFonts w:ascii="Times New Roman" w:hAnsi="Times New Roman"/>
+          <w:sz w:val="24"/>
+        </w:rPr>
+        <w:t xml:space="preserve"> </w:t>
+      </w:r>
+      <w:r>
+        <w:rPr>
+          <w:rFonts w:ascii="Times New Roman" w:hAnsi="Times New Roman"/>
+          <w:sz w:val="24"/>
+        </w:rPr>
+        <w:t>Святого</w:t>
+      </w:r>
+      <w:r>
+        <w:rPr>
+          <w:rFonts w:ascii="Times New Roman" w:hAnsi="Times New Roman"/>
+          <w:sz w:val="24"/>
+        </w:rPr>
+        <w:t xml:space="preserve"> </w:t>
+      </w:r>
+      <w:r>
+        <w:rPr>
+          <w:rFonts w:ascii="Times New Roman" w:hAnsi="Times New Roman"/>
+          <w:sz w:val="24"/>
+        </w:rPr>
+        <w:t>Духа,</w:t>
+      </w:r>
+      <w:r>
+        <w:rPr>
+          <w:rFonts w:ascii="Times New Roman" w:hAnsi="Times New Roman"/>
+          <w:sz w:val="24"/>
+        </w:rPr>
+        <w:t xml:space="preserve"> </w:t>
+      </w:r>
+      <w:r>
+        <w:rPr>
+          <w:rFonts w:ascii="Times New Roman" w:hAnsi="Times New Roman"/>
+          <w:sz w:val="24"/>
+        </w:rPr>
+        <w:t>нині,</w:t>
+      </w:r>
+      <w:r>
+        <w:rPr>
+          <w:rFonts w:ascii="Times New Roman" w:hAnsi="Times New Roman"/>
+          <w:sz w:val="24"/>
+        </w:rPr>
+        <w:t xml:space="preserve"> </w:t>
+      </w:r>
+      <w:r>
+        <w:rPr>
+          <w:rFonts w:ascii="Times New Roman" w:hAnsi="Times New Roman"/>
+          <w:sz w:val="24"/>
+        </w:rPr>
+        <w:t>і</w:t>
+      </w:r>
+      <w:r>
+        <w:rPr>
+          <w:rFonts w:ascii="Times New Roman" w:hAnsi="Times New Roman"/>
+          <w:sz w:val="24"/>
+        </w:rPr>
+        <w:t xml:space="preserve"> </w:t>
+      </w:r>
+      <w:r>
+        <w:rPr>
+          <w:rFonts w:ascii="Times New Roman" w:hAnsi="Times New Roman"/>
+          <w:sz w:val="24"/>
+        </w:rPr>
+        <w:t>повсякчас,</w:t>
+      </w:r>
+      <w:r>
+        <w:rPr>
+          <w:rFonts w:ascii="Times New Roman" w:hAnsi="Times New Roman"/>
+          <w:sz w:val="24"/>
+        </w:rPr>
+        <w:t xml:space="preserve"> </w:t>
+      </w:r>
+      <w:r>
+        <w:rPr>
+          <w:rFonts w:ascii="Times New Roman" w:hAnsi="Times New Roman"/>
+          <w:sz w:val="24"/>
+        </w:rPr>
+        <w:t>і</w:t>
+      </w:r>
+      <w:r>
+        <w:rPr>
+          <w:rFonts w:ascii="Times New Roman" w:hAnsi="Times New Roman"/>
+          <w:sz w:val="24"/>
+        </w:rPr>
+        <w:t xml:space="preserve"> </w:t>
+      </w:r>
+      <w:r>
+        <w:rPr>
+          <w:rFonts w:ascii="Times New Roman" w:hAnsi="Times New Roman"/>
+          <w:sz w:val="24"/>
+        </w:rPr>
+        <w:t>на</w:t>
+      </w:r>
+      <w:r>
+        <w:rPr>
+          <w:rFonts w:ascii="Times New Roman" w:hAnsi="Times New Roman"/>
+          <w:sz w:val="24"/>
+        </w:rPr>
+        <w:t xml:space="preserve"> </w:t>
+      </w:r>
+      <w:r>
+        <w:rPr>
+          <w:rFonts w:ascii="Times New Roman" w:hAnsi="Times New Roman"/>
+          <w:sz w:val="24"/>
+        </w:rPr>
+        <w:t>віки</w:t>
+      </w:r>
+      <w:r>
+        <w:rPr>
+          <w:rFonts w:ascii="Times New Roman" w:hAnsi="Times New Roman"/>
+          <w:sz w:val="24"/>
+        </w:rPr>
+        <w:t xml:space="preserve"> </w:t>
+      </w:r>
+      <w:r>
+        <w:rPr>
+          <w:rFonts w:ascii="Times New Roman" w:hAnsi="Times New Roman"/>
+          <w:sz w:val="24"/>
+        </w:rPr>
+        <w:t>віків.</w:t>
       </w:r>
     </w:p>
     <w:p>
@@ -6821,7 +10514,7 @@
           <w:szCs w:val="24"/>
           <w:rtl w:val="0"/>
         </w:rPr>
-        <w:t xml:space="preserve">(3 р.)</w:t>
+        <w:t>(3 р.)</w:t>
       </w:r>
       <w:r>
         <w:rPr>
@@ -11892,30 +15585,126 @@
     </w:p>
     <w:p>
       <w:pPr>
-        <w:spacing w:after="120" w:lineRule="auto"/>
-        <w:jc w:val="both"/>
-        <w:rPr>
-          <w:rFonts w:ascii="Times New Roman" w:cs="Times New Roman" w:eastAsia="Times New Roman" w:hAnsi="Times New Roman"/>
-          <w:i w:val="1"/>
-          <w:color w:val="000000"/>
-          <w:sz w:val="24"/>
-          <w:szCs w:val="24"/>
-        </w:rPr>
-      </w:pPr>
-      <w:r>
-        <w:rPr>
-          <w:rFonts w:ascii="Times New Roman" w:cs="Times New Roman" w:eastAsia="Times New Roman" w:hAnsi="Times New Roman"/>
-          <w:color w:val="000000"/>
-          <w:sz w:val="24"/>
-          <w:szCs w:val="24"/>
-          <w:rtl w:val="0"/>
-        </w:rPr>
-        <w:t xml:space="preserve">Заступи, спаси, помилуй і охорони нас, Боже, твоєю благодаттю.</w:t>
-      </w:r>
-      <w:r>
-        <w:rPr>
-          <w:rtl w:val="0"/>
-        </w:rPr>
+        <w:spacing w:after="120"/>
+      </w:pPr>
+      <w:r>
+        <w:rPr>
+          <w:rFonts w:ascii="Times New Roman" w:hAnsi="Times New Roman"/>
+          <w:sz w:val="24"/>
+        </w:rPr>
+        <w:t>Заступи,</w:t>
+      </w:r>
+      <w:r>
+        <w:rPr>
+          <w:rFonts w:ascii="Times New Roman" w:hAnsi="Times New Roman"/>
+          <w:sz w:val="24"/>
+        </w:rPr>
+        <w:t xml:space="preserve"> </w:t>
+      </w:r>
+      <w:r>
+        <w:rPr>
+          <w:rFonts w:ascii="Times New Roman" w:hAnsi="Times New Roman"/>
+          <w:sz w:val="24"/>
+        </w:rPr>
+        <w:t>спаси,</w:t>
+      </w:r>
+      <w:r>
+        <w:rPr>
+          <w:rFonts w:ascii="Times New Roman" w:hAnsi="Times New Roman"/>
+          <w:sz w:val="24"/>
+        </w:rPr>
+        <w:t xml:space="preserve"> </w:t>
+      </w:r>
+      <w:r>
+        <w:rPr>
+          <w:rFonts w:ascii="Times New Roman" w:hAnsi="Times New Roman"/>
+          <w:sz w:val="24"/>
+        </w:rPr>
+        <w:t>помилуй</w:t>
+      </w:r>
+      <w:r>
+        <w:rPr>
+          <w:rFonts w:ascii="Times New Roman" w:hAnsi="Times New Roman"/>
+          <w:sz w:val="24"/>
+        </w:rPr>
+        <w:t xml:space="preserve"> </w:t>
+      </w:r>
+      <w:r>
+        <w:rPr>
+          <w:rFonts w:ascii="Times New Roman" w:hAnsi="Times New Roman"/>
+          <w:sz w:val="24"/>
+        </w:rPr>
+        <w:t>і</w:t>
+      </w:r>
+      <w:r>
+        <w:rPr>
+          <w:rFonts w:ascii="Times New Roman" w:hAnsi="Times New Roman"/>
+          <w:sz w:val="24"/>
+        </w:rPr>
+        <w:t xml:space="preserve"> </w:t>
+      </w:r>
+      <w:r>
+        <w:rPr>
+          <w:rFonts w:ascii="Times New Roman" w:hAnsi="Times New Roman"/>
+          <w:sz w:val="24"/>
+        </w:rPr>
+        <w:t>охорони</w:t>
+      </w:r>
+      <w:r>
+        <w:rPr>
+          <w:rFonts w:ascii="Times New Roman" w:hAnsi="Times New Roman"/>
+          <w:sz w:val="24"/>
+        </w:rPr>
+        <w:t xml:space="preserve"> </w:t>
+      </w:r>
+      <w:r>
+        <w:rPr>
+          <w:rFonts w:ascii="Times New Roman" w:hAnsi="Times New Roman"/>
+          <w:sz w:val="24"/>
+        </w:rPr>
+        <w:t>нас,</w:t>
+      </w:r>
+      <w:r>
+        <w:rPr>
+          <w:rFonts w:ascii="Times New Roman" w:hAnsi="Times New Roman"/>
+          <w:sz w:val="24"/>
+        </w:rPr>
+        <w:t xml:space="preserve"> </w:t>
+      </w:r>
+      <w:r>
+        <w:rPr>
+          <w:rFonts w:ascii="Times New Roman" w:hAnsi="Times New Roman"/>
+          <w:sz w:val="24"/>
+        </w:rPr>
+        <w:t>Боже,</w:t>
+      </w:r>
+      <w:r>
+        <w:rPr>
+          <w:rFonts w:ascii="Times New Roman" w:hAnsi="Times New Roman"/>
+          <w:sz w:val="24"/>
+        </w:rPr>
+        <w:t xml:space="preserve"> </w:t>
+      </w:r>
+      <w:r>
+        <w:rPr>
+          <w:rFonts w:ascii="Times New Roman" w:hAnsi="Times New Roman"/>
+          <w:sz w:val="24"/>
+        </w:rPr>
+        <w:t>Твоєю</w:t>
+      </w:r>
+      <w:r>
+        <w:rPr>
+          <w:rFonts w:ascii="Times New Roman" w:hAnsi="Times New Roman"/>
+          <w:sz w:val="24"/>
+        </w:rPr>
+        <w:t xml:space="preserve"> </w:t>
+      </w:r>
+      <w:r>
+        <w:rPr>
+          <w:rFonts w:ascii="Times New Roman" w:hAnsi="Times New Roman"/>
+          <w:sz w:val="24"/>
+        </w:rPr>
+        <w:t>благодаттю</w:t>
       </w:r>
     </w:p>
     <w:p>
@@ -12045,43 +15834,416 @@
     </w:p>
     <w:p>
       <w:pPr>
-        <w:spacing w:after="120" w:lineRule="auto"/>
-        <w:jc w:val="both"/>
-        <w:rPr>
-          <w:rFonts w:ascii="Times New Roman" w:cs="Times New Roman" w:eastAsia="Times New Roman" w:hAnsi="Times New Roman"/>
-          <w:sz w:val="24"/>
-          <w:szCs w:val="24"/>
-        </w:rPr>
-      </w:pPr>
-      <w:r>
-        <w:rPr>
-          <w:rFonts w:ascii="Times New Roman" w:cs="Times New Roman" w:eastAsia="Times New Roman" w:hAnsi="Times New Roman"/>
-          <w:i w:val="1"/>
-          <w:color w:val="ff0000"/>
-          <w:sz w:val="24"/>
-          <w:szCs w:val="24"/>
-          <w:rtl w:val="0"/>
-        </w:rPr>
-        <w:t xml:space="preserve">Священик: </w:t>
-      </w:r>
-      <w:r>
-        <w:rPr>
-          <w:rFonts w:ascii="Times New Roman" w:cs="Times New Roman" w:eastAsia="Times New Roman" w:hAnsi="Times New Roman"/>
-          <w:color w:val="000000"/>
-          <w:sz w:val="24"/>
-          <w:szCs w:val="24"/>
-          <w:rtl w:val="0"/>
-        </w:rPr>
-        <w:t xml:space="preserve">Бо Твоя влада і Твоє єсть царство і сила, і слава Отця, і Сина, і Святого Духа</w:t>
-      </w:r>
-      <w:r>
-        <w:rPr>
-          <w:rFonts w:ascii="Times New Roman" w:cs="Times New Roman" w:eastAsia="Times New Roman" w:hAnsi="Times New Roman"/>
-          <w:sz w:val="24"/>
-          <w:szCs w:val="24"/>
-          <w:rtl w:val="0"/>
-        </w:rPr>
-        <w:t xml:space="preserve">, нині і повсякчас, і на віки віків.</w:t>
+        <w:spacing w:after="120"/>
+      </w:pPr>
+      <w:r>
+        <w:rPr>
+          <w:rFonts w:ascii="Times New Roman" w:hAnsi="Times New Roman"/>
+          <w:i/>
+          <w:color w:val="FF4400"/>
+          <w:sz w:val="24"/>
+        </w:rPr>
+        <w:t>Священник:</w:t>
+      </w:r>
+      <w:r>
+        <w:rPr>
+          <w:rFonts w:ascii="Times New Roman" w:hAnsi="Times New Roman"/>
+          <w:color w:val="000000"/>
+          <w:sz w:val="24"/>
+        </w:rPr>
+        <w:t xml:space="preserve"> </w:t>
+      </w:r>
+      <w:r>
+        <w:rPr>
+          <w:rFonts w:ascii="Times New Roman" w:hAnsi="Times New Roman"/>
+          <w:color w:val="000000"/>
+          <w:sz w:val="24"/>
+        </w:rPr>
+        <w:t>Бо</w:t>
+      </w:r>
+      <w:r>
+        <w:rPr>
+          <w:rFonts w:ascii="Times New Roman" w:hAnsi="Times New Roman"/>
+          <w:color w:val="000000"/>
+          <w:sz w:val="24"/>
+        </w:rPr>
+        <w:t xml:space="preserve"> </w:t>
+      </w:r>
+      <w:r>
+        <w:rPr>
+          <w:rFonts w:ascii="Times New Roman" w:hAnsi="Times New Roman"/>
+          <w:color w:val="000000"/>
+          <w:sz w:val="24"/>
+        </w:rPr>
+        <w:t>Твоя</w:t>
+      </w:r>
+      <w:r>
+        <w:rPr>
+          <w:rFonts w:ascii="Times New Roman" w:hAnsi="Times New Roman"/>
+          <w:color w:val="000000"/>
+          <w:sz w:val="24"/>
+        </w:rPr>
+        <w:t xml:space="preserve"> </w:t>
+      </w:r>
+      <w:r>
+        <w:rPr>
+          <w:rFonts w:ascii="Times New Roman" w:hAnsi="Times New Roman"/>
+          <w:color w:val="000000"/>
+          <w:sz w:val="24"/>
+        </w:rPr>
+        <w:t>є</w:t>
+      </w:r>
+      <w:r>
+        <w:rPr>
+          <w:rFonts w:ascii="Times New Roman" w:hAnsi="Times New Roman"/>
+          <w:color w:val="000000"/>
+          <w:sz w:val="24"/>
+        </w:rPr>
+        <w:t xml:space="preserve"> </w:t>
+      </w:r>
+      <w:r>
+        <w:rPr>
+          <w:rFonts w:ascii="Times New Roman" w:hAnsi="Times New Roman"/>
+          <w:color w:val="000000"/>
+          <w:sz w:val="24"/>
+        </w:rPr>
+        <w:t>влада</w:t>
+      </w:r>
+      <w:r>
+        <w:rPr>
+          <w:rFonts w:ascii="Times New Roman" w:hAnsi="Times New Roman"/>
+          <w:color w:val="000000"/>
+          <w:sz w:val="24"/>
+        </w:rPr>
+        <w:t xml:space="preserve"> </w:t>
+      </w:r>
+      <w:r>
+        <w:rPr>
+          <w:rFonts w:ascii="Times New Roman" w:hAnsi="Times New Roman"/>
+          <w:color w:val="000000"/>
+          <w:sz w:val="24"/>
+        </w:rPr>
+        <w:t>і</w:t>
+      </w:r>
+      <w:r>
+        <w:rPr>
+          <w:rFonts w:ascii="Times New Roman" w:hAnsi="Times New Roman"/>
+          <w:color w:val="000000"/>
+          <w:sz w:val="24"/>
+        </w:rPr>
+        <w:t xml:space="preserve"> </w:t>
+      </w:r>
+      <w:r>
+        <w:rPr>
+          <w:rFonts w:ascii="Times New Roman" w:hAnsi="Times New Roman"/>
+          <w:color w:val="000000"/>
+          <w:sz w:val="24"/>
+        </w:rPr>
+        <w:t>Твоє</w:t>
+      </w:r>
+      <w:r>
+        <w:rPr>
+          <w:rFonts w:ascii="Times New Roman" w:hAnsi="Times New Roman"/>
+          <w:color w:val="000000"/>
+          <w:sz w:val="24"/>
+        </w:rPr>
+        <w:t xml:space="preserve"> </w:t>
+      </w:r>
+      <w:r>
+        <w:rPr>
+          <w:rFonts w:ascii="Times New Roman" w:hAnsi="Times New Roman"/>
+          <w:color w:val="000000"/>
+          <w:sz w:val="24"/>
+        </w:rPr>
+        <w:t>є</w:t>
+      </w:r>
+      <w:r>
+        <w:rPr>
+          <w:rFonts w:ascii="Times New Roman" w:hAnsi="Times New Roman"/>
+          <w:color w:val="000000"/>
+          <w:sz w:val="24"/>
+        </w:rPr>
+        <w:t xml:space="preserve"> </w:t>
+      </w:r>
+      <w:r>
+        <w:rPr>
+          <w:rFonts w:ascii="Times New Roman" w:hAnsi="Times New Roman"/>
+          <w:color w:val="000000"/>
+          <w:sz w:val="24"/>
+        </w:rPr>
+        <w:t>царство,</w:t>
+      </w:r>
+      <w:r>
+        <w:rPr>
+          <w:rFonts w:ascii="Times New Roman" w:hAnsi="Times New Roman"/>
+          <w:color w:val="000000"/>
+          <w:sz w:val="24"/>
+        </w:rPr>
+        <w:t xml:space="preserve"> </w:t>
+      </w:r>
+      <w:r>
+        <w:rPr>
+          <w:rFonts w:ascii="Times New Roman" w:hAnsi="Times New Roman"/>
+          <w:color w:val="000000"/>
+          <w:sz w:val="24"/>
+        </w:rPr>
+        <w:t>і</w:t>
+      </w:r>
+      <w:r>
+        <w:rPr>
+          <w:rFonts w:ascii="Times New Roman" w:hAnsi="Times New Roman"/>
+          <w:color w:val="000000"/>
+          <w:sz w:val="24"/>
+        </w:rPr>
+        <w:t xml:space="preserve"> </w:t>
+      </w:r>
+      <w:r>
+        <w:rPr>
+          <w:rFonts w:ascii="Times New Roman" w:hAnsi="Times New Roman"/>
+          <w:color w:val="000000"/>
+          <w:sz w:val="24"/>
+        </w:rPr>
+        <w:t>сила,</w:t>
+      </w:r>
+      <w:r>
+        <w:rPr>
+          <w:rFonts w:ascii="Times New Roman" w:hAnsi="Times New Roman"/>
+          <w:color w:val="000000"/>
+          <w:sz w:val="24"/>
+        </w:rPr>
+        <w:t xml:space="preserve"> </w:t>
+      </w:r>
+      <w:r>
+        <w:rPr>
+          <w:rFonts w:ascii="Times New Roman" w:hAnsi="Times New Roman"/>
+          <w:color w:val="000000"/>
+          <w:sz w:val="24"/>
+        </w:rPr>
+        <w:t>і</w:t>
+      </w:r>
+      <w:r>
+        <w:rPr>
+          <w:rFonts w:ascii="Times New Roman" w:hAnsi="Times New Roman"/>
+          <w:color w:val="000000"/>
+          <w:sz w:val="24"/>
+        </w:rPr>
+        <w:t xml:space="preserve"> </w:t>
+      </w:r>
+      <w:r>
+        <w:rPr>
+          <w:rFonts w:ascii="Times New Roman" w:hAnsi="Times New Roman"/>
+          <w:color w:val="000000"/>
+          <w:sz w:val="24"/>
+        </w:rPr>
+        <w:t>слава,</w:t>
+      </w:r>
+      <w:r>
+        <w:rPr>
+          <w:rFonts w:ascii="Times New Roman" w:hAnsi="Times New Roman"/>
+          <w:color w:val="000000"/>
+          <w:sz w:val="24"/>
+        </w:rPr>
+        <w:t xml:space="preserve"> </w:t>
+      </w:r>
+      <w:r>
+        <w:rPr>
+          <w:rFonts w:ascii="Times New Roman" w:hAnsi="Times New Roman"/>
+          <w:color w:val="000000"/>
+          <w:sz w:val="24"/>
+        </w:rPr>
+        <w:t>Отця,</w:t>
+      </w:r>
+      <w:r>
+        <w:rPr>
+          <w:rFonts w:ascii="Times New Roman" w:hAnsi="Times New Roman"/>
+          <w:color w:val="000000"/>
+          <w:sz w:val="24"/>
+        </w:rPr>
+        <w:t xml:space="preserve"> </w:t>
+      </w:r>
+      <w:r>
+        <w:rPr>
+          <w:rFonts w:ascii="Times New Roman" w:hAnsi="Times New Roman"/>
+          <w:color w:val="000000"/>
+          <w:sz w:val="24"/>
+        </w:rPr>
+        <w:t>і</w:t>
+      </w:r>
+      <w:r>
+        <w:rPr>
+          <w:rFonts w:ascii="Times New Roman" w:hAnsi="Times New Roman"/>
+          <w:color w:val="000000"/>
+          <w:sz w:val="24"/>
+        </w:rPr>
+        <w:t xml:space="preserve"> </w:t>
+      </w:r>
+      <w:r>
+        <w:rPr>
+          <w:rFonts w:ascii="Times New Roman" w:hAnsi="Times New Roman"/>
+          <w:color w:val="000000"/>
+          <w:sz w:val="24"/>
+        </w:rPr>
+        <w:t>Сина,</w:t>
+      </w:r>
+      <w:r>
+        <w:rPr>
+          <w:rFonts w:ascii="Times New Roman" w:hAnsi="Times New Roman"/>
+          <w:color w:val="000000"/>
+          <w:sz w:val="24"/>
+        </w:rPr>
+        <w:t xml:space="preserve"> </w:t>
+      </w:r>
+      <w:r>
+        <w:rPr>
+          <w:rFonts w:ascii="Times New Roman" w:hAnsi="Times New Roman"/>
+          <w:color w:val="000000"/>
+          <w:sz w:val="24"/>
+        </w:rPr>
+        <w:t>і</w:t>
+      </w:r>
+      <w:r>
+        <w:rPr>
+          <w:rFonts w:ascii="Times New Roman" w:hAnsi="Times New Roman"/>
+          <w:color w:val="000000"/>
+          <w:sz w:val="24"/>
+        </w:rPr>
+        <w:t xml:space="preserve"> </w:t>
+      </w:r>
+      <w:r>
+        <w:rPr>
+          <w:rFonts w:ascii="Times New Roman" w:hAnsi="Times New Roman"/>
+          <w:color w:val="000000"/>
+          <w:sz w:val="24"/>
+        </w:rPr>
+        <w:t>Святого</w:t>
+      </w:r>
+      <w:r>
+        <w:rPr>
+          <w:rFonts w:ascii="Times New Roman" w:hAnsi="Times New Roman"/>
+          <w:color w:val="000000"/>
+          <w:sz w:val="24"/>
+        </w:rPr>
+        <w:t xml:space="preserve"> </w:t>
+      </w:r>
+      <w:r>
+        <w:rPr>
+          <w:rFonts w:ascii="Times New Roman" w:hAnsi="Times New Roman"/>
+          <w:color w:val="000000"/>
+          <w:sz w:val="24"/>
+        </w:rPr>
+        <w:t>Духа,</w:t>
+      </w:r>
+      <w:r>
+        <w:rPr>
+          <w:rFonts w:ascii="Times New Roman" w:hAnsi="Times New Roman"/>
+          <w:color w:val="000000"/>
+          <w:sz w:val="24"/>
+        </w:rPr>
+        <w:t xml:space="preserve"> </w:t>
+      </w:r>
+      <w:r>
+        <w:rPr>
+          <w:rFonts w:ascii="Times New Roman" w:hAnsi="Times New Roman"/>
+          <w:color w:val="000000"/>
+          <w:sz w:val="24"/>
+        </w:rPr>
+        <w:t>нині,</w:t>
+      </w:r>
+      <w:r>
+        <w:rPr>
+          <w:rFonts w:ascii="Times New Roman" w:hAnsi="Times New Roman"/>
+          <w:color w:val="000000"/>
+          <w:sz w:val="24"/>
+        </w:rPr>
+        <w:t xml:space="preserve"> </w:t>
+      </w:r>
+      <w:r>
+        <w:rPr>
+          <w:rFonts w:ascii="Times New Roman" w:hAnsi="Times New Roman"/>
+          <w:color w:val="000000"/>
+          <w:sz w:val="24"/>
+        </w:rPr>
+        <w:t>і</w:t>
+      </w:r>
+      <w:r>
+        <w:rPr>
+          <w:rFonts w:ascii="Times New Roman" w:hAnsi="Times New Roman"/>
+          <w:color w:val="000000"/>
+          <w:sz w:val="24"/>
+        </w:rPr>
+        <w:t xml:space="preserve"> </w:t>
+      </w:r>
+      <w:r>
+        <w:rPr>
+          <w:rFonts w:ascii="Times New Roman" w:hAnsi="Times New Roman"/>
+          <w:color w:val="000000"/>
+          <w:sz w:val="24"/>
+        </w:rPr>
+        <w:t>повсякчас,</w:t>
+      </w:r>
+      <w:r>
+        <w:rPr>
+          <w:rFonts w:ascii="Times New Roman" w:hAnsi="Times New Roman"/>
+          <w:color w:val="000000"/>
+          <w:sz w:val="24"/>
+        </w:rPr>
+        <w:t xml:space="preserve"> </w:t>
+      </w:r>
+      <w:r>
+        <w:rPr>
+          <w:rFonts w:ascii="Times New Roman" w:hAnsi="Times New Roman"/>
+          <w:color w:val="000000"/>
+          <w:sz w:val="24"/>
+        </w:rPr>
+        <w:t>і</w:t>
+      </w:r>
+      <w:r>
+        <w:rPr>
+          <w:rFonts w:ascii="Times New Roman" w:hAnsi="Times New Roman"/>
+          <w:color w:val="000000"/>
+          <w:sz w:val="24"/>
+        </w:rPr>
+        <w:t xml:space="preserve"> </w:t>
+      </w:r>
+      <w:r>
+        <w:rPr>
+          <w:rFonts w:ascii="Times New Roman" w:hAnsi="Times New Roman"/>
+          <w:color w:val="000000"/>
+          <w:sz w:val="24"/>
+        </w:rPr>
+        <w:t>на</w:t>
+      </w:r>
+      <w:r>
+        <w:rPr>
+          <w:rFonts w:ascii="Times New Roman" w:hAnsi="Times New Roman"/>
+          <w:color w:val="000000"/>
+          <w:sz w:val="24"/>
+        </w:rPr>
+        <w:t xml:space="preserve"> </w:t>
+      </w:r>
+      <w:r>
+        <w:rPr>
+          <w:rFonts w:ascii="Times New Roman" w:hAnsi="Times New Roman"/>
+          <w:color w:val="000000"/>
+          <w:sz w:val="24"/>
+        </w:rPr>
+        <w:t>віки</w:t>
+      </w:r>
+      <w:r>
+        <w:rPr>
+          <w:rFonts w:ascii="Times New Roman" w:hAnsi="Times New Roman"/>
+          <w:color w:val="000000"/>
+          <w:sz w:val="24"/>
+        </w:rPr>
+        <w:t xml:space="preserve"> </w:t>
+      </w:r>
+      <w:r>
+        <w:rPr>
+          <w:rFonts w:ascii="Times New Roman" w:hAnsi="Times New Roman"/>
+          <w:color w:val="000000"/>
+          <w:sz w:val="24"/>
+        </w:rPr>
+        <w:t>віків.</w:t>
       </w:r>
     </w:p>
     <w:p>
@@ -12183,7 +16345,7 @@
           <w:szCs w:val="24"/>
           <w:rtl w:val="0"/>
         </w:rPr>
-        <w:t xml:space="preserve">(г. 4, подібний: Здивувався Йосиф):</w:t>
+        <w:t>(г. 4, подібний: Здивувався Йосиф):</w:t>
       </w:r>
       <w:r>
         <w:rPr>
@@ -12337,30 +16499,126 @@
     </w:p>
     <w:p>
       <w:pPr>
-        <w:spacing w:after="120" w:lineRule="auto"/>
-        <w:jc w:val="both"/>
-        <w:rPr>
-          <w:rFonts w:ascii="Times New Roman" w:cs="Times New Roman" w:eastAsia="Times New Roman" w:hAnsi="Times New Roman"/>
-          <w:i w:val="1"/>
-          <w:color w:val="000000"/>
-          <w:sz w:val="24"/>
-          <w:szCs w:val="24"/>
-        </w:rPr>
-      </w:pPr>
-      <w:r>
-        <w:rPr>
-          <w:rFonts w:ascii="Times New Roman" w:cs="Times New Roman" w:eastAsia="Times New Roman" w:hAnsi="Times New Roman"/>
-          <w:color w:val="000000"/>
-          <w:sz w:val="24"/>
-          <w:szCs w:val="24"/>
-          <w:rtl w:val="0"/>
-        </w:rPr>
-        <w:t xml:space="preserve">Заступи, спаси, помилуй і охорони нас, Боже, твоєю благодаттю.</w:t>
-      </w:r>
-      <w:r>
-        <w:rPr>
-          <w:rtl w:val="0"/>
-        </w:rPr>
+        <w:spacing w:after="120"/>
+      </w:pPr>
+      <w:r>
+        <w:rPr>
+          <w:rFonts w:ascii="Times New Roman" w:hAnsi="Times New Roman"/>
+          <w:sz w:val="24"/>
+        </w:rPr>
+        <w:t>Заступи,</w:t>
+      </w:r>
+      <w:r>
+        <w:rPr>
+          <w:rFonts w:ascii="Times New Roman" w:hAnsi="Times New Roman"/>
+          <w:sz w:val="24"/>
+        </w:rPr>
+        <w:t xml:space="preserve"> </w:t>
+      </w:r>
+      <w:r>
+        <w:rPr>
+          <w:rFonts w:ascii="Times New Roman" w:hAnsi="Times New Roman"/>
+          <w:sz w:val="24"/>
+        </w:rPr>
+        <w:t>спаси,</w:t>
+      </w:r>
+      <w:r>
+        <w:rPr>
+          <w:rFonts w:ascii="Times New Roman" w:hAnsi="Times New Roman"/>
+          <w:sz w:val="24"/>
+        </w:rPr>
+        <w:t xml:space="preserve"> </w:t>
+      </w:r>
+      <w:r>
+        <w:rPr>
+          <w:rFonts w:ascii="Times New Roman" w:hAnsi="Times New Roman"/>
+          <w:sz w:val="24"/>
+        </w:rPr>
+        <w:t>помилуй</w:t>
+      </w:r>
+      <w:r>
+        <w:rPr>
+          <w:rFonts w:ascii="Times New Roman" w:hAnsi="Times New Roman"/>
+          <w:sz w:val="24"/>
+        </w:rPr>
+        <w:t xml:space="preserve"> </w:t>
+      </w:r>
+      <w:r>
+        <w:rPr>
+          <w:rFonts w:ascii="Times New Roman" w:hAnsi="Times New Roman"/>
+          <w:sz w:val="24"/>
+        </w:rPr>
+        <w:t>і</w:t>
+      </w:r>
+      <w:r>
+        <w:rPr>
+          <w:rFonts w:ascii="Times New Roman" w:hAnsi="Times New Roman"/>
+          <w:sz w:val="24"/>
+        </w:rPr>
+        <w:t xml:space="preserve"> </w:t>
+      </w:r>
+      <w:r>
+        <w:rPr>
+          <w:rFonts w:ascii="Times New Roman" w:hAnsi="Times New Roman"/>
+          <w:sz w:val="24"/>
+        </w:rPr>
+        <w:t>охорони</w:t>
+      </w:r>
+      <w:r>
+        <w:rPr>
+          <w:rFonts w:ascii="Times New Roman" w:hAnsi="Times New Roman"/>
+          <w:sz w:val="24"/>
+        </w:rPr>
+        <w:t xml:space="preserve"> </w:t>
+      </w:r>
+      <w:r>
+        <w:rPr>
+          <w:rFonts w:ascii="Times New Roman" w:hAnsi="Times New Roman"/>
+          <w:sz w:val="24"/>
+        </w:rPr>
+        <w:t>нас,</w:t>
+      </w:r>
+      <w:r>
+        <w:rPr>
+          <w:rFonts w:ascii="Times New Roman" w:hAnsi="Times New Roman"/>
+          <w:sz w:val="24"/>
+        </w:rPr>
+        <w:t xml:space="preserve"> </w:t>
+      </w:r>
+      <w:r>
+        <w:rPr>
+          <w:rFonts w:ascii="Times New Roman" w:hAnsi="Times New Roman"/>
+          <w:sz w:val="24"/>
+        </w:rPr>
+        <w:t>Боже,</w:t>
+      </w:r>
+      <w:r>
+        <w:rPr>
+          <w:rFonts w:ascii="Times New Roman" w:hAnsi="Times New Roman"/>
+          <w:sz w:val="24"/>
+        </w:rPr>
+        <w:t xml:space="preserve"> </w:t>
+      </w:r>
+      <w:r>
+        <w:rPr>
+          <w:rFonts w:ascii="Times New Roman" w:hAnsi="Times New Roman"/>
+          <w:sz w:val="24"/>
+        </w:rPr>
+        <w:t>Твоєю</w:t>
+      </w:r>
+      <w:r>
+        <w:rPr>
+          <w:rFonts w:ascii="Times New Roman" w:hAnsi="Times New Roman"/>
+          <w:sz w:val="24"/>
+        </w:rPr>
+        <w:t xml:space="preserve"> </w:t>
+      </w:r>
+      <w:r>
+        <w:rPr>
+          <w:rFonts w:ascii="Times New Roman" w:hAnsi="Times New Roman"/>
+          <w:sz w:val="24"/>
+        </w:rPr>
+        <w:t>благодаттю</w:t>
       </w:r>
     </w:p>
     <w:p>
@@ -12507,7 +16765,7 @@
           <w:szCs w:val="24"/>
           <w:rtl w:val="0"/>
         </w:rPr>
-        <w:t xml:space="preserve">Священик: </w:t>
+        <w:t xml:space="preserve">Священик: </w:t>
       </w:r>
       <w:r>
         <w:rPr>
@@ -12647,7 +16905,7 @@
           <w:szCs w:val="24"/>
           <w:rtl w:val="0"/>
         </w:rPr>
-        <w:t xml:space="preserve">(г. 1):</w:t>
+        <w:t>(г. 1):</w:t>
       </w:r>
       <w:r>
         <w:rPr>
@@ -13229,7 +17487,7 @@
           <w:szCs w:val="24"/>
           <w:rtl w:val="0"/>
         </w:rPr>
-        <w:t xml:space="preserve">Ірмос 1</w:t>
+        <w:t>Ірмос 1</w:t>
       </w:r>
       <w:r>
         <w:rPr>
@@ -13443,7 +17701,7 @@
           <w:szCs w:val="24"/>
           <w:rtl w:val="0"/>
         </w:rPr>
-        <w:t xml:space="preserve">Ірмос 3</w:t>
+        <w:t>Ірмос 3</w:t>
       </w:r>
       <w:r>
         <w:rPr>
@@ -13736,30 +17994,126 @@
     </w:p>
     <w:p>
       <w:pPr>
-        <w:spacing w:after="120" w:lineRule="auto"/>
-        <w:jc w:val="both"/>
-        <w:rPr>
-          <w:rFonts w:ascii="Times New Roman" w:cs="Times New Roman" w:eastAsia="Times New Roman" w:hAnsi="Times New Roman"/>
-          <w:i w:val="1"/>
-          <w:color w:val="000000"/>
-          <w:sz w:val="24"/>
-          <w:szCs w:val="24"/>
-        </w:rPr>
-      </w:pPr>
-      <w:r>
-        <w:rPr>
-          <w:rFonts w:ascii="Times New Roman" w:cs="Times New Roman" w:eastAsia="Times New Roman" w:hAnsi="Times New Roman"/>
-          <w:color w:val="000000"/>
-          <w:sz w:val="24"/>
-          <w:szCs w:val="24"/>
-          <w:rtl w:val="0"/>
-        </w:rPr>
-        <w:t xml:space="preserve">Заступи, спаси, помилуй і охорони нас, Боже, твоєю благодаттю.</w:t>
-      </w:r>
-      <w:r>
-        <w:rPr>
-          <w:rtl w:val="0"/>
-        </w:rPr>
+        <w:spacing w:after="120"/>
+      </w:pPr>
+      <w:r>
+        <w:rPr>
+          <w:rFonts w:ascii="Times New Roman" w:hAnsi="Times New Roman"/>
+          <w:sz w:val="24"/>
+        </w:rPr>
+        <w:t>Заступи,</w:t>
+      </w:r>
+      <w:r>
+        <w:rPr>
+          <w:rFonts w:ascii="Times New Roman" w:hAnsi="Times New Roman"/>
+          <w:sz w:val="24"/>
+        </w:rPr>
+        <w:t xml:space="preserve"> </w:t>
+      </w:r>
+      <w:r>
+        <w:rPr>
+          <w:rFonts w:ascii="Times New Roman" w:hAnsi="Times New Roman"/>
+          <w:sz w:val="24"/>
+        </w:rPr>
+        <w:t>спаси,</w:t>
+      </w:r>
+      <w:r>
+        <w:rPr>
+          <w:rFonts w:ascii="Times New Roman" w:hAnsi="Times New Roman"/>
+          <w:sz w:val="24"/>
+        </w:rPr>
+        <w:t xml:space="preserve"> </w:t>
+      </w:r>
+      <w:r>
+        <w:rPr>
+          <w:rFonts w:ascii="Times New Roman" w:hAnsi="Times New Roman"/>
+          <w:sz w:val="24"/>
+        </w:rPr>
+        <w:t>помилуй</w:t>
+      </w:r>
+      <w:r>
+        <w:rPr>
+          <w:rFonts w:ascii="Times New Roman" w:hAnsi="Times New Roman"/>
+          <w:sz w:val="24"/>
+        </w:rPr>
+        <w:t xml:space="preserve"> </w:t>
+      </w:r>
+      <w:r>
+        <w:rPr>
+          <w:rFonts w:ascii="Times New Roman" w:hAnsi="Times New Roman"/>
+          <w:sz w:val="24"/>
+        </w:rPr>
+        <w:t>і</w:t>
+      </w:r>
+      <w:r>
+        <w:rPr>
+          <w:rFonts w:ascii="Times New Roman" w:hAnsi="Times New Roman"/>
+          <w:sz w:val="24"/>
+        </w:rPr>
+        <w:t xml:space="preserve"> </w:t>
+      </w:r>
+      <w:r>
+        <w:rPr>
+          <w:rFonts w:ascii="Times New Roman" w:hAnsi="Times New Roman"/>
+          <w:sz w:val="24"/>
+        </w:rPr>
+        <w:t>охорони</w:t>
+      </w:r>
+      <w:r>
+        <w:rPr>
+          <w:rFonts w:ascii="Times New Roman" w:hAnsi="Times New Roman"/>
+          <w:sz w:val="24"/>
+        </w:rPr>
+        <w:t xml:space="preserve"> </w:t>
+      </w:r>
+      <w:r>
+        <w:rPr>
+          <w:rFonts w:ascii="Times New Roman" w:hAnsi="Times New Roman"/>
+          <w:sz w:val="24"/>
+        </w:rPr>
+        <w:t>нас,</w:t>
+      </w:r>
+      <w:r>
+        <w:rPr>
+          <w:rFonts w:ascii="Times New Roman" w:hAnsi="Times New Roman"/>
+          <w:sz w:val="24"/>
+        </w:rPr>
+        <w:t xml:space="preserve"> </w:t>
+      </w:r>
+      <w:r>
+        <w:rPr>
+          <w:rFonts w:ascii="Times New Roman" w:hAnsi="Times New Roman"/>
+          <w:sz w:val="24"/>
+        </w:rPr>
+        <w:t>Боже,</w:t>
+      </w:r>
+      <w:r>
+        <w:rPr>
+          <w:rFonts w:ascii="Times New Roman" w:hAnsi="Times New Roman"/>
+          <w:sz w:val="24"/>
+        </w:rPr>
+        <w:t xml:space="preserve"> </w:t>
+      </w:r>
+      <w:r>
+        <w:rPr>
+          <w:rFonts w:ascii="Times New Roman" w:hAnsi="Times New Roman"/>
+          <w:sz w:val="24"/>
+        </w:rPr>
+        <w:t>Твоєю</w:t>
+      </w:r>
+      <w:r>
+        <w:rPr>
+          <w:rFonts w:ascii="Times New Roman" w:hAnsi="Times New Roman"/>
+          <w:sz w:val="24"/>
+        </w:rPr>
+        <w:t xml:space="preserve"> </w:t>
+      </w:r>
+      <w:r>
+        <w:rPr>
+          <w:rFonts w:ascii="Times New Roman" w:hAnsi="Times New Roman"/>
+          <w:sz w:val="24"/>
+        </w:rPr>
+        <w:t>благодаттю</w:t>
       </w:r>
     </w:p>
     <w:p>
@@ -13891,43 +18245,347 @@
     </w:p>
     <w:p>
       <w:pPr>
-        <w:spacing w:after="120" w:lineRule="auto"/>
-        <w:jc w:val="both"/>
-        <w:rPr>
-          <w:rFonts w:ascii="Times New Roman" w:cs="Times New Roman" w:eastAsia="Times New Roman" w:hAnsi="Times New Roman"/>
-          <w:sz w:val="24"/>
-          <w:szCs w:val="24"/>
-        </w:rPr>
-      </w:pPr>
-      <w:r>
-        <w:rPr>
-          <w:rFonts w:ascii="Times New Roman" w:cs="Times New Roman" w:eastAsia="Times New Roman" w:hAnsi="Times New Roman"/>
-          <w:i w:val="1"/>
-          <w:color w:val="ff0000"/>
-          <w:sz w:val="24"/>
-          <w:szCs w:val="24"/>
-          <w:rtl w:val="0"/>
-        </w:rPr>
-        <w:t xml:space="preserve">Священик: </w:t>
-      </w:r>
-      <w:r>
-        <w:rPr>
-          <w:rFonts w:ascii="Times New Roman" w:cs="Times New Roman" w:eastAsia="Times New Roman" w:hAnsi="Times New Roman"/>
-          <w:color w:val="000000"/>
-          <w:sz w:val="24"/>
-          <w:szCs w:val="24"/>
-          <w:rtl w:val="0"/>
-        </w:rPr>
-        <w:t xml:space="preserve">Бо Ти Бог наш і Тобі славу возсилаємо: Отцю, і Сину, і Святому Духові</w:t>
-      </w:r>
-      <w:r>
-        <w:rPr>
-          <w:rFonts w:ascii="Times New Roman" w:cs="Times New Roman" w:eastAsia="Times New Roman" w:hAnsi="Times New Roman"/>
-          <w:sz w:val="24"/>
-          <w:szCs w:val="24"/>
-          <w:rtl w:val="0"/>
-        </w:rPr>
-        <w:t xml:space="preserve">, нині і повсякчас, і на віки віків.</w:t>
+        <w:spacing w:after="120"/>
+        <w:jc w:val="both"/>
+      </w:pPr>
+      <w:r>
+        <w:rPr>
+          <w:rFonts w:ascii="Times New Roman" w:hAnsi="Times New Roman"/>
+          <w:i/>
+          <w:color w:val="FF0000"/>
+          <w:sz w:val="24"/>
+        </w:rPr>
+        <w:t>Священник:</w:t>
+      </w:r>
+      <w:r>
+        <w:rPr>
+          <w:rFonts w:ascii="Times New Roman" w:hAnsi="Times New Roman"/>
+          <w:i/>
+          <w:color w:val="FF0000"/>
+          <w:sz w:val="24"/>
+        </w:rPr>
+        <w:t xml:space="preserve"> </w:t>
+      </w:r>
+      <w:r>
+        <w:rPr>
+          <w:rFonts w:ascii="Times New Roman" w:hAnsi="Times New Roman"/>
+          <w:color w:val="000000"/>
+          <w:sz w:val="24"/>
+        </w:rPr>
+        <w:t>Бо</w:t>
+      </w:r>
+      <w:r>
+        <w:rPr>
+          <w:rFonts w:ascii="Times New Roman" w:hAnsi="Times New Roman"/>
+          <w:color w:val="000000"/>
+          <w:sz w:val="24"/>
+        </w:rPr>
+        <w:t xml:space="preserve"> </w:t>
+      </w:r>
+      <w:r>
+        <w:rPr>
+          <w:rFonts w:ascii="Times New Roman" w:hAnsi="Times New Roman"/>
+          <w:color w:val="000000"/>
+          <w:sz w:val="24"/>
+        </w:rPr>
+        <w:t>Ти</w:t>
+      </w:r>
+      <w:r>
+        <w:rPr>
+          <w:rFonts w:ascii="Times New Roman" w:hAnsi="Times New Roman"/>
+          <w:color w:val="000000"/>
+          <w:sz w:val="24"/>
+        </w:rPr>
+        <w:t xml:space="preserve"> </w:t>
+      </w:r>
+      <w:r>
+        <w:rPr>
+          <w:rFonts w:ascii="Times New Roman" w:hAnsi="Times New Roman"/>
+          <w:color w:val="000000"/>
+          <w:sz w:val="24"/>
+        </w:rPr>
+        <w:t>Бог</w:t>
+      </w:r>
+      <w:r>
+        <w:rPr>
+          <w:rFonts w:ascii="Times New Roman" w:hAnsi="Times New Roman"/>
+          <w:color w:val="000000"/>
+          <w:sz w:val="24"/>
+        </w:rPr>
+        <w:t xml:space="preserve"> </w:t>
+      </w:r>
+      <w:r>
+        <w:rPr>
+          <w:rFonts w:ascii="Times New Roman" w:hAnsi="Times New Roman"/>
+          <w:color w:val="000000"/>
+          <w:sz w:val="24"/>
+        </w:rPr>
+        <w:t>наш</w:t>
+      </w:r>
+      <w:r>
+        <w:rPr>
+          <w:rFonts w:ascii="Times New Roman" w:hAnsi="Times New Roman"/>
+          <w:color w:val="000000"/>
+          <w:sz w:val="24"/>
+        </w:rPr>
+        <w:t xml:space="preserve"> </w:t>
+      </w:r>
+      <w:r>
+        <w:rPr>
+          <w:rFonts w:ascii="Times New Roman" w:hAnsi="Times New Roman"/>
+          <w:color w:val="000000"/>
+          <w:sz w:val="24"/>
+        </w:rPr>
+        <w:t>і</w:t>
+      </w:r>
+      <w:r>
+        <w:rPr>
+          <w:rFonts w:ascii="Times New Roman" w:hAnsi="Times New Roman"/>
+          <w:color w:val="000000"/>
+          <w:sz w:val="24"/>
+        </w:rPr>
+        <w:t xml:space="preserve"> </w:t>
+      </w:r>
+      <w:r>
+        <w:rPr>
+          <w:rFonts w:ascii="Times New Roman" w:hAnsi="Times New Roman"/>
+          <w:color w:val="000000"/>
+          <w:sz w:val="24"/>
+        </w:rPr>
+        <w:t>Тобі</w:t>
+      </w:r>
+      <w:r>
+        <w:rPr>
+          <w:rFonts w:ascii="Times New Roman" w:hAnsi="Times New Roman"/>
+          <w:color w:val="000000"/>
+          <w:sz w:val="24"/>
+        </w:rPr>
+        <w:t xml:space="preserve"> </w:t>
+      </w:r>
+      <w:r>
+        <w:rPr>
+          <w:rFonts w:ascii="Times New Roman" w:hAnsi="Times New Roman"/>
+          <w:color w:val="000000"/>
+          <w:sz w:val="24"/>
+        </w:rPr>
+        <w:t>славу</w:t>
+      </w:r>
+      <w:r>
+        <w:rPr>
+          <w:rFonts w:ascii="Times New Roman" w:hAnsi="Times New Roman"/>
+          <w:color w:val="000000"/>
+          <w:sz w:val="24"/>
+        </w:rPr>
+        <w:t xml:space="preserve"> </w:t>
+      </w:r>
+      <w:r>
+        <w:rPr>
+          <w:rFonts w:ascii="Times New Roman" w:hAnsi="Times New Roman"/>
+          <w:color w:val="000000"/>
+          <w:sz w:val="24"/>
+        </w:rPr>
+        <w:t>возсилаємо:</w:t>
+      </w:r>
+      <w:r>
+        <w:rPr>
+          <w:rFonts w:ascii="Times New Roman" w:hAnsi="Times New Roman"/>
+          <w:color w:val="000000"/>
+          <w:sz w:val="24"/>
+        </w:rPr>
+        <w:t xml:space="preserve"> </w:t>
+      </w:r>
+      <w:r>
+        <w:rPr>
+          <w:rFonts w:ascii="Times New Roman" w:hAnsi="Times New Roman"/>
+          <w:color w:val="000000"/>
+          <w:sz w:val="24"/>
+        </w:rPr>
+        <w:t>Отцю,</w:t>
+      </w:r>
+      <w:r>
+        <w:rPr>
+          <w:rFonts w:ascii="Times New Roman" w:hAnsi="Times New Roman"/>
+          <w:color w:val="000000"/>
+          <w:sz w:val="24"/>
+        </w:rPr>
+        <w:t xml:space="preserve"> </w:t>
+      </w:r>
+      <w:r>
+        <w:rPr>
+          <w:rFonts w:ascii="Times New Roman" w:hAnsi="Times New Roman"/>
+          <w:color w:val="000000"/>
+          <w:sz w:val="24"/>
+        </w:rPr>
+        <w:t>і</w:t>
+      </w:r>
+      <w:r>
+        <w:rPr>
+          <w:rFonts w:ascii="Times New Roman" w:hAnsi="Times New Roman"/>
+          <w:color w:val="000000"/>
+          <w:sz w:val="24"/>
+        </w:rPr>
+        <w:t xml:space="preserve"> </w:t>
+      </w:r>
+      <w:r>
+        <w:rPr>
+          <w:rFonts w:ascii="Times New Roman" w:hAnsi="Times New Roman"/>
+          <w:color w:val="000000"/>
+          <w:sz w:val="24"/>
+        </w:rPr>
+        <w:t>Сину,</w:t>
+      </w:r>
+      <w:r>
+        <w:rPr>
+          <w:rFonts w:ascii="Times New Roman" w:hAnsi="Times New Roman"/>
+          <w:color w:val="000000"/>
+          <w:sz w:val="24"/>
+        </w:rPr>
+        <w:t xml:space="preserve"> </w:t>
+      </w:r>
+      <w:r>
+        <w:rPr>
+          <w:rFonts w:ascii="Times New Roman" w:hAnsi="Times New Roman"/>
+          <w:color w:val="000000"/>
+          <w:sz w:val="24"/>
+        </w:rPr>
+        <w:t>і</w:t>
+      </w:r>
+      <w:r>
+        <w:rPr>
+          <w:rFonts w:ascii="Times New Roman" w:hAnsi="Times New Roman"/>
+          <w:color w:val="000000"/>
+          <w:sz w:val="24"/>
+        </w:rPr>
+        <w:t xml:space="preserve"> </w:t>
+      </w:r>
+      <w:r>
+        <w:rPr>
+          <w:rFonts w:ascii="Times New Roman" w:hAnsi="Times New Roman"/>
+          <w:color w:val="000000"/>
+          <w:sz w:val="24"/>
+        </w:rPr>
+        <w:t>Святому</w:t>
+      </w:r>
+      <w:r>
+        <w:rPr>
+          <w:rFonts w:ascii="Times New Roman" w:hAnsi="Times New Roman"/>
+          <w:color w:val="000000"/>
+          <w:sz w:val="24"/>
+        </w:rPr>
+        <w:t xml:space="preserve"> </w:t>
+      </w:r>
+      <w:r>
+        <w:rPr>
+          <w:rFonts w:ascii="Times New Roman" w:hAnsi="Times New Roman"/>
+          <w:color w:val="000000"/>
+          <w:sz w:val="24"/>
+        </w:rPr>
+        <w:t>Духові</w:t>
+      </w:r>
+      <w:r>
+        <w:rPr>
+          <w:rFonts w:ascii="Times New Roman" w:hAnsi="Times New Roman"/>
+          <w:sz w:val="24"/>
+        </w:rPr>
+        <w:t>,</w:t>
+      </w:r>
+      <w:r>
+        <w:rPr>
+          <w:rFonts w:ascii="Times New Roman" w:hAnsi="Times New Roman"/>
+          <w:sz w:val="24"/>
+        </w:rPr>
+        <w:t xml:space="preserve"> </w:t>
+      </w:r>
+      <w:r>
+        <w:rPr>
+          <w:rFonts w:ascii="Times New Roman" w:hAnsi="Times New Roman"/>
+          <w:sz w:val="24"/>
+        </w:rPr>
+        <w:t>нині,</w:t>
+      </w:r>
+      <w:r>
+        <w:rPr>
+          <w:rFonts w:ascii="Times New Roman" w:hAnsi="Times New Roman"/>
+          <w:sz w:val="24"/>
+        </w:rPr>
+        <w:t xml:space="preserve"> </w:t>
+      </w:r>
+      <w:r>
+        <w:rPr>
+          <w:rFonts w:ascii="Times New Roman" w:hAnsi="Times New Roman"/>
+          <w:sz w:val="24"/>
+        </w:rPr>
+        <w:t>і</w:t>
+      </w:r>
+      <w:r>
+        <w:rPr>
+          <w:rFonts w:ascii="Times New Roman" w:hAnsi="Times New Roman"/>
+          <w:sz w:val="24"/>
+        </w:rPr>
+        <w:t xml:space="preserve"> </w:t>
+      </w:r>
+      <w:r>
+        <w:rPr>
+          <w:rFonts w:ascii="Times New Roman" w:hAnsi="Times New Roman"/>
+          <w:sz w:val="24"/>
+        </w:rPr>
+        <w:t>повсякчас,</w:t>
+      </w:r>
+      <w:r>
+        <w:rPr>
+          <w:rFonts w:ascii="Times New Roman" w:hAnsi="Times New Roman"/>
+          <w:sz w:val="24"/>
+        </w:rPr>
+        <w:t xml:space="preserve"> </w:t>
+      </w:r>
+      <w:r>
+        <w:rPr>
+          <w:rFonts w:ascii="Times New Roman" w:hAnsi="Times New Roman"/>
+          <w:sz w:val="24"/>
+        </w:rPr>
+        <w:t>і</w:t>
+      </w:r>
+      <w:r>
+        <w:rPr>
+          <w:rFonts w:ascii="Times New Roman" w:hAnsi="Times New Roman"/>
+          <w:sz w:val="24"/>
+        </w:rPr>
+        <w:t xml:space="preserve"> </w:t>
+      </w:r>
+      <w:r>
+        <w:rPr>
+          <w:rFonts w:ascii="Times New Roman" w:hAnsi="Times New Roman"/>
+          <w:sz w:val="24"/>
+        </w:rPr>
+        <w:t>на</w:t>
+      </w:r>
+      <w:r>
+        <w:rPr>
+          <w:rFonts w:ascii="Times New Roman" w:hAnsi="Times New Roman"/>
+          <w:sz w:val="24"/>
+        </w:rPr>
+        <w:t xml:space="preserve"> </w:t>
+      </w:r>
+      <w:r>
+        <w:rPr>
+          <w:rFonts w:ascii="Times New Roman" w:hAnsi="Times New Roman"/>
+          <w:sz w:val="24"/>
+        </w:rPr>
+        <w:t>віки</w:t>
+      </w:r>
+      <w:r>
+        <w:rPr>
+          <w:rFonts w:ascii="Times New Roman" w:hAnsi="Times New Roman"/>
+          <w:sz w:val="24"/>
+        </w:rPr>
+        <w:t xml:space="preserve"> </w:t>
+      </w:r>
+      <w:r>
+        <w:rPr>
+          <w:rFonts w:ascii="Times New Roman" w:hAnsi="Times New Roman"/>
+          <w:sz w:val="24"/>
+        </w:rPr>
+        <w:t>віків.</w:t>
       </w:r>
     </w:p>
     <w:p>
@@ -14088,7 +18746,7 @@
           <w:szCs w:val="24"/>
           <w:rtl w:val="0"/>
         </w:rPr>
-        <w:t xml:space="preserve">Ірмос 4</w:t>
+        <w:t>Ірмос 4</w:t>
       </w:r>
       <w:r>
         <w:rPr>
@@ -14292,7 +18950,7 @@
           <w:szCs w:val="24"/>
           <w:rtl w:val="0"/>
         </w:rPr>
-        <w:t xml:space="preserve">Ірмос 5</w:t>
+        <w:t>Ірмос 5</w:t>
       </w:r>
       <w:r>
         <w:rPr>
@@ -14427,7 +19085,7 @@
           <w:szCs w:val="24"/>
           <w:rtl w:val="0"/>
         </w:rPr>
-        <w:t xml:space="preserve">Ірмос 6</w:t>
+        <w:t>Ірмос 6</w:t>
       </w:r>
       <w:r>
         <w:rPr>
@@ -14659,30 +19317,126 @@
     </w:p>
     <w:p>
       <w:pPr>
-        <w:spacing w:after="120" w:lineRule="auto"/>
-        <w:jc w:val="both"/>
-        <w:rPr>
-          <w:rFonts w:ascii="Times New Roman" w:cs="Times New Roman" w:eastAsia="Times New Roman" w:hAnsi="Times New Roman"/>
-          <w:i w:val="1"/>
-          <w:color w:val="000000"/>
-          <w:sz w:val="24"/>
-          <w:szCs w:val="24"/>
-        </w:rPr>
-      </w:pPr>
-      <w:r>
-        <w:rPr>
-          <w:rFonts w:ascii="Times New Roman" w:cs="Times New Roman" w:eastAsia="Times New Roman" w:hAnsi="Times New Roman"/>
-          <w:color w:val="000000"/>
-          <w:sz w:val="24"/>
-          <w:szCs w:val="24"/>
-          <w:rtl w:val="0"/>
-        </w:rPr>
-        <w:t xml:space="preserve">Заступи, спаси, помилуй і охорони нас, Боже, твоєю благодаттю.</w:t>
-      </w:r>
-      <w:r>
-        <w:rPr>
-          <w:rtl w:val="0"/>
-        </w:rPr>
+        <w:spacing w:after="120"/>
+      </w:pPr>
+      <w:r>
+        <w:rPr>
+          <w:rFonts w:ascii="Times New Roman" w:hAnsi="Times New Roman"/>
+          <w:sz w:val="24"/>
+        </w:rPr>
+        <w:t>Заступи,</w:t>
+      </w:r>
+      <w:r>
+        <w:rPr>
+          <w:rFonts w:ascii="Times New Roman" w:hAnsi="Times New Roman"/>
+          <w:sz w:val="24"/>
+        </w:rPr>
+        <w:t xml:space="preserve"> </w:t>
+      </w:r>
+      <w:r>
+        <w:rPr>
+          <w:rFonts w:ascii="Times New Roman" w:hAnsi="Times New Roman"/>
+          <w:sz w:val="24"/>
+        </w:rPr>
+        <w:t>спаси,</w:t>
+      </w:r>
+      <w:r>
+        <w:rPr>
+          <w:rFonts w:ascii="Times New Roman" w:hAnsi="Times New Roman"/>
+          <w:sz w:val="24"/>
+        </w:rPr>
+        <w:t xml:space="preserve"> </w:t>
+      </w:r>
+      <w:r>
+        <w:rPr>
+          <w:rFonts w:ascii="Times New Roman" w:hAnsi="Times New Roman"/>
+          <w:sz w:val="24"/>
+        </w:rPr>
+        <w:t>помилуй</w:t>
+      </w:r>
+      <w:r>
+        <w:rPr>
+          <w:rFonts w:ascii="Times New Roman" w:hAnsi="Times New Roman"/>
+          <w:sz w:val="24"/>
+        </w:rPr>
+        <w:t xml:space="preserve"> </w:t>
+      </w:r>
+      <w:r>
+        <w:rPr>
+          <w:rFonts w:ascii="Times New Roman" w:hAnsi="Times New Roman"/>
+          <w:sz w:val="24"/>
+        </w:rPr>
+        <w:t>і</w:t>
+      </w:r>
+      <w:r>
+        <w:rPr>
+          <w:rFonts w:ascii="Times New Roman" w:hAnsi="Times New Roman"/>
+          <w:sz w:val="24"/>
+        </w:rPr>
+        <w:t xml:space="preserve"> </w:t>
+      </w:r>
+      <w:r>
+        <w:rPr>
+          <w:rFonts w:ascii="Times New Roman" w:hAnsi="Times New Roman"/>
+          <w:sz w:val="24"/>
+        </w:rPr>
+        <w:t>охорони</w:t>
+      </w:r>
+      <w:r>
+        <w:rPr>
+          <w:rFonts w:ascii="Times New Roman" w:hAnsi="Times New Roman"/>
+          <w:sz w:val="24"/>
+        </w:rPr>
+        <w:t xml:space="preserve"> </w:t>
+      </w:r>
+      <w:r>
+        <w:rPr>
+          <w:rFonts w:ascii="Times New Roman" w:hAnsi="Times New Roman"/>
+          <w:sz w:val="24"/>
+        </w:rPr>
+        <w:t>нас,</w:t>
+      </w:r>
+      <w:r>
+        <w:rPr>
+          <w:rFonts w:ascii="Times New Roman" w:hAnsi="Times New Roman"/>
+          <w:sz w:val="24"/>
+        </w:rPr>
+        <w:t xml:space="preserve"> </w:t>
+      </w:r>
+      <w:r>
+        <w:rPr>
+          <w:rFonts w:ascii="Times New Roman" w:hAnsi="Times New Roman"/>
+          <w:sz w:val="24"/>
+        </w:rPr>
+        <w:t>Боже,</w:t>
+      </w:r>
+      <w:r>
+        <w:rPr>
+          <w:rFonts w:ascii="Times New Roman" w:hAnsi="Times New Roman"/>
+          <w:sz w:val="24"/>
+        </w:rPr>
+        <w:t xml:space="preserve"> </w:t>
+      </w:r>
+      <w:r>
+        <w:rPr>
+          <w:rFonts w:ascii="Times New Roman" w:hAnsi="Times New Roman"/>
+          <w:sz w:val="24"/>
+        </w:rPr>
+        <w:t>Твоєю</w:t>
+      </w:r>
+      <w:r>
+        <w:rPr>
+          <w:rFonts w:ascii="Times New Roman" w:hAnsi="Times New Roman"/>
+          <w:sz w:val="24"/>
+        </w:rPr>
+        <w:t xml:space="preserve"> </w:t>
+      </w:r>
+      <w:r>
+        <w:rPr>
+          <w:rFonts w:ascii="Times New Roman" w:hAnsi="Times New Roman"/>
+          <w:sz w:val="24"/>
+        </w:rPr>
+        <w:t>благодаттю</w:t>
       </w:r>
     </w:p>
     <w:p>
@@ -14812,43 +19566,427 @@
     </w:p>
     <w:p>
       <w:pPr>
-        <w:spacing w:after="120" w:lineRule="auto"/>
-        <w:jc w:val="both"/>
-        <w:rPr>
-          <w:rFonts w:ascii="Times New Roman" w:cs="Times New Roman" w:eastAsia="Times New Roman" w:hAnsi="Times New Roman"/>
-          <w:sz w:val="24"/>
-          <w:szCs w:val="24"/>
-        </w:rPr>
-      </w:pPr>
-      <w:r>
-        <w:rPr>
-          <w:rFonts w:ascii="Times New Roman" w:cs="Times New Roman" w:eastAsia="Times New Roman" w:hAnsi="Times New Roman"/>
-          <w:i w:val="1"/>
-          <w:color w:val="ff0000"/>
-          <w:sz w:val="24"/>
-          <w:szCs w:val="24"/>
-          <w:rtl w:val="0"/>
-        </w:rPr>
-        <w:t xml:space="preserve">Священик: </w:t>
-      </w:r>
-      <w:r>
-        <w:rPr>
-          <w:rFonts w:ascii="Times New Roman" w:cs="Times New Roman" w:eastAsia="Times New Roman" w:hAnsi="Times New Roman"/>
-          <w:color w:val="000000"/>
-          <w:sz w:val="24"/>
-          <w:szCs w:val="24"/>
-          <w:rtl w:val="0"/>
-        </w:rPr>
-        <w:t xml:space="preserve">Бо Ти цар миру і Спас душ наших і Тобі славу возсилаємо: Отцю, і Сину, і Святому Духові</w:t>
-      </w:r>
-      <w:r>
-        <w:rPr>
-          <w:rFonts w:ascii="Times New Roman" w:cs="Times New Roman" w:eastAsia="Times New Roman" w:hAnsi="Times New Roman"/>
-          <w:sz w:val="24"/>
-          <w:szCs w:val="24"/>
-          <w:rtl w:val="0"/>
-        </w:rPr>
-        <w:t xml:space="preserve">, нині і повсякчас, і на віки віків.</w:t>
+        <w:spacing w:after="120"/>
+        <w:jc w:val="both"/>
+      </w:pPr>
+      <w:r>
+        <w:rPr>
+          <w:rFonts w:ascii="Times New Roman" w:hAnsi="Times New Roman"/>
+          <w:i/>
+          <w:color w:val="FF0000"/>
+          <w:sz w:val="24"/>
+        </w:rPr>
+        <w:t>Священник:</w:t>
+      </w:r>
+      <w:r>
+        <w:rPr>
+          <w:rFonts w:ascii="Times New Roman" w:hAnsi="Times New Roman"/>
+          <w:i/>
+          <w:color w:val="FF0000"/>
+          <w:sz w:val="24"/>
+        </w:rPr>
+        <w:t xml:space="preserve"> </w:t>
+      </w:r>
+      <w:r>
+        <w:rPr>
+          <w:rFonts w:ascii="Times New Roman" w:hAnsi="Times New Roman"/>
+          <w:color w:val="000000"/>
+          <w:sz w:val="24"/>
+        </w:rPr>
+        <w:t>Бо</w:t>
+      </w:r>
+      <w:r>
+        <w:rPr>
+          <w:rFonts w:ascii="Times New Roman" w:hAnsi="Times New Roman"/>
+          <w:color w:val="000000"/>
+          <w:sz w:val="24"/>
+        </w:rPr>
+        <w:t xml:space="preserve"> </w:t>
+      </w:r>
+      <w:r>
+        <w:rPr>
+          <w:rFonts w:ascii="Times New Roman" w:hAnsi="Times New Roman"/>
+          <w:color w:val="000000"/>
+          <w:sz w:val="24"/>
+        </w:rPr>
+        <w:t>Ти</w:t>
+      </w:r>
+      <w:r>
+        <w:rPr>
+          <w:rFonts w:ascii="Times New Roman" w:hAnsi="Times New Roman"/>
+          <w:color w:val="000000"/>
+          <w:sz w:val="24"/>
+        </w:rPr>
+        <w:t xml:space="preserve"> </w:t>
+      </w:r>
+      <w:r>
+        <w:rPr>
+          <w:rFonts w:ascii="Times New Roman" w:hAnsi="Times New Roman"/>
+          <w:color w:val="000000"/>
+          <w:sz w:val="24"/>
+        </w:rPr>
+        <w:t>цар</w:t>
+      </w:r>
+      <w:r>
+        <w:rPr>
+          <w:rFonts w:ascii="Times New Roman" w:hAnsi="Times New Roman"/>
+          <w:color w:val="000000"/>
+          <w:sz w:val="24"/>
+        </w:rPr>
+        <w:t xml:space="preserve"> </w:t>
+      </w:r>
+      <w:r>
+        <w:rPr>
+          <w:rFonts w:ascii="Times New Roman" w:hAnsi="Times New Roman"/>
+          <w:color w:val="000000"/>
+          <w:sz w:val="24"/>
+        </w:rPr>
+        <w:t>миру</w:t>
+      </w:r>
+      <w:r>
+        <w:rPr>
+          <w:rFonts w:ascii="Times New Roman" w:hAnsi="Times New Roman"/>
+          <w:color w:val="000000"/>
+          <w:sz w:val="24"/>
+        </w:rPr>
+        <w:t xml:space="preserve"> </w:t>
+      </w:r>
+      <w:r>
+        <w:rPr>
+          <w:rFonts w:ascii="Times New Roman" w:hAnsi="Times New Roman"/>
+          <w:color w:val="000000"/>
+          <w:sz w:val="24"/>
+        </w:rPr>
+        <w:t>і</w:t>
+      </w:r>
+      <w:r>
+        <w:rPr>
+          <w:rFonts w:ascii="Times New Roman" w:hAnsi="Times New Roman"/>
+          <w:color w:val="000000"/>
+          <w:sz w:val="24"/>
+        </w:rPr>
+        <w:t xml:space="preserve"> </w:t>
+      </w:r>
+      <w:r>
+        <w:rPr>
+          <w:rFonts w:ascii="Times New Roman" w:hAnsi="Times New Roman"/>
+          <w:color w:val="000000"/>
+          <w:sz w:val="24"/>
+        </w:rPr>
+        <w:t>Спас</w:t>
+      </w:r>
+      <w:r>
+        <w:rPr>
+          <w:rFonts w:ascii="Times New Roman" w:hAnsi="Times New Roman"/>
+          <w:color w:val="000000"/>
+          <w:sz w:val="24"/>
+        </w:rPr>
+        <w:t xml:space="preserve"> </w:t>
+      </w:r>
+      <w:r>
+        <w:rPr>
+          <w:rFonts w:ascii="Times New Roman" w:hAnsi="Times New Roman"/>
+          <w:color w:val="000000"/>
+          <w:sz w:val="24"/>
+        </w:rPr>
+        <w:t>душ</w:t>
+      </w:r>
+      <w:r>
+        <w:rPr>
+          <w:rFonts w:ascii="Times New Roman" w:hAnsi="Times New Roman"/>
+          <w:color w:val="000000"/>
+          <w:sz w:val="24"/>
+        </w:rPr>
+        <w:t xml:space="preserve"> </w:t>
+      </w:r>
+      <w:r>
+        <w:rPr>
+          <w:rFonts w:ascii="Times New Roman" w:hAnsi="Times New Roman"/>
+          <w:color w:val="000000"/>
+          <w:sz w:val="24"/>
+        </w:rPr>
+        <w:t>наших</w:t>
+      </w:r>
+      <w:r>
+        <w:rPr>
+          <w:rFonts w:ascii="Times New Roman" w:hAnsi="Times New Roman"/>
+          <w:color w:val="000000"/>
+          <w:sz w:val="24"/>
+        </w:rPr>
+        <w:t xml:space="preserve"> </w:t>
+      </w:r>
+      <w:r>
+        <w:rPr>
+          <w:rFonts w:ascii="Times New Roman" w:hAnsi="Times New Roman"/>
+          <w:color w:val="000000"/>
+          <w:sz w:val="24"/>
+        </w:rPr>
+        <w:t>–</w:t>
+      </w:r>
+      <w:r>
+        <w:rPr>
+          <w:rFonts w:ascii="Times New Roman" w:hAnsi="Times New Roman"/>
+          <w:color w:val="000000"/>
+          <w:sz w:val="24"/>
+        </w:rPr>
+        <w:t xml:space="preserve"> </w:t>
+      </w:r>
+      <w:r>
+        <w:rPr>
+          <w:rFonts w:ascii="Times New Roman" w:hAnsi="Times New Roman"/>
+          <w:color w:val="000000"/>
+          <w:sz w:val="24"/>
+        </w:rPr>
+        <w:t>і</w:t>
+      </w:r>
+      <w:r>
+        <w:rPr>
+          <w:rFonts w:ascii="Times New Roman" w:hAnsi="Times New Roman"/>
+          <w:color w:val="000000"/>
+          <w:sz w:val="24"/>
+        </w:rPr>
+        <w:t xml:space="preserve"> </w:t>
+      </w:r>
+      <w:r>
+        <w:rPr>
+          <w:rFonts w:ascii="Times New Roman" w:hAnsi="Times New Roman"/>
+          <w:color w:val="000000"/>
+          <w:sz w:val="24"/>
+        </w:rPr>
+        <w:t>Тобі</w:t>
+      </w:r>
+      <w:r>
+        <w:rPr>
+          <w:rFonts w:ascii="Times New Roman" w:hAnsi="Times New Roman"/>
+          <w:color w:val="000000"/>
+          <w:sz w:val="24"/>
+        </w:rPr>
+        <w:t xml:space="preserve"> </w:t>
+      </w:r>
+      <w:r>
+        <w:rPr>
+          <w:rFonts w:ascii="Times New Roman" w:hAnsi="Times New Roman"/>
+          <w:color w:val="000000"/>
+          <w:sz w:val="24"/>
+        </w:rPr>
+        <w:t>славу</w:t>
+      </w:r>
+      <w:r>
+        <w:rPr>
+          <w:rFonts w:ascii="Times New Roman" w:hAnsi="Times New Roman"/>
+          <w:color w:val="000000"/>
+          <w:sz w:val="24"/>
+        </w:rPr>
+        <w:t xml:space="preserve"> </w:t>
+      </w:r>
+      <w:r>
+        <w:rPr>
+          <w:rFonts w:ascii="Times New Roman" w:hAnsi="Times New Roman"/>
+          <w:color w:val="000000"/>
+          <w:sz w:val="24"/>
+        </w:rPr>
+        <w:t>возсилаємо,</w:t>
+      </w:r>
+      <w:r>
+        <w:rPr>
+          <w:rFonts w:ascii="Times New Roman" w:hAnsi="Times New Roman"/>
+          <w:color w:val="000000"/>
+          <w:sz w:val="24"/>
+        </w:rPr>
+        <w:t xml:space="preserve"> </w:t>
+      </w:r>
+      <w:r>
+        <w:rPr>
+          <w:rFonts w:ascii="Times New Roman" w:hAnsi="Times New Roman"/>
+          <w:color w:val="000000"/>
+          <w:sz w:val="24"/>
+        </w:rPr>
+        <w:t>Отцю,</w:t>
+      </w:r>
+      <w:r>
+        <w:rPr>
+          <w:rFonts w:ascii="Times New Roman" w:hAnsi="Times New Roman"/>
+          <w:color w:val="000000"/>
+          <w:sz w:val="24"/>
+        </w:rPr>
+        <w:t xml:space="preserve"> </w:t>
+      </w:r>
+      <w:r>
+        <w:rPr>
+          <w:rFonts w:ascii="Times New Roman" w:hAnsi="Times New Roman"/>
+          <w:color w:val="000000"/>
+          <w:sz w:val="24"/>
+        </w:rPr>
+        <w:t>і</w:t>
+      </w:r>
+      <w:r>
+        <w:rPr>
+          <w:rFonts w:ascii="Times New Roman" w:hAnsi="Times New Roman"/>
+          <w:color w:val="000000"/>
+          <w:sz w:val="24"/>
+        </w:rPr>
+        <w:t xml:space="preserve"> </w:t>
+      </w:r>
+      <w:r>
+        <w:rPr>
+          <w:rFonts w:ascii="Times New Roman" w:hAnsi="Times New Roman"/>
+          <w:color w:val="000000"/>
+          <w:sz w:val="24"/>
+        </w:rPr>
+        <w:t>Сину,</w:t>
+      </w:r>
+      <w:r>
+        <w:rPr>
+          <w:rFonts w:ascii="Times New Roman" w:hAnsi="Times New Roman"/>
+          <w:color w:val="000000"/>
+          <w:sz w:val="24"/>
+        </w:rPr>
+        <w:t xml:space="preserve"> </w:t>
+      </w:r>
+      <w:r>
+        <w:rPr>
+          <w:rFonts w:ascii="Times New Roman" w:hAnsi="Times New Roman"/>
+          <w:color w:val="000000"/>
+          <w:sz w:val="24"/>
+        </w:rPr>
+        <w:t>і</w:t>
+      </w:r>
+      <w:r>
+        <w:rPr>
+          <w:rFonts w:ascii="Times New Roman" w:hAnsi="Times New Roman"/>
+          <w:color w:val="000000"/>
+          <w:sz w:val="24"/>
+        </w:rPr>
+        <w:t xml:space="preserve"> </w:t>
+      </w:r>
+      <w:r>
+        <w:rPr>
+          <w:rFonts w:ascii="Times New Roman" w:hAnsi="Times New Roman"/>
+          <w:color w:val="000000"/>
+          <w:sz w:val="24"/>
+        </w:rPr>
+        <w:t>Святому</w:t>
+      </w:r>
+      <w:r>
+        <w:rPr>
+          <w:rFonts w:ascii="Times New Roman" w:hAnsi="Times New Roman"/>
+          <w:color w:val="000000"/>
+          <w:sz w:val="24"/>
+        </w:rPr>
+        <w:t xml:space="preserve"> </w:t>
+      </w:r>
+      <w:r>
+        <w:rPr>
+          <w:rFonts w:ascii="Times New Roman" w:hAnsi="Times New Roman"/>
+          <w:color w:val="000000"/>
+          <w:sz w:val="24"/>
+        </w:rPr>
+        <w:t>Духові</w:t>
+      </w:r>
+      <w:r>
+        <w:rPr>
+          <w:rFonts w:ascii="Times New Roman" w:hAnsi="Times New Roman"/>
+          <w:sz w:val="24"/>
+        </w:rPr>
+        <w:t>,</w:t>
+      </w:r>
+      <w:r>
+        <w:rPr>
+          <w:rFonts w:ascii="Times New Roman" w:hAnsi="Times New Roman"/>
+          <w:sz w:val="24"/>
+        </w:rPr>
+        <w:t xml:space="preserve"> </w:t>
+      </w:r>
+      <w:r>
+        <w:rPr>
+          <w:rFonts w:ascii="Times New Roman" w:hAnsi="Times New Roman"/>
+          <w:sz w:val="24"/>
+        </w:rPr>
+        <w:t>нині,</w:t>
+      </w:r>
+      <w:r>
+        <w:rPr>
+          <w:rFonts w:ascii="Times New Roman" w:hAnsi="Times New Roman"/>
+          <w:sz w:val="24"/>
+        </w:rPr>
+        <w:t xml:space="preserve"> </w:t>
+      </w:r>
+      <w:r>
+        <w:rPr>
+          <w:rFonts w:ascii="Times New Roman" w:hAnsi="Times New Roman"/>
+          <w:sz w:val="24"/>
+        </w:rPr>
+        <w:t>і</w:t>
+      </w:r>
+      <w:r>
+        <w:rPr>
+          <w:rFonts w:ascii="Times New Roman" w:hAnsi="Times New Roman"/>
+          <w:sz w:val="24"/>
+        </w:rPr>
+        <w:t xml:space="preserve"> </w:t>
+      </w:r>
+      <w:r>
+        <w:rPr>
+          <w:rFonts w:ascii="Times New Roman" w:hAnsi="Times New Roman"/>
+          <w:sz w:val="24"/>
+        </w:rPr>
+        <w:t>повсякчас,</w:t>
+      </w:r>
+      <w:r>
+        <w:rPr>
+          <w:rFonts w:ascii="Times New Roman" w:hAnsi="Times New Roman"/>
+          <w:sz w:val="24"/>
+        </w:rPr>
+        <w:t xml:space="preserve"> </w:t>
+      </w:r>
+      <w:r>
+        <w:rPr>
+          <w:rFonts w:ascii="Times New Roman" w:hAnsi="Times New Roman"/>
+          <w:sz w:val="24"/>
+        </w:rPr>
+        <w:t>і</w:t>
+      </w:r>
+      <w:r>
+        <w:rPr>
+          <w:rFonts w:ascii="Times New Roman" w:hAnsi="Times New Roman"/>
+          <w:sz w:val="24"/>
+        </w:rPr>
+        <w:t xml:space="preserve"> </w:t>
+      </w:r>
+      <w:r>
+        <w:rPr>
+          <w:rFonts w:ascii="Times New Roman" w:hAnsi="Times New Roman"/>
+          <w:sz w:val="24"/>
+        </w:rPr>
+        <w:t>на</w:t>
+      </w:r>
+      <w:r>
+        <w:rPr>
+          <w:rFonts w:ascii="Times New Roman" w:hAnsi="Times New Roman"/>
+          <w:sz w:val="24"/>
+        </w:rPr>
+        <w:t xml:space="preserve"> </w:t>
+      </w:r>
+      <w:r>
+        <w:rPr>
+          <w:rFonts w:ascii="Times New Roman" w:hAnsi="Times New Roman"/>
+          <w:sz w:val="24"/>
+        </w:rPr>
+        <w:t>віки</w:t>
+      </w:r>
+      <w:r>
+        <w:rPr>
+          <w:rFonts w:ascii="Times New Roman" w:hAnsi="Times New Roman"/>
+          <w:sz w:val="24"/>
+        </w:rPr>
+        <w:t xml:space="preserve"> </w:t>
+      </w:r>
+      <w:r>
+        <w:rPr>
+          <w:rFonts w:ascii="Times New Roman" w:hAnsi="Times New Roman"/>
+          <w:sz w:val="24"/>
+        </w:rPr>
+        <w:t>віків.</w:t>
       </w:r>
     </w:p>
     <w:p>
@@ -15051,7 +20189,7 @@
           <w:szCs w:val="24"/>
           <w:rtl w:val="0"/>
         </w:rPr>
-        <w:t xml:space="preserve">Ірмос 7</w:t>
+        <w:t>Ірмос 7</w:t>
       </w:r>
       <w:r>
         <w:rPr>
@@ -15257,7 +20395,7 @@
           <w:szCs w:val="24"/>
           <w:rtl w:val="0"/>
         </w:rPr>
-        <w:t xml:space="preserve">Ірмос 8</w:t>
+        <w:t>Ірмос 8</w:t>
       </w:r>
       <w:r>
         <w:rPr>
@@ -15755,18 +20893,18 @@
           <w:szCs w:val="24"/>
           <w:rtl w:val="0"/>
         </w:rPr>
-        <w:t xml:space="preserve"> (</w:t>
-      </w:r>
-      <w:r>
-        <w:rPr>
-          <w:rFonts w:ascii="Times New Roman" w:cs="Times New Roman" w:eastAsia="Times New Roman" w:hAnsi="Times New Roman"/>
-          <w:i w:val="1"/>
-          <w:color w:val="ff0000"/>
-          <w:sz w:val="24"/>
-          <w:szCs w:val="24"/>
-          <w:rtl w:val="0"/>
-        </w:rPr>
-        <w:t xml:space="preserve">г. 1</w:t>
+        <w:t xml:space="preserve"> (</w:t>
+      </w:r>
+      <w:r>
+        <w:rPr>
+          <w:rFonts w:ascii="Times New Roman" w:cs="Times New Roman" w:eastAsia="Times New Roman" w:hAnsi="Times New Roman"/>
+          <w:i w:val="1"/>
+          <w:color w:val="ff0000"/>
+          <w:sz w:val="24"/>
+          <w:szCs w:val="24"/>
+          <w:rtl w:val="0"/>
+        </w:rPr>
+        <w:t>г. 1</w:t>
       </w:r>
       <w:r>
         <w:rPr>
@@ -16074,30 +21212,126 @@
     </w:p>
     <w:p>
       <w:pPr>
-        <w:spacing w:after="120" w:lineRule="auto"/>
-        <w:jc w:val="both"/>
-        <w:rPr>
-          <w:rFonts w:ascii="Times New Roman" w:cs="Times New Roman" w:eastAsia="Times New Roman" w:hAnsi="Times New Roman"/>
-          <w:i w:val="1"/>
-          <w:color w:val="000000"/>
-          <w:sz w:val="24"/>
-          <w:szCs w:val="24"/>
-        </w:rPr>
-      </w:pPr>
-      <w:r>
-        <w:rPr>
-          <w:rFonts w:ascii="Times New Roman" w:cs="Times New Roman" w:eastAsia="Times New Roman" w:hAnsi="Times New Roman"/>
-          <w:color w:val="000000"/>
-          <w:sz w:val="24"/>
-          <w:szCs w:val="24"/>
-          <w:rtl w:val="0"/>
-        </w:rPr>
-        <w:t xml:space="preserve">Заступи, спаси, помилуй і охорони нас, Боже, твоєю благодаттю.</w:t>
-      </w:r>
-      <w:r>
-        <w:rPr>
-          <w:rtl w:val="0"/>
-        </w:rPr>
+        <w:spacing w:after="120"/>
+      </w:pPr>
+      <w:r>
+        <w:rPr>
+          <w:rFonts w:ascii="Times New Roman" w:hAnsi="Times New Roman"/>
+          <w:sz w:val="24"/>
+        </w:rPr>
+        <w:t>Заступи,</w:t>
+      </w:r>
+      <w:r>
+        <w:rPr>
+          <w:rFonts w:ascii="Times New Roman" w:hAnsi="Times New Roman"/>
+          <w:sz w:val="24"/>
+        </w:rPr>
+        <w:t xml:space="preserve"> </w:t>
+      </w:r>
+      <w:r>
+        <w:rPr>
+          <w:rFonts w:ascii="Times New Roman" w:hAnsi="Times New Roman"/>
+          <w:sz w:val="24"/>
+        </w:rPr>
+        <w:t>спаси,</w:t>
+      </w:r>
+      <w:r>
+        <w:rPr>
+          <w:rFonts w:ascii="Times New Roman" w:hAnsi="Times New Roman"/>
+          <w:sz w:val="24"/>
+        </w:rPr>
+        <w:t xml:space="preserve"> </w:t>
+      </w:r>
+      <w:r>
+        <w:rPr>
+          <w:rFonts w:ascii="Times New Roman" w:hAnsi="Times New Roman"/>
+          <w:sz w:val="24"/>
+        </w:rPr>
+        <w:t>помилуй</w:t>
+      </w:r>
+      <w:r>
+        <w:rPr>
+          <w:rFonts w:ascii="Times New Roman" w:hAnsi="Times New Roman"/>
+          <w:sz w:val="24"/>
+        </w:rPr>
+        <w:t xml:space="preserve"> </w:t>
+      </w:r>
+      <w:r>
+        <w:rPr>
+          <w:rFonts w:ascii="Times New Roman" w:hAnsi="Times New Roman"/>
+          <w:sz w:val="24"/>
+        </w:rPr>
+        <w:t>і</w:t>
+      </w:r>
+      <w:r>
+        <w:rPr>
+          <w:rFonts w:ascii="Times New Roman" w:hAnsi="Times New Roman"/>
+          <w:sz w:val="24"/>
+        </w:rPr>
+        <w:t xml:space="preserve"> </w:t>
+      </w:r>
+      <w:r>
+        <w:rPr>
+          <w:rFonts w:ascii="Times New Roman" w:hAnsi="Times New Roman"/>
+          <w:sz w:val="24"/>
+        </w:rPr>
+        <w:t>охорони</w:t>
+      </w:r>
+      <w:r>
+        <w:rPr>
+          <w:rFonts w:ascii="Times New Roman" w:hAnsi="Times New Roman"/>
+          <w:sz w:val="24"/>
+        </w:rPr>
+        <w:t xml:space="preserve"> </w:t>
+      </w:r>
+      <w:r>
+        <w:rPr>
+          <w:rFonts w:ascii="Times New Roman" w:hAnsi="Times New Roman"/>
+          <w:sz w:val="24"/>
+        </w:rPr>
+        <w:t>нас,</w:t>
+      </w:r>
+      <w:r>
+        <w:rPr>
+          <w:rFonts w:ascii="Times New Roman" w:hAnsi="Times New Roman"/>
+          <w:sz w:val="24"/>
+        </w:rPr>
+        <w:t xml:space="preserve"> </w:t>
+      </w:r>
+      <w:r>
+        <w:rPr>
+          <w:rFonts w:ascii="Times New Roman" w:hAnsi="Times New Roman"/>
+          <w:sz w:val="24"/>
+        </w:rPr>
+        <w:t>Боже,</w:t>
+      </w:r>
+      <w:r>
+        <w:rPr>
+          <w:rFonts w:ascii="Times New Roman" w:hAnsi="Times New Roman"/>
+          <w:sz w:val="24"/>
+        </w:rPr>
+        <w:t xml:space="preserve"> </w:t>
+      </w:r>
+      <w:r>
+        <w:rPr>
+          <w:rFonts w:ascii="Times New Roman" w:hAnsi="Times New Roman"/>
+          <w:sz w:val="24"/>
+        </w:rPr>
+        <w:t>Твоєю</w:t>
+      </w:r>
+      <w:r>
+        <w:rPr>
+          <w:rFonts w:ascii="Times New Roman" w:hAnsi="Times New Roman"/>
+          <w:sz w:val="24"/>
+        </w:rPr>
+        <w:t xml:space="preserve"> </w:t>
+      </w:r>
+      <w:r>
+        <w:rPr>
+          <w:rFonts w:ascii="Times New Roman" w:hAnsi="Times New Roman"/>
+          <w:sz w:val="24"/>
+        </w:rPr>
+        <w:t>благодаттю</w:t>
       </w:r>
     </w:p>
     <w:p>
@@ -16246,7 +21480,7 @@
           <w:szCs w:val="24"/>
           <w:rtl w:val="0"/>
         </w:rPr>
-        <w:t xml:space="preserve">Священик: </w:t>
+        <w:t xml:space="preserve">Священик: </w:t>
       </w:r>
       <w:r>
         <w:rPr>
@@ -17042,7 +22276,7 @@
           <w:szCs w:val="24"/>
           <w:rtl w:val="0"/>
         </w:rPr>
-        <w:t xml:space="preserve">(г. 4):</w:t>
+        <w:t>(г. 4):</w:t>
       </w:r>
       <w:r>
         <w:rPr>
@@ -17248,7 +22482,7 @@
           <w:szCs w:val="24"/>
           <w:rtl w:val="0"/>
         </w:rPr>
-        <w:t xml:space="preserve">(г. 1):</w:t>
+        <w:t>(г. 1):</w:t>
       </w:r>
       <w:r>
         <w:rPr>
@@ -17316,7 +22550,7 @@
           <w:szCs w:val="24"/>
           <w:rtl w:val="0"/>
         </w:rPr>
-        <w:t xml:space="preserve">(г. 2):</w:t>
+        <w:t>(г. 2):</w:t>
       </w:r>
       <w:r>
         <w:rPr>
@@ -17460,7 +22694,7 @@
           <w:szCs w:val="24"/>
           <w:rtl w:val="0"/>
         </w:rPr>
-        <w:t xml:space="preserve">(г. 6):</w:t>
+        <w:t>(г. 6):</w:t>
       </w:r>
       <w:r>
         <w:rPr>
@@ -17975,58 +23209,370 @@
     </w:p>
     <w:p>
       <w:pPr>
-        <w:spacing w:after="120" w:lineRule="auto"/>
-        <w:jc w:val="both"/>
-        <w:rPr>
-          <w:rFonts w:ascii="Times New Roman" w:cs="Times New Roman" w:eastAsia="Times New Roman" w:hAnsi="Times New Roman"/>
-          <w:sz w:val="24"/>
-          <w:szCs w:val="24"/>
-        </w:rPr>
-      </w:pPr>
-      <w:r>
-        <w:rPr>
-          <w:rFonts w:ascii="Times New Roman" w:cs="Times New Roman" w:eastAsia="Times New Roman" w:hAnsi="Times New Roman"/>
-          <w:sz w:val="24"/>
-          <w:szCs w:val="24"/>
-          <w:rtl w:val="0"/>
-        </w:rPr>
-        <w:t xml:space="preserve">Святий Боже, святий Кріпкий, святий Безсмертний, помилуй нас </w:t>
-      </w:r>
-      <w:r>
-        <w:rPr>
-          <w:rFonts w:ascii="Times New Roman" w:cs="Times New Roman" w:eastAsia="Times New Roman" w:hAnsi="Times New Roman"/>
-          <w:i w:val="1"/>
-          <w:color w:val="ff0000"/>
-          <w:sz w:val="24"/>
-          <w:szCs w:val="24"/>
-          <w:rtl w:val="0"/>
-        </w:rPr>
-        <w:t xml:space="preserve">(3 р.).</w:t>
-      </w:r>
-      <w:r>
-        <w:rPr>
-          <w:rtl w:val="0"/>
-        </w:rPr>
-      </w:r>
-    </w:p>
-    <w:p>
-      <w:pPr>
-        <w:spacing w:after="120" w:lineRule="auto"/>
-        <w:jc w:val="both"/>
-        <w:rPr>
-          <w:rFonts w:ascii="Times New Roman" w:cs="Times New Roman" w:eastAsia="Times New Roman" w:hAnsi="Times New Roman"/>
-          <w:sz w:val="24"/>
-          <w:szCs w:val="24"/>
-        </w:rPr>
-      </w:pPr>
-      <w:r>
-        <w:rPr>
-          <w:rFonts w:ascii="Times New Roman" w:cs="Times New Roman" w:eastAsia="Times New Roman" w:hAnsi="Times New Roman"/>
-          <w:sz w:val="24"/>
-          <w:szCs w:val="24"/>
-          <w:rtl w:val="0"/>
-        </w:rPr>
-        <w:t xml:space="preserve">Слава Отцю, і Сину, і Святому Духові. І нині і повсякчас, і на віки віків. Амінь.</w:t>
+        <w:spacing w:after="120"/>
+        <w:jc w:val="both"/>
+      </w:pPr>
+      <w:r>
+        <w:rPr>
+          <w:rFonts w:ascii="Times New Roman" w:hAnsi="Times New Roman"/>
+          <w:sz w:val="24"/>
+        </w:rPr>
+        <w:t>Святий</w:t>
+      </w:r>
+      <w:r>
+        <w:rPr>
+          <w:rFonts w:ascii="Times New Roman" w:hAnsi="Times New Roman"/>
+          <w:sz w:val="24"/>
+        </w:rPr>
+        <w:t xml:space="preserve"> </w:t>
+      </w:r>
+      <w:r>
+        <w:rPr>
+          <w:rFonts w:ascii="Times New Roman" w:hAnsi="Times New Roman"/>
+          <w:sz w:val="24"/>
+        </w:rPr>
+        <w:t>Боже,</w:t>
+      </w:r>
+      <w:r>
+        <w:rPr>
+          <w:rFonts w:ascii="Times New Roman" w:hAnsi="Times New Roman"/>
+          <w:sz w:val="24"/>
+        </w:rPr>
+        <w:t xml:space="preserve"> </w:t>
+      </w:r>
+      <w:r>
+        <w:rPr>
+          <w:rFonts w:ascii="Times New Roman" w:hAnsi="Times New Roman"/>
+          <w:sz w:val="24"/>
+        </w:rPr>
+        <w:t>святий</w:t>
+      </w:r>
+      <w:r>
+        <w:rPr>
+          <w:rFonts w:ascii="Times New Roman" w:hAnsi="Times New Roman"/>
+          <w:sz w:val="24"/>
+        </w:rPr>
+        <w:t xml:space="preserve"> </w:t>
+      </w:r>
+      <w:r>
+        <w:rPr>
+          <w:rFonts w:ascii="Times New Roman" w:hAnsi="Times New Roman"/>
+          <w:sz w:val="24"/>
+        </w:rPr>
+        <w:t>Кріпкий,</w:t>
+      </w:r>
+      <w:r>
+        <w:rPr>
+          <w:rFonts w:ascii="Times New Roman" w:hAnsi="Times New Roman"/>
+          <w:sz w:val="24"/>
+        </w:rPr>
+        <w:t xml:space="preserve"> </w:t>
+      </w:r>
+      <w:r>
+        <w:rPr>
+          <w:rFonts w:ascii="Times New Roman" w:hAnsi="Times New Roman"/>
+          <w:sz w:val="24"/>
+        </w:rPr>
+        <w:t>святий</w:t>
+      </w:r>
+      <w:r>
+        <w:rPr>
+          <w:rFonts w:ascii="Times New Roman" w:hAnsi="Times New Roman"/>
+          <w:sz w:val="24"/>
+        </w:rPr>
+        <w:t xml:space="preserve"> </w:t>
+      </w:r>
+      <w:r>
+        <w:rPr>
+          <w:rFonts w:ascii="Times New Roman" w:hAnsi="Times New Roman"/>
+          <w:sz w:val="24"/>
+        </w:rPr>
+        <w:t>Безсмертний,</w:t>
+      </w:r>
+      <w:r>
+        <w:rPr>
+          <w:rFonts w:ascii="Times New Roman" w:hAnsi="Times New Roman"/>
+          <w:sz w:val="24"/>
+        </w:rPr>
+        <w:t xml:space="preserve"> </w:t>
+      </w:r>
+      <w:r>
+        <w:rPr>
+          <w:rFonts w:ascii="Times New Roman" w:hAnsi="Times New Roman"/>
+          <w:sz w:val="24"/>
+        </w:rPr>
+        <w:t>помилуй</w:t>
+      </w:r>
+      <w:r>
+        <w:rPr>
+          <w:rFonts w:ascii="Times New Roman" w:hAnsi="Times New Roman"/>
+          <w:sz w:val="24"/>
+        </w:rPr>
+        <w:t xml:space="preserve"> </w:t>
+      </w:r>
+      <w:r>
+        <w:rPr>
+          <w:rFonts w:ascii="Times New Roman" w:hAnsi="Times New Roman"/>
+          <w:sz w:val="24"/>
+        </w:rPr>
+        <w:t>нас.</w:t>
+      </w:r>
+      <w:r>
+        <w:rPr>
+          <w:rFonts w:ascii="Times New Roman" w:hAnsi="Times New Roman"/>
+          <w:sz w:val="24"/>
+        </w:rPr>
+        <w:t xml:space="preserve"> </w:t>
+      </w:r>
+      <w:r>
+        <w:rPr>
+          <w:rFonts w:ascii="Times New Roman" w:hAnsi="Times New Roman"/>
+          <w:i/>
+          <w:color w:val="FF0000"/>
+          <w:sz w:val="24"/>
+        </w:rPr>
+        <w:t>(3</w:t>
+      </w:r>
+      <w:r>
+        <w:rPr>
+          <w:rFonts w:ascii="Times New Roman" w:hAnsi="Times New Roman"/>
+          <w:i/>
+          <w:color w:val="FF0000"/>
+          <w:sz w:val="24"/>
+        </w:rPr>
+        <w:t xml:space="preserve"> </w:t>
+      </w:r>
+      <w:r>
+        <w:rPr>
+          <w:rFonts w:ascii="Times New Roman" w:hAnsi="Times New Roman"/>
+          <w:i/>
+          <w:color w:val="FF0000"/>
+          <w:sz w:val="24"/>
+        </w:rPr>
+        <w:t>р.)</w:t>
+      </w:r>
+    </w:p>
+    <w:p>
+      <w:pPr>
+        <w:spacing w:after="120"/>
+        <w:jc w:val="both"/>
+      </w:pPr>
+      <w:r>
+        <w:rPr>
+          <w:rFonts w:ascii="Times New Roman" w:hAnsi="Times New Roman"/>
+          <w:sz w:val="24"/>
+        </w:rPr>
+        <w:t>Слава</w:t>
+      </w:r>
+      <w:r>
+        <w:rPr>
+          <w:rFonts w:ascii="Times New Roman" w:hAnsi="Times New Roman"/>
+          <w:sz w:val="24"/>
+        </w:rPr>
+        <w:t xml:space="preserve"> </w:t>
+      </w:r>
+      <w:r>
+        <w:rPr>
+          <w:rFonts w:ascii="Times New Roman" w:hAnsi="Times New Roman"/>
+          <w:sz w:val="24"/>
+        </w:rPr>
+        <w:t>Отцю,</w:t>
+      </w:r>
+      <w:r>
+        <w:rPr>
+          <w:rFonts w:ascii="Times New Roman" w:hAnsi="Times New Roman"/>
+          <w:sz w:val="24"/>
+        </w:rPr>
+        <w:t xml:space="preserve"> </w:t>
+      </w:r>
+      <w:r>
+        <w:rPr>
+          <w:rFonts w:ascii="Times New Roman" w:hAnsi="Times New Roman"/>
+          <w:sz w:val="24"/>
+        </w:rPr>
+        <w:t>і</w:t>
+      </w:r>
+      <w:r>
+        <w:rPr>
+          <w:rFonts w:ascii="Times New Roman" w:hAnsi="Times New Roman"/>
+          <w:sz w:val="24"/>
+        </w:rPr>
+        <w:t xml:space="preserve"> </w:t>
+      </w:r>
+      <w:r>
+        <w:rPr>
+          <w:rFonts w:ascii="Times New Roman" w:hAnsi="Times New Roman"/>
+          <w:sz w:val="24"/>
+        </w:rPr>
+        <w:t>Сину,</w:t>
+      </w:r>
+      <w:r>
+        <w:rPr>
+          <w:rFonts w:ascii="Times New Roman" w:hAnsi="Times New Roman"/>
+          <w:sz w:val="24"/>
+        </w:rPr>
+        <w:t xml:space="preserve"> </w:t>
+      </w:r>
+      <w:r>
+        <w:rPr>
+          <w:rFonts w:ascii="Times New Roman" w:hAnsi="Times New Roman"/>
+          <w:sz w:val="24"/>
+        </w:rPr>
+        <w:t>і</w:t>
+      </w:r>
+      <w:r>
+        <w:rPr>
+          <w:rFonts w:ascii="Times New Roman" w:hAnsi="Times New Roman"/>
+          <w:sz w:val="24"/>
+        </w:rPr>
+        <w:t xml:space="preserve"> </w:t>
+      </w:r>
+      <w:r>
+        <w:rPr>
+          <w:rFonts w:ascii="Times New Roman" w:hAnsi="Times New Roman"/>
+          <w:sz w:val="24"/>
+        </w:rPr>
+        <w:t>Святому</w:t>
+      </w:r>
+      <w:r>
+        <w:rPr>
+          <w:rFonts w:ascii="Times New Roman" w:hAnsi="Times New Roman"/>
+          <w:sz w:val="24"/>
+        </w:rPr>
+        <w:t xml:space="preserve"> </w:t>
+      </w:r>
+      <w:r>
+        <w:rPr>
+          <w:rFonts w:ascii="Times New Roman" w:hAnsi="Times New Roman"/>
+          <w:sz w:val="24"/>
+        </w:rPr>
+        <w:t>Духові,*</w:t>
+      </w:r>
+      <w:r>
+        <w:rPr>
+          <w:rFonts w:ascii="Times New Roman" w:hAnsi="Times New Roman"/>
+          <w:sz w:val="24"/>
+        </w:rPr>
+        <w:t xml:space="preserve"> </w:t>
+      </w:r>
+      <w:r>
+        <w:rPr>
+          <w:rFonts w:ascii="Times New Roman" w:hAnsi="Times New Roman"/>
+          <w:sz w:val="24"/>
+        </w:rPr>
+        <w:t>і</w:t>
+      </w:r>
+      <w:r>
+        <w:rPr>
+          <w:rFonts w:ascii="Times New Roman" w:hAnsi="Times New Roman"/>
+          <w:sz w:val="24"/>
+        </w:rPr>
+        <w:t xml:space="preserve"> </w:t>
+      </w:r>
+      <w:r>
+        <w:rPr>
+          <w:rFonts w:ascii="Times New Roman" w:hAnsi="Times New Roman"/>
+          <w:sz w:val="24"/>
+        </w:rPr>
+        <w:t>нині</w:t>
+      </w:r>
+      <w:r>
+        <w:rPr>
+          <w:rFonts w:ascii="Times New Roman" w:hAnsi="Times New Roman"/>
+          <w:sz w:val="24"/>
+        </w:rPr>
+        <w:t xml:space="preserve"> </w:t>
+      </w:r>
+      <w:r>
+        <w:rPr>
+          <w:rFonts w:ascii="Times New Roman" w:hAnsi="Times New Roman"/>
+          <w:sz w:val="24"/>
+        </w:rPr>
+        <w:t>і</w:t>
+      </w:r>
+      <w:r>
+        <w:rPr>
+          <w:rFonts w:ascii="Times New Roman" w:hAnsi="Times New Roman"/>
+          <w:sz w:val="24"/>
+        </w:rPr>
+        <w:t xml:space="preserve"> </w:t>
+      </w:r>
+      <w:r>
+        <w:rPr>
+          <w:rFonts w:ascii="Times New Roman" w:hAnsi="Times New Roman"/>
+          <w:sz w:val="24"/>
+        </w:rPr>
+        <w:t>повсякчас,</w:t>
+      </w:r>
+      <w:r>
+        <w:rPr>
+          <w:rFonts w:ascii="Times New Roman" w:hAnsi="Times New Roman"/>
+          <w:sz w:val="24"/>
+        </w:rPr>
+        <w:t xml:space="preserve"> </w:t>
+      </w:r>
+      <w:r>
+        <w:rPr>
+          <w:rFonts w:ascii="Times New Roman" w:hAnsi="Times New Roman"/>
+          <w:sz w:val="24"/>
+        </w:rPr>
+        <w:t>і</w:t>
+      </w:r>
+      <w:r>
+        <w:rPr>
+          <w:rFonts w:ascii="Times New Roman" w:hAnsi="Times New Roman"/>
+          <w:sz w:val="24"/>
+        </w:rPr>
+        <w:t xml:space="preserve"> </w:t>
+      </w:r>
+      <w:r>
+        <w:rPr>
+          <w:rFonts w:ascii="Times New Roman" w:hAnsi="Times New Roman"/>
+          <w:sz w:val="24"/>
+        </w:rPr>
+        <w:t>на</w:t>
+      </w:r>
+      <w:r>
+        <w:rPr>
+          <w:rFonts w:ascii="Times New Roman" w:hAnsi="Times New Roman"/>
+          <w:sz w:val="24"/>
+        </w:rPr>
+        <w:t xml:space="preserve"> </w:t>
+      </w:r>
+      <w:r>
+        <w:rPr>
+          <w:rFonts w:ascii="Times New Roman" w:hAnsi="Times New Roman"/>
+          <w:sz w:val="24"/>
+        </w:rPr>
+        <w:t>віки</w:t>
+      </w:r>
+      <w:r>
+        <w:rPr>
+          <w:rFonts w:ascii="Times New Roman" w:hAnsi="Times New Roman"/>
+          <w:sz w:val="24"/>
+        </w:rPr>
+        <w:t xml:space="preserve"> </w:t>
+      </w:r>
+      <w:r>
+        <w:rPr>
+          <w:rFonts w:ascii="Times New Roman" w:hAnsi="Times New Roman"/>
+          <w:sz w:val="24"/>
+        </w:rPr>
+        <w:t>віків.</w:t>
+      </w:r>
+      <w:r>
+        <w:rPr>
+          <w:rFonts w:ascii="Times New Roman" w:hAnsi="Times New Roman"/>
+          <w:sz w:val="24"/>
+        </w:rPr>
+        <w:t xml:space="preserve"> </w:t>
+      </w:r>
+      <w:r>
+        <w:rPr>
+          <w:rFonts w:ascii="Times New Roman" w:hAnsi="Times New Roman"/>
+          <w:sz w:val="24"/>
+        </w:rPr>
+        <w:t>Амінь.</w:t>
       </w:r>
     </w:p>
     <w:p>
@@ -19755,7 +25301,7 @@
           <w:szCs w:val="24"/>
           <w:rtl w:val="0"/>
         </w:rPr>
-        <w:t xml:space="preserve">(3 р.)</w:t>
+        <w:t>(3 р.)</w:t>
       </w:r>
       <w:r>
         <w:rPr>

--- a/flow/20230914_vu_template/drafts/2024-12-u/27-ПТ-Стефана.docx
+++ b/flow/20230914_vu_template/drafts/2024-12-u/27-ПТ-Стефана.docx
@@ -9255,294 +9255,7 @@
           <w:rFonts w:ascii="Times New Roman" w:hAnsi="Times New Roman"/>
           <w:sz w:val="24"/>
         </w:rPr>
-        <w:t xml:space="preserve"> </w:t>
-      </w:r>
-      <w:r>
-        <w:rPr>
-          <w:rFonts w:ascii="Times New Roman" w:hAnsi="Times New Roman"/>
-          <w:sz w:val="24"/>
-        </w:rPr>
-        <w:t>Бо</w:t>
-      </w:r>
-      <w:r>
-        <w:rPr>
-          <w:rFonts w:ascii="Times New Roman" w:hAnsi="Times New Roman"/>
-          <w:sz w:val="24"/>
-        </w:rPr>
-        <w:t xml:space="preserve"> </w:t>
-      </w:r>
-      <w:r>
-        <w:rPr>
-          <w:rFonts w:ascii="Times New Roman" w:hAnsi="Times New Roman"/>
-          <w:sz w:val="24"/>
-        </w:rPr>
-        <w:t>Твоє</w:t>
-      </w:r>
-      <w:r>
-        <w:rPr>
-          <w:rFonts w:ascii="Times New Roman" w:hAnsi="Times New Roman"/>
-          <w:sz w:val="24"/>
-        </w:rPr>
-        <w:t xml:space="preserve"> </w:t>
-      </w:r>
-      <w:r>
-        <w:rPr>
-          <w:rFonts w:ascii="Times New Roman" w:hAnsi="Times New Roman"/>
-          <w:sz w:val="24"/>
-        </w:rPr>
-        <w:t>є</w:t>
-      </w:r>
-      <w:r>
-        <w:rPr>
-          <w:rFonts w:ascii="Times New Roman" w:hAnsi="Times New Roman"/>
-          <w:sz w:val="24"/>
-        </w:rPr>
-        <w:t xml:space="preserve"> </w:t>
-      </w:r>
-      <w:r>
-        <w:rPr>
-          <w:rFonts w:ascii="Times New Roman" w:hAnsi="Times New Roman"/>
-          <w:sz w:val="24"/>
-        </w:rPr>
-        <w:t>царство,</w:t>
-      </w:r>
-      <w:r>
-        <w:rPr>
-          <w:rFonts w:ascii="Times New Roman" w:hAnsi="Times New Roman"/>
-          <w:sz w:val="24"/>
-        </w:rPr>
-        <w:t xml:space="preserve"> </w:t>
-      </w:r>
-      <w:r>
-        <w:rPr>
-          <w:rFonts w:ascii="Times New Roman" w:hAnsi="Times New Roman"/>
-          <w:sz w:val="24"/>
-        </w:rPr>
-        <w:t>і</w:t>
-      </w:r>
-      <w:r>
-        <w:rPr>
-          <w:rFonts w:ascii="Times New Roman" w:hAnsi="Times New Roman"/>
-          <w:sz w:val="24"/>
-        </w:rPr>
-        <w:t xml:space="preserve"> </w:t>
-      </w:r>
-      <w:r>
-        <w:rPr>
-          <w:rFonts w:ascii="Times New Roman" w:hAnsi="Times New Roman"/>
-          <w:sz w:val="24"/>
-        </w:rPr>
-        <w:t>сила,</w:t>
-      </w:r>
-      <w:r>
-        <w:rPr>
-          <w:rFonts w:ascii="Times New Roman" w:hAnsi="Times New Roman"/>
-          <w:sz w:val="24"/>
-        </w:rPr>
-        <w:t xml:space="preserve"> </w:t>
-      </w:r>
-      <w:r>
-        <w:rPr>
-          <w:rFonts w:ascii="Times New Roman" w:hAnsi="Times New Roman"/>
-          <w:sz w:val="24"/>
-        </w:rPr>
-        <w:t>і</w:t>
-      </w:r>
-      <w:r>
-        <w:rPr>
-          <w:rFonts w:ascii="Times New Roman" w:hAnsi="Times New Roman"/>
-          <w:sz w:val="24"/>
-        </w:rPr>
-        <w:t xml:space="preserve"> </w:t>
-      </w:r>
-      <w:r>
-        <w:rPr>
-          <w:rFonts w:ascii="Times New Roman" w:hAnsi="Times New Roman"/>
-          <w:sz w:val="24"/>
-        </w:rPr>
-        <w:t>слава,</w:t>
-      </w:r>
-      <w:r>
-        <w:rPr>
-          <w:rFonts w:ascii="Times New Roman" w:hAnsi="Times New Roman"/>
-          <w:sz w:val="24"/>
-        </w:rPr>
-        <w:t xml:space="preserve"> </w:t>
-      </w:r>
-      <w:r>
-        <w:rPr>
-          <w:rFonts w:ascii="Times New Roman" w:hAnsi="Times New Roman"/>
-          <w:sz w:val="24"/>
-        </w:rPr>
-        <w:t>Отця,</w:t>
-      </w:r>
-      <w:r>
-        <w:rPr>
-          <w:rFonts w:ascii="Times New Roman" w:hAnsi="Times New Roman"/>
-          <w:sz w:val="24"/>
-        </w:rPr>
-        <w:t xml:space="preserve"> </w:t>
-      </w:r>
-      <w:r>
-        <w:rPr>
-          <w:rFonts w:ascii="Times New Roman" w:hAnsi="Times New Roman"/>
-          <w:sz w:val="24"/>
-        </w:rPr>
-        <w:t>і</w:t>
-      </w:r>
-      <w:r>
-        <w:rPr>
-          <w:rFonts w:ascii="Times New Roman" w:hAnsi="Times New Roman"/>
-          <w:sz w:val="24"/>
-        </w:rPr>
-        <w:t xml:space="preserve"> </w:t>
-      </w:r>
-      <w:r>
-        <w:rPr>
-          <w:rFonts w:ascii="Times New Roman" w:hAnsi="Times New Roman"/>
-          <w:sz w:val="24"/>
-        </w:rPr>
-        <w:t>Сина,</w:t>
-      </w:r>
-      <w:r>
-        <w:rPr>
-          <w:rFonts w:ascii="Times New Roman" w:hAnsi="Times New Roman"/>
-          <w:sz w:val="24"/>
-        </w:rPr>
-        <w:t xml:space="preserve"> </w:t>
-      </w:r>
-      <w:r>
-        <w:rPr>
-          <w:rFonts w:ascii="Times New Roman" w:hAnsi="Times New Roman"/>
-          <w:sz w:val="24"/>
-        </w:rPr>
-        <w:t>і</w:t>
-      </w:r>
-      <w:r>
-        <w:rPr>
-          <w:rFonts w:ascii="Times New Roman" w:hAnsi="Times New Roman"/>
-          <w:sz w:val="24"/>
-        </w:rPr>
-        <w:t xml:space="preserve"> </w:t>
-      </w:r>
-      <w:r>
-        <w:rPr>
-          <w:rFonts w:ascii="Times New Roman" w:hAnsi="Times New Roman"/>
-          <w:sz w:val="24"/>
-        </w:rPr>
-        <w:t>Святого</w:t>
-      </w:r>
-      <w:r>
-        <w:rPr>
-          <w:rFonts w:ascii="Times New Roman" w:hAnsi="Times New Roman"/>
-          <w:sz w:val="24"/>
-        </w:rPr>
-        <w:t xml:space="preserve"> </w:t>
-      </w:r>
-      <w:r>
-        <w:rPr>
-          <w:rFonts w:ascii="Times New Roman" w:hAnsi="Times New Roman"/>
-          <w:sz w:val="24"/>
-        </w:rPr>
-        <w:t>Духа,</w:t>
-      </w:r>
-      <w:r>
-        <w:rPr>
-          <w:rFonts w:ascii="Times New Roman" w:hAnsi="Times New Roman"/>
-          <w:sz w:val="24"/>
-        </w:rPr>
-        <w:t xml:space="preserve"> </w:t>
-      </w:r>
-      <w:r>
-        <w:rPr>
-          <w:rFonts w:ascii="Times New Roman" w:hAnsi="Times New Roman"/>
-          <w:sz w:val="24"/>
-        </w:rPr>
-        <w:t>нині,</w:t>
-      </w:r>
-      <w:r>
-        <w:rPr>
-          <w:rFonts w:ascii="Times New Roman" w:hAnsi="Times New Roman"/>
-          <w:sz w:val="24"/>
-        </w:rPr>
-        <w:t xml:space="preserve"> </w:t>
-      </w:r>
-      <w:r>
-        <w:rPr>
-          <w:rFonts w:ascii="Times New Roman" w:hAnsi="Times New Roman"/>
-          <w:sz w:val="24"/>
-        </w:rPr>
-        <w:t>і</w:t>
-      </w:r>
-      <w:r>
-        <w:rPr>
-          <w:rFonts w:ascii="Times New Roman" w:hAnsi="Times New Roman"/>
-          <w:sz w:val="24"/>
-        </w:rPr>
-        <w:t xml:space="preserve"> </w:t>
-      </w:r>
-      <w:r>
-        <w:rPr>
-          <w:rFonts w:ascii="Times New Roman" w:hAnsi="Times New Roman"/>
-          <w:sz w:val="24"/>
-        </w:rPr>
-        <w:t>повсякчас,</w:t>
-      </w:r>
-      <w:r>
-        <w:rPr>
-          <w:rFonts w:ascii="Times New Roman" w:hAnsi="Times New Roman"/>
-          <w:sz w:val="24"/>
-        </w:rPr>
-        <w:t xml:space="preserve"> </w:t>
-      </w:r>
-      <w:r>
-        <w:rPr>
-          <w:rFonts w:ascii="Times New Roman" w:hAnsi="Times New Roman"/>
-          <w:sz w:val="24"/>
-        </w:rPr>
-        <w:t>і</w:t>
-      </w:r>
-      <w:r>
-        <w:rPr>
-          <w:rFonts w:ascii="Times New Roman" w:hAnsi="Times New Roman"/>
-          <w:sz w:val="24"/>
-        </w:rPr>
-        <w:t xml:space="preserve"> </w:t>
-      </w:r>
-      <w:r>
-        <w:rPr>
-          <w:rFonts w:ascii="Times New Roman" w:hAnsi="Times New Roman"/>
-          <w:sz w:val="24"/>
-        </w:rPr>
-        <w:t>на</w:t>
-      </w:r>
-      <w:r>
-        <w:rPr>
-          <w:rFonts w:ascii="Times New Roman" w:hAnsi="Times New Roman"/>
-          <w:sz w:val="24"/>
-        </w:rPr>
-        <w:t xml:space="preserve"> </w:t>
-      </w:r>
-      <w:r>
-        <w:rPr>
-          <w:rFonts w:ascii="Times New Roman" w:hAnsi="Times New Roman"/>
-          <w:sz w:val="24"/>
-        </w:rPr>
-        <w:t>віки</w:t>
-      </w:r>
-      <w:r>
-        <w:rPr>
-          <w:rFonts w:ascii="Times New Roman" w:hAnsi="Times New Roman"/>
-          <w:sz w:val="24"/>
-        </w:rPr>
-        <w:t xml:space="preserve"> </w:t>
-      </w:r>
-      <w:r>
-        <w:rPr>
-          <w:rFonts w:ascii="Times New Roman" w:hAnsi="Times New Roman"/>
-          <w:sz w:val="24"/>
-        </w:rPr>
-        <w:t>віків.</w:t>
+        <w:t xml:space="preserve"> Бо Твоє є царство, і сила, і слава, Отця, і Сина, і Святого Духа, нині, і повсякчас, і на віки віків.</w:t>
       </w:r>
     </w:p>
     <w:p>
@@ -10538,72 +10251,23 @@
     </w:p>
     <w:p>
       <w:pPr>
-        <w:spacing w:after="120" w:lineRule="auto"/>
-        <w:jc w:val="both"/>
-        <w:rPr>
-          <w:rFonts w:ascii="Times New Roman" w:cs="Times New Roman" w:eastAsia="Times New Roman" w:hAnsi="Times New Roman"/>
-          <w:sz w:val="24"/>
-          <w:szCs w:val="24"/>
-        </w:rPr>
-      </w:pPr>
-      <w:r>
-        <w:rPr>
-          <w:rFonts w:ascii="Times New Roman" w:cs="Times New Roman" w:eastAsia="Times New Roman" w:hAnsi="Times New Roman"/>
-          <w:i w:val="1"/>
-          <w:color w:val="ff0000"/>
-          <w:sz w:val="24"/>
-          <w:szCs w:val="24"/>
-          <w:rtl w:val="0"/>
-        </w:rPr>
-        <w:t xml:space="preserve">Священик:</w:t>
-      </w:r>
-      <w:r>
-        <w:rPr>
-          <w:rFonts w:ascii="Times New Roman" w:cs="Times New Roman" w:eastAsia="Times New Roman" w:hAnsi="Times New Roman"/>
-          <w:sz w:val="24"/>
-          <w:szCs w:val="24"/>
-          <w:rtl w:val="0"/>
-        </w:rPr>
-        <w:t xml:space="preserve"> Христос, істинний Бог наш, що народився в вертепі у Вифлеємі Юдейському і дав себе покласти у ясла спасіння нашого ради, молитвами пречистої своєї Матері, святих славних апостолів, і святого апостола первомученика і архидиякона Стефана, якого світлу пам’ять днесь святкуємо</w:t>
-      </w:r>
-      <w:r>
-        <w:rPr>
-          <w:rFonts w:ascii="Times New Roman" w:cs="Times New Roman" w:eastAsia="Times New Roman" w:hAnsi="Times New Roman"/>
-          <w:i w:val="1"/>
-          <w:sz w:val="24"/>
-          <w:szCs w:val="24"/>
-          <w:rtl w:val="0"/>
-        </w:rPr>
-        <w:t xml:space="preserve">, </w:t>
-      </w:r>
-      <w:r>
-        <w:rPr>
-          <w:rFonts w:ascii="Times New Roman" w:cs="Times New Roman" w:eastAsia="Times New Roman" w:hAnsi="Times New Roman"/>
-          <w:sz w:val="24"/>
-          <w:szCs w:val="24"/>
-          <w:rtl w:val="0"/>
-        </w:rPr>
-        <w:t xml:space="preserve">і святого </w:t>
-      </w:r>
-      <w:r>
-        <w:rPr>
-          <w:rFonts w:ascii="Times New Roman" w:cs="Times New Roman" w:eastAsia="Times New Roman" w:hAnsi="Times New Roman"/>
-          <w:i w:val="1"/>
-          <w:color w:val="ff0000"/>
-          <w:sz w:val="24"/>
-          <w:szCs w:val="24"/>
-          <w:rtl w:val="0"/>
-        </w:rPr>
-        <w:t xml:space="preserve">(ім'я, якого є храм)</w:t>
-      </w:r>
-      <w:r>
-        <w:rPr>
-          <w:rFonts w:ascii="Times New Roman" w:cs="Times New Roman" w:eastAsia="Times New Roman" w:hAnsi="Times New Roman"/>
-          <w:sz w:val="24"/>
-          <w:szCs w:val="24"/>
-          <w:rtl w:val="0"/>
-        </w:rPr>
-        <w:t xml:space="preserve">, і всіх святих, помилує і спасе нас, як благий і людинолюбний.</w:t>
+        <w:spacing w:after="120"/>
+      </w:pPr>
+      <w:r>
+        <w:rPr>
+          <w:rFonts w:ascii="Times New Roman" w:hAnsi="Times New Roman"/>
+          <w:i/>
+          <w:color w:val="FF0000"/>
+          <w:sz w:val="24"/>
+        </w:rPr>
+        <w:t>Священник:</w:t>
+      </w:r>
+      <w:r>
+        <w:rPr>
+          <w:rFonts w:ascii="Times New Roman" w:hAnsi="Times New Roman"/>
+          <w:sz w:val="24"/>
+        </w:rPr>
+        <w:t xml:space="preserve"> Христос, істинний Бог наш, що народився у вертепі у Вифлеємі Юдейському і в яслах положився спасіння нашого ради - молитвами пречистої своєї Матері, якої пам'ять собору святкуємо, святих, славних і всехвальних апостолів, і святого апостола, первомученика й архидиякона Стефана, преподобного отця нашого й ісповідника Теодора Начертанного, брата Теофана, творця канонів, і всіх святих - помилує і спасе нас як благий і людинолюбний.</w:t>
       </w:r>
     </w:p>
     <w:p>
@@ -15840,7 +15504,7 @@
         <w:rPr>
           <w:rFonts w:ascii="Times New Roman" w:hAnsi="Times New Roman"/>
           <w:i/>
-          <w:color w:val="FF4400"/>
+          <w:color w:val="FF0000"/>
           <w:sz w:val="24"/>
         </w:rPr>
         <w:t>Священник:</w:t>
@@ -15848,402 +15512,9 @@
       <w:r>
         <w:rPr>
           <w:rFonts w:ascii="Times New Roman" w:hAnsi="Times New Roman"/>
-          <w:color w:val="000000"/>
-          <w:sz w:val="24"/>
-        </w:rPr>
-        <w:t xml:space="preserve"> </w:t>
-      </w:r>
-      <w:r>
-        <w:rPr>
-          <w:rFonts w:ascii="Times New Roman" w:hAnsi="Times New Roman"/>
-          <w:color w:val="000000"/>
-          <w:sz w:val="24"/>
-        </w:rPr>
-        <w:t>Бо</w:t>
-      </w:r>
-      <w:r>
-        <w:rPr>
-          <w:rFonts w:ascii="Times New Roman" w:hAnsi="Times New Roman"/>
-          <w:color w:val="000000"/>
-          <w:sz w:val="24"/>
-        </w:rPr>
-        <w:t xml:space="preserve"> </w:t>
-      </w:r>
-      <w:r>
-        <w:rPr>
-          <w:rFonts w:ascii="Times New Roman" w:hAnsi="Times New Roman"/>
-          <w:color w:val="000000"/>
-          <w:sz w:val="24"/>
-        </w:rPr>
-        <w:t>Твоя</w:t>
-      </w:r>
-      <w:r>
-        <w:rPr>
-          <w:rFonts w:ascii="Times New Roman" w:hAnsi="Times New Roman"/>
-          <w:color w:val="000000"/>
-          <w:sz w:val="24"/>
-        </w:rPr>
-        <w:t xml:space="preserve"> </w:t>
-      </w:r>
-      <w:r>
-        <w:rPr>
-          <w:rFonts w:ascii="Times New Roman" w:hAnsi="Times New Roman"/>
-          <w:color w:val="000000"/>
-          <w:sz w:val="24"/>
-        </w:rPr>
-        <w:t>є</w:t>
-      </w:r>
-      <w:r>
-        <w:rPr>
-          <w:rFonts w:ascii="Times New Roman" w:hAnsi="Times New Roman"/>
-          <w:color w:val="000000"/>
-          <w:sz w:val="24"/>
-        </w:rPr>
-        <w:t xml:space="preserve"> </w:t>
-      </w:r>
-      <w:r>
-        <w:rPr>
-          <w:rFonts w:ascii="Times New Roman" w:hAnsi="Times New Roman"/>
-          <w:color w:val="000000"/>
-          <w:sz w:val="24"/>
-        </w:rPr>
-        <w:t>влада</w:t>
-      </w:r>
-      <w:r>
-        <w:rPr>
-          <w:rFonts w:ascii="Times New Roman" w:hAnsi="Times New Roman"/>
-          <w:color w:val="000000"/>
-          <w:sz w:val="24"/>
-        </w:rPr>
-        <w:t xml:space="preserve"> </w:t>
-      </w:r>
-      <w:r>
-        <w:rPr>
-          <w:rFonts w:ascii="Times New Roman" w:hAnsi="Times New Roman"/>
-          <w:color w:val="000000"/>
-          <w:sz w:val="24"/>
-        </w:rPr>
-        <w:t>і</w:t>
-      </w:r>
-      <w:r>
-        <w:rPr>
-          <w:rFonts w:ascii="Times New Roman" w:hAnsi="Times New Roman"/>
-          <w:color w:val="000000"/>
-          <w:sz w:val="24"/>
-        </w:rPr>
-        <w:t xml:space="preserve"> </w:t>
-      </w:r>
-      <w:r>
-        <w:rPr>
-          <w:rFonts w:ascii="Times New Roman" w:hAnsi="Times New Roman"/>
-          <w:color w:val="000000"/>
-          <w:sz w:val="24"/>
-        </w:rPr>
-        <w:t>Твоє</w:t>
-      </w:r>
-      <w:r>
-        <w:rPr>
-          <w:rFonts w:ascii="Times New Roman" w:hAnsi="Times New Roman"/>
-          <w:color w:val="000000"/>
-          <w:sz w:val="24"/>
-        </w:rPr>
-        <w:t xml:space="preserve"> </w:t>
-      </w:r>
-      <w:r>
-        <w:rPr>
-          <w:rFonts w:ascii="Times New Roman" w:hAnsi="Times New Roman"/>
-          <w:color w:val="000000"/>
-          <w:sz w:val="24"/>
-        </w:rPr>
-        <w:t>є</w:t>
-      </w:r>
-      <w:r>
-        <w:rPr>
-          <w:rFonts w:ascii="Times New Roman" w:hAnsi="Times New Roman"/>
-          <w:color w:val="000000"/>
-          <w:sz w:val="24"/>
-        </w:rPr>
-        <w:t xml:space="preserve"> </w:t>
-      </w:r>
-      <w:r>
-        <w:rPr>
-          <w:rFonts w:ascii="Times New Roman" w:hAnsi="Times New Roman"/>
-          <w:color w:val="000000"/>
-          <w:sz w:val="24"/>
-        </w:rPr>
-        <w:t>царство,</w:t>
-      </w:r>
-      <w:r>
-        <w:rPr>
-          <w:rFonts w:ascii="Times New Roman" w:hAnsi="Times New Roman"/>
-          <w:color w:val="000000"/>
-          <w:sz w:val="24"/>
-        </w:rPr>
-        <w:t xml:space="preserve"> </w:t>
-      </w:r>
-      <w:r>
-        <w:rPr>
-          <w:rFonts w:ascii="Times New Roman" w:hAnsi="Times New Roman"/>
-          <w:color w:val="000000"/>
-          <w:sz w:val="24"/>
-        </w:rPr>
-        <w:t>і</w:t>
-      </w:r>
-      <w:r>
-        <w:rPr>
-          <w:rFonts w:ascii="Times New Roman" w:hAnsi="Times New Roman"/>
-          <w:color w:val="000000"/>
-          <w:sz w:val="24"/>
-        </w:rPr>
-        <w:t xml:space="preserve"> </w:t>
-      </w:r>
-      <w:r>
-        <w:rPr>
-          <w:rFonts w:ascii="Times New Roman" w:hAnsi="Times New Roman"/>
-          <w:color w:val="000000"/>
-          <w:sz w:val="24"/>
-        </w:rPr>
-        <w:t>сила,</w:t>
-      </w:r>
-      <w:r>
-        <w:rPr>
-          <w:rFonts w:ascii="Times New Roman" w:hAnsi="Times New Roman"/>
-          <w:color w:val="000000"/>
-          <w:sz w:val="24"/>
-        </w:rPr>
-        <w:t xml:space="preserve"> </w:t>
-      </w:r>
-      <w:r>
-        <w:rPr>
-          <w:rFonts w:ascii="Times New Roman" w:hAnsi="Times New Roman"/>
-          <w:color w:val="000000"/>
-          <w:sz w:val="24"/>
-        </w:rPr>
-        <w:t>і</w:t>
-      </w:r>
-      <w:r>
-        <w:rPr>
-          <w:rFonts w:ascii="Times New Roman" w:hAnsi="Times New Roman"/>
-          <w:color w:val="000000"/>
-          <w:sz w:val="24"/>
-        </w:rPr>
-        <w:t xml:space="preserve"> </w:t>
-      </w:r>
-      <w:r>
-        <w:rPr>
-          <w:rFonts w:ascii="Times New Roman" w:hAnsi="Times New Roman"/>
-          <w:color w:val="000000"/>
-          <w:sz w:val="24"/>
-        </w:rPr>
-        <w:t>слава,</w:t>
-      </w:r>
-      <w:r>
-        <w:rPr>
-          <w:rFonts w:ascii="Times New Roman" w:hAnsi="Times New Roman"/>
-          <w:color w:val="000000"/>
-          <w:sz w:val="24"/>
-        </w:rPr>
-        <w:t xml:space="preserve"> </w:t>
-      </w:r>
-      <w:r>
-        <w:rPr>
-          <w:rFonts w:ascii="Times New Roman" w:hAnsi="Times New Roman"/>
-          <w:color w:val="000000"/>
-          <w:sz w:val="24"/>
-        </w:rPr>
-        <w:t>Отця,</w:t>
-      </w:r>
-      <w:r>
-        <w:rPr>
-          <w:rFonts w:ascii="Times New Roman" w:hAnsi="Times New Roman"/>
-          <w:color w:val="000000"/>
-          <w:sz w:val="24"/>
-        </w:rPr>
-        <w:t xml:space="preserve"> </w:t>
-      </w:r>
-      <w:r>
-        <w:rPr>
-          <w:rFonts w:ascii="Times New Roman" w:hAnsi="Times New Roman"/>
-          <w:color w:val="000000"/>
-          <w:sz w:val="24"/>
-        </w:rPr>
-        <w:t>і</w:t>
-      </w:r>
-      <w:r>
-        <w:rPr>
-          <w:rFonts w:ascii="Times New Roman" w:hAnsi="Times New Roman"/>
-          <w:color w:val="000000"/>
-          <w:sz w:val="24"/>
-        </w:rPr>
-        <w:t xml:space="preserve"> </w:t>
-      </w:r>
-      <w:r>
-        <w:rPr>
-          <w:rFonts w:ascii="Times New Roman" w:hAnsi="Times New Roman"/>
-          <w:color w:val="000000"/>
-          <w:sz w:val="24"/>
-        </w:rPr>
-        <w:t>Сина,</w:t>
-      </w:r>
-      <w:r>
-        <w:rPr>
-          <w:rFonts w:ascii="Times New Roman" w:hAnsi="Times New Roman"/>
-          <w:color w:val="000000"/>
-          <w:sz w:val="24"/>
-        </w:rPr>
-        <w:t xml:space="preserve"> </w:t>
-      </w:r>
-      <w:r>
-        <w:rPr>
-          <w:rFonts w:ascii="Times New Roman" w:hAnsi="Times New Roman"/>
-          <w:color w:val="000000"/>
-          <w:sz w:val="24"/>
-        </w:rPr>
-        <w:t>і</w:t>
-      </w:r>
-      <w:r>
-        <w:rPr>
-          <w:rFonts w:ascii="Times New Roman" w:hAnsi="Times New Roman"/>
-          <w:color w:val="000000"/>
-          <w:sz w:val="24"/>
-        </w:rPr>
-        <w:t xml:space="preserve"> </w:t>
-      </w:r>
-      <w:r>
-        <w:rPr>
-          <w:rFonts w:ascii="Times New Roman" w:hAnsi="Times New Roman"/>
-          <w:color w:val="000000"/>
-          <w:sz w:val="24"/>
-        </w:rPr>
-        <w:t>Святого</w:t>
-      </w:r>
-      <w:r>
-        <w:rPr>
-          <w:rFonts w:ascii="Times New Roman" w:hAnsi="Times New Roman"/>
-          <w:color w:val="000000"/>
-          <w:sz w:val="24"/>
-        </w:rPr>
-        <w:t xml:space="preserve"> </w:t>
-      </w:r>
-      <w:r>
-        <w:rPr>
-          <w:rFonts w:ascii="Times New Roman" w:hAnsi="Times New Roman"/>
-          <w:color w:val="000000"/>
-          <w:sz w:val="24"/>
-        </w:rPr>
-        <w:t>Духа,</w:t>
-      </w:r>
-      <w:r>
-        <w:rPr>
-          <w:rFonts w:ascii="Times New Roman" w:hAnsi="Times New Roman"/>
-          <w:color w:val="000000"/>
-          <w:sz w:val="24"/>
-        </w:rPr>
-        <w:t xml:space="preserve"> </w:t>
-      </w:r>
-      <w:r>
-        <w:rPr>
-          <w:rFonts w:ascii="Times New Roman" w:hAnsi="Times New Roman"/>
-          <w:color w:val="000000"/>
-          <w:sz w:val="24"/>
-        </w:rPr>
-        <w:t>нині,</w:t>
-      </w:r>
-      <w:r>
-        <w:rPr>
-          <w:rFonts w:ascii="Times New Roman" w:hAnsi="Times New Roman"/>
-          <w:color w:val="000000"/>
-          <w:sz w:val="24"/>
-        </w:rPr>
-        <w:t xml:space="preserve"> </w:t>
-      </w:r>
-      <w:r>
-        <w:rPr>
-          <w:rFonts w:ascii="Times New Roman" w:hAnsi="Times New Roman"/>
-          <w:color w:val="000000"/>
-          <w:sz w:val="24"/>
-        </w:rPr>
-        <w:t>і</w:t>
-      </w:r>
-      <w:r>
-        <w:rPr>
-          <w:rFonts w:ascii="Times New Roman" w:hAnsi="Times New Roman"/>
-          <w:color w:val="000000"/>
-          <w:sz w:val="24"/>
-        </w:rPr>
-        <w:t xml:space="preserve"> </w:t>
-      </w:r>
-      <w:r>
-        <w:rPr>
-          <w:rFonts w:ascii="Times New Roman" w:hAnsi="Times New Roman"/>
-          <w:color w:val="000000"/>
-          <w:sz w:val="24"/>
-        </w:rPr>
-        <w:t>повсякчас,</w:t>
-      </w:r>
-      <w:r>
-        <w:rPr>
-          <w:rFonts w:ascii="Times New Roman" w:hAnsi="Times New Roman"/>
-          <w:color w:val="000000"/>
-          <w:sz w:val="24"/>
-        </w:rPr>
-        <w:t xml:space="preserve"> </w:t>
-      </w:r>
-      <w:r>
-        <w:rPr>
-          <w:rFonts w:ascii="Times New Roman" w:hAnsi="Times New Roman"/>
-          <w:color w:val="000000"/>
-          <w:sz w:val="24"/>
-        </w:rPr>
-        <w:t>і</w:t>
-      </w:r>
-      <w:r>
-        <w:rPr>
-          <w:rFonts w:ascii="Times New Roman" w:hAnsi="Times New Roman"/>
-          <w:color w:val="000000"/>
-          <w:sz w:val="24"/>
-        </w:rPr>
-        <w:t xml:space="preserve"> </w:t>
-      </w:r>
-      <w:r>
-        <w:rPr>
-          <w:rFonts w:ascii="Times New Roman" w:hAnsi="Times New Roman"/>
-          <w:color w:val="000000"/>
-          <w:sz w:val="24"/>
-        </w:rPr>
-        <w:t>на</w:t>
-      </w:r>
-      <w:r>
-        <w:rPr>
-          <w:rFonts w:ascii="Times New Roman" w:hAnsi="Times New Roman"/>
-          <w:color w:val="000000"/>
-          <w:sz w:val="24"/>
-        </w:rPr>
-        <w:t xml:space="preserve"> </w:t>
-      </w:r>
-      <w:r>
-        <w:rPr>
-          <w:rFonts w:ascii="Times New Roman" w:hAnsi="Times New Roman"/>
-          <w:color w:val="000000"/>
-          <w:sz w:val="24"/>
-        </w:rPr>
-        <w:t>віки</w:t>
-      </w:r>
-      <w:r>
-        <w:rPr>
-          <w:rFonts w:ascii="Times New Roman" w:hAnsi="Times New Roman"/>
-          <w:color w:val="000000"/>
-          <w:sz w:val="24"/>
-        </w:rPr>
-        <w:t xml:space="preserve"> </w:t>
-      </w:r>
-      <w:r>
-        <w:rPr>
-          <w:rFonts w:ascii="Times New Roman" w:hAnsi="Times New Roman"/>
-          <w:color w:val="000000"/>
-          <w:sz w:val="24"/>
-        </w:rPr>
-        <w:t>віків.</w:t>
+          <w:sz w:val="24"/>
+        </w:rPr>
+        <w:t xml:space="preserve"> Бо Твоя є влада і Твоє є царство, і сила, і слава, Отця, і Сина, і Святого Духа, нині, і повсякчас, і на віки віків.</w:t>
       </w:r>
     </w:p>
     <w:p>
@@ -18260,332 +17531,9 @@
       <w:r>
         <w:rPr>
           <w:rFonts w:ascii="Times New Roman" w:hAnsi="Times New Roman"/>
-          <w:i/>
-          <w:color w:val="FF0000"/>
-          <w:sz w:val="24"/>
-        </w:rPr>
-        <w:t xml:space="preserve"> </w:t>
-      </w:r>
-      <w:r>
-        <w:rPr>
-          <w:rFonts w:ascii="Times New Roman" w:hAnsi="Times New Roman"/>
-          <w:color w:val="000000"/>
-          <w:sz w:val="24"/>
-        </w:rPr>
-        <w:t>Бо</w:t>
-      </w:r>
-      <w:r>
-        <w:rPr>
-          <w:rFonts w:ascii="Times New Roman" w:hAnsi="Times New Roman"/>
-          <w:color w:val="000000"/>
-          <w:sz w:val="24"/>
-        </w:rPr>
-        <w:t xml:space="preserve"> </w:t>
-      </w:r>
-      <w:r>
-        <w:rPr>
-          <w:rFonts w:ascii="Times New Roman" w:hAnsi="Times New Roman"/>
-          <w:color w:val="000000"/>
-          <w:sz w:val="24"/>
-        </w:rPr>
-        <w:t>Ти</w:t>
-      </w:r>
-      <w:r>
-        <w:rPr>
-          <w:rFonts w:ascii="Times New Roman" w:hAnsi="Times New Roman"/>
-          <w:color w:val="000000"/>
-          <w:sz w:val="24"/>
-        </w:rPr>
-        <w:t xml:space="preserve"> </w:t>
-      </w:r>
-      <w:r>
-        <w:rPr>
-          <w:rFonts w:ascii="Times New Roman" w:hAnsi="Times New Roman"/>
-          <w:color w:val="000000"/>
-          <w:sz w:val="24"/>
-        </w:rPr>
-        <w:t>Бог</w:t>
-      </w:r>
-      <w:r>
-        <w:rPr>
-          <w:rFonts w:ascii="Times New Roman" w:hAnsi="Times New Roman"/>
-          <w:color w:val="000000"/>
-          <w:sz w:val="24"/>
-        </w:rPr>
-        <w:t xml:space="preserve"> </w:t>
-      </w:r>
-      <w:r>
-        <w:rPr>
-          <w:rFonts w:ascii="Times New Roman" w:hAnsi="Times New Roman"/>
-          <w:color w:val="000000"/>
-          <w:sz w:val="24"/>
-        </w:rPr>
-        <w:t>наш</w:t>
-      </w:r>
-      <w:r>
-        <w:rPr>
-          <w:rFonts w:ascii="Times New Roman" w:hAnsi="Times New Roman"/>
-          <w:color w:val="000000"/>
-          <w:sz w:val="24"/>
-        </w:rPr>
-        <w:t xml:space="preserve"> </w:t>
-      </w:r>
-      <w:r>
-        <w:rPr>
-          <w:rFonts w:ascii="Times New Roman" w:hAnsi="Times New Roman"/>
-          <w:color w:val="000000"/>
-          <w:sz w:val="24"/>
-        </w:rPr>
-        <w:t>і</w:t>
-      </w:r>
-      <w:r>
-        <w:rPr>
-          <w:rFonts w:ascii="Times New Roman" w:hAnsi="Times New Roman"/>
-          <w:color w:val="000000"/>
-          <w:sz w:val="24"/>
-        </w:rPr>
-        <w:t xml:space="preserve"> </w:t>
-      </w:r>
-      <w:r>
-        <w:rPr>
-          <w:rFonts w:ascii="Times New Roman" w:hAnsi="Times New Roman"/>
-          <w:color w:val="000000"/>
-          <w:sz w:val="24"/>
-        </w:rPr>
-        <w:t>Тобі</w:t>
-      </w:r>
-      <w:r>
-        <w:rPr>
-          <w:rFonts w:ascii="Times New Roman" w:hAnsi="Times New Roman"/>
-          <w:color w:val="000000"/>
-          <w:sz w:val="24"/>
-        </w:rPr>
-        <w:t xml:space="preserve"> </w:t>
-      </w:r>
-      <w:r>
-        <w:rPr>
-          <w:rFonts w:ascii="Times New Roman" w:hAnsi="Times New Roman"/>
-          <w:color w:val="000000"/>
-          <w:sz w:val="24"/>
-        </w:rPr>
-        <w:t>славу</w:t>
-      </w:r>
-      <w:r>
-        <w:rPr>
-          <w:rFonts w:ascii="Times New Roman" w:hAnsi="Times New Roman"/>
-          <w:color w:val="000000"/>
-          <w:sz w:val="24"/>
-        </w:rPr>
-        <w:t xml:space="preserve"> </w:t>
-      </w:r>
-      <w:r>
-        <w:rPr>
-          <w:rFonts w:ascii="Times New Roman" w:hAnsi="Times New Roman"/>
-          <w:color w:val="000000"/>
-          <w:sz w:val="24"/>
-        </w:rPr>
-        <w:t>возсилаємо:</w:t>
-      </w:r>
-      <w:r>
-        <w:rPr>
-          <w:rFonts w:ascii="Times New Roman" w:hAnsi="Times New Roman"/>
-          <w:color w:val="000000"/>
-          <w:sz w:val="24"/>
-        </w:rPr>
-        <w:t xml:space="preserve"> </w:t>
-      </w:r>
-      <w:r>
-        <w:rPr>
-          <w:rFonts w:ascii="Times New Roman" w:hAnsi="Times New Roman"/>
-          <w:color w:val="000000"/>
-          <w:sz w:val="24"/>
-        </w:rPr>
-        <w:t>Отцю,</w:t>
-      </w:r>
-      <w:r>
-        <w:rPr>
-          <w:rFonts w:ascii="Times New Roman" w:hAnsi="Times New Roman"/>
-          <w:color w:val="000000"/>
-          <w:sz w:val="24"/>
-        </w:rPr>
-        <w:t xml:space="preserve"> </w:t>
-      </w:r>
-      <w:r>
-        <w:rPr>
-          <w:rFonts w:ascii="Times New Roman" w:hAnsi="Times New Roman"/>
-          <w:color w:val="000000"/>
-          <w:sz w:val="24"/>
-        </w:rPr>
-        <w:t>і</w:t>
-      </w:r>
-      <w:r>
-        <w:rPr>
-          <w:rFonts w:ascii="Times New Roman" w:hAnsi="Times New Roman"/>
-          <w:color w:val="000000"/>
-          <w:sz w:val="24"/>
-        </w:rPr>
-        <w:t xml:space="preserve"> </w:t>
-      </w:r>
-      <w:r>
-        <w:rPr>
-          <w:rFonts w:ascii="Times New Roman" w:hAnsi="Times New Roman"/>
-          <w:color w:val="000000"/>
-          <w:sz w:val="24"/>
-        </w:rPr>
-        <w:t>Сину,</w:t>
-      </w:r>
-      <w:r>
-        <w:rPr>
-          <w:rFonts w:ascii="Times New Roman" w:hAnsi="Times New Roman"/>
-          <w:color w:val="000000"/>
-          <w:sz w:val="24"/>
-        </w:rPr>
-        <w:t xml:space="preserve"> </w:t>
-      </w:r>
-      <w:r>
-        <w:rPr>
-          <w:rFonts w:ascii="Times New Roman" w:hAnsi="Times New Roman"/>
-          <w:color w:val="000000"/>
-          <w:sz w:val="24"/>
-        </w:rPr>
-        <w:t>і</w:t>
-      </w:r>
-      <w:r>
-        <w:rPr>
-          <w:rFonts w:ascii="Times New Roman" w:hAnsi="Times New Roman"/>
-          <w:color w:val="000000"/>
-          <w:sz w:val="24"/>
-        </w:rPr>
-        <w:t xml:space="preserve"> </w:t>
-      </w:r>
-      <w:r>
-        <w:rPr>
-          <w:rFonts w:ascii="Times New Roman" w:hAnsi="Times New Roman"/>
-          <w:color w:val="000000"/>
-          <w:sz w:val="24"/>
-        </w:rPr>
-        <w:t>Святому</w:t>
-      </w:r>
-      <w:r>
-        <w:rPr>
-          <w:rFonts w:ascii="Times New Roman" w:hAnsi="Times New Roman"/>
-          <w:color w:val="000000"/>
-          <w:sz w:val="24"/>
-        </w:rPr>
-        <w:t xml:space="preserve"> </w:t>
-      </w:r>
-      <w:r>
-        <w:rPr>
-          <w:rFonts w:ascii="Times New Roman" w:hAnsi="Times New Roman"/>
-          <w:color w:val="000000"/>
-          <w:sz w:val="24"/>
-        </w:rPr>
-        <w:t>Духові</w:t>
-      </w:r>
-      <w:r>
-        <w:rPr>
-          <w:rFonts w:ascii="Times New Roman" w:hAnsi="Times New Roman"/>
-          <w:sz w:val="24"/>
-        </w:rPr>
-        <w:t>,</w:t>
-      </w:r>
-      <w:r>
-        <w:rPr>
-          <w:rFonts w:ascii="Times New Roman" w:hAnsi="Times New Roman"/>
-          <w:sz w:val="24"/>
-        </w:rPr>
-        <w:t xml:space="preserve"> </w:t>
-      </w:r>
-      <w:r>
-        <w:rPr>
-          <w:rFonts w:ascii="Times New Roman" w:hAnsi="Times New Roman"/>
-          <w:sz w:val="24"/>
-        </w:rPr>
-        <w:t>нині,</w:t>
-      </w:r>
-      <w:r>
-        <w:rPr>
-          <w:rFonts w:ascii="Times New Roman" w:hAnsi="Times New Roman"/>
-          <w:sz w:val="24"/>
-        </w:rPr>
-        <w:t xml:space="preserve"> </w:t>
-      </w:r>
-      <w:r>
-        <w:rPr>
-          <w:rFonts w:ascii="Times New Roman" w:hAnsi="Times New Roman"/>
-          <w:sz w:val="24"/>
-        </w:rPr>
-        <w:t>і</w:t>
-      </w:r>
-      <w:r>
-        <w:rPr>
-          <w:rFonts w:ascii="Times New Roman" w:hAnsi="Times New Roman"/>
-          <w:sz w:val="24"/>
-        </w:rPr>
-        <w:t xml:space="preserve"> </w:t>
-      </w:r>
-      <w:r>
-        <w:rPr>
-          <w:rFonts w:ascii="Times New Roman" w:hAnsi="Times New Roman"/>
-          <w:sz w:val="24"/>
-        </w:rPr>
-        <w:t>повсякчас,</w:t>
-      </w:r>
-      <w:r>
-        <w:rPr>
-          <w:rFonts w:ascii="Times New Roman" w:hAnsi="Times New Roman"/>
-          <w:sz w:val="24"/>
-        </w:rPr>
-        <w:t xml:space="preserve"> </w:t>
-      </w:r>
-      <w:r>
-        <w:rPr>
-          <w:rFonts w:ascii="Times New Roman" w:hAnsi="Times New Roman"/>
-          <w:sz w:val="24"/>
-        </w:rPr>
-        <w:t>і</w:t>
-      </w:r>
-      <w:r>
-        <w:rPr>
-          <w:rFonts w:ascii="Times New Roman" w:hAnsi="Times New Roman"/>
-          <w:sz w:val="24"/>
-        </w:rPr>
-        <w:t xml:space="preserve"> </w:t>
-      </w:r>
-      <w:r>
-        <w:rPr>
-          <w:rFonts w:ascii="Times New Roman" w:hAnsi="Times New Roman"/>
-          <w:sz w:val="24"/>
-        </w:rPr>
-        <w:t>на</w:t>
-      </w:r>
-      <w:r>
-        <w:rPr>
-          <w:rFonts w:ascii="Times New Roman" w:hAnsi="Times New Roman"/>
-          <w:sz w:val="24"/>
-        </w:rPr>
-        <w:t xml:space="preserve"> </w:t>
-      </w:r>
-      <w:r>
-        <w:rPr>
-          <w:rFonts w:ascii="Times New Roman" w:hAnsi="Times New Roman"/>
-          <w:sz w:val="24"/>
-        </w:rPr>
-        <w:t>віки</w:t>
-      </w:r>
-      <w:r>
-        <w:rPr>
-          <w:rFonts w:ascii="Times New Roman" w:hAnsi="Times New Roman"/>
-          <w:sz w:val="24"/>
-        </w:rPr>
-        <w:t xml:space="preserve"> </w:t>
-      </w:r>
-      <w:r>
-        <w:rPr>
-          <w:rFonts w:ascii="Times New Roman" w:hAnsi="Times New Roman"/>
-          <w:sz w:val="24"/>
-        </w:rPr>
-        <w:t>віків.</w:t>
+          <w:sz w:val="24"/>
+        </w:rPr>
+        <w:t xml:space="preserve"> Бо Ти Бог наш і Тобі славу возсилаємо: Отцю, і Сину, і Святому Духові, нині, і повсякчас, і на віки віків.</w:t>
       </w:r>
     </w:p>
     <w:p>
@@ -19581,412 +18529,9 @@
       <w:r>
         <w:rPr>
           <w:rFonts w:ascii="Times New Roman" w:hAnsi="Times New Roman"/>
-          <w:i/>
-          <w:color w:val="FF0000"/>
-          <w:sz w:val="24"/>
-        </w:rPr>
-        <w:t xml:space="preserve"> </w:t>
-      </w:r>
-      <w:r>
-        <w:rPr>
-          <w:rFonts w:ascii="Times New Roman" w:hAnsi="Times New Roman"/>
-          <w:color w:val="000000"/>
-          <w:sz w:val="24"/>
-        </w:rPr>
-        <w:t>Бо</w:t>
-      </w:r>
-      <w:r>
-        <w:rPr>
-          <w:rFonts w:ascii="Times New Roman" w:hAnsi="Times New Roman"/>
-          <w:color w:val="000000"/>
-          <w:sz w:val="24"/>
-        </w:rPr>
-        <w:t xml:space="preserve"> </w:t>
-      </w:r>
-      <w:r>
-        <w:rPr>
-          <w:rFonts w:ascii="Times New Roman" w:hAnsi="Times New Roman"/>
-          <w:color w:val="000000"/>
-          <w:sz w:val="24"/>
-        </w:rPr>
-        <w:t>Ти</w:t>
-      </w:r>
-      <w:r>
-        <w:rPr>
-          <w:rFonts w:ascii="Times New Roman" w:hAnsi="Times New Roman"/>
-          <w:color w:val="000000"/>
-          <w:sz w:val="24"/>
-        </w:rPr>
-        <w:t xml:space="preserve"> </w:t>
-      </w:r>
-      <w:r>
-        <w:rPr>
-          <w:rFonts w:ascii="Times New Roman" w:hAnsi="Times New Roman"/>
-          <w:color w:val="000000"/>
-          <w:sz w:val="24"/>
-        </w:rPr>
-        <w:t>цар</w:t>
-      </w:r>
-      <w:r>
-        <w:rPr>
-          <w:rFonts w:ascii="Times New Roman" w:hAnsi="Times New Roman"/>
-          <w:color w:val="000000"/>
-          <w:sz w:val="24"/>
-        </w:rPr>
-        <w:t xml:space="preserve"> </w:t>
-      </w:r>
-      <w:r>
-        <w:rPr>
-          <w:rFonts w:ascii="Times New Roman" w:hAnsi="Times New Roman"/>
-          <w:color w:val="000000"/>
-          <w:sz w:val="24"/>
-        </w:rPr>
-        <w:t>миру</w:t>
-      </w:r>
-      <w:r>
-        <w:rPr>
-          <w:rFonts w:ascii="Times New Roman" w:hAnsi="Times New Roman"/>
-          <w:color w:val="000000"/>
-          <w:sz w:val="24"/>
-        </w:rPr>
-        <w:t xml:space="preserve"> </w:t>
-      </w:r>
-      <w:r>
-        <w:rPr>
-          <w:rFonts w:ascii="Times New Roman" w:hAnsi="Times New Roman"/>
-          <w:color w:val="000000"/>
-          <w:sz w:val="24"/>
-        </w:rPr>
-        <w:t>і</w:t>
-      </w:r>
-      <w:r>
-        <w:rPr>
-          <w:rFonts w:ascii="Times New Roman" w:hAnsi="Times New Roman"/>
-          <w:color w:val="000000"/>
-          <w:sz w:val="24"/>
-        </w:rPr>
-        <w:t xml:space="preserve"> </w:t>
-      </w:r>
-      <w:r>
-        <w:rPr>
-          <w:rFonts w:ascii="Times New Roman" w:hAnsi="Times New Roman"/>
-          <w:color w:val="000000"/>
-          <w:sz w:val="24"/>
-        </w:rPr>
-        <w:t>Спас</w:t>
-      </w:r>
-      <w:r>
-        <w:rPr>
-          <w:rFonts w:ascii="Times New Roman" w:hAnsi="Times New Roman"/>
-          <w:color w:val="000000"/>
-          <w:sz w:val="24"/>
-        </w:rPr>
-        <w:t xml:space="preserve"> </w:t>
-      </w:r>
-      <w:r>
-        <w:rPr>
-          <w:rFonts w:ascii="Times New Roman" w:hAnsi="Times New Roman"/>
-          <w:color w:val="000000"/>
-          <w:sz w:val="24"/>
-        </w:rPr>
-        <w:t>душ</w:t>
-      </w:r>
-      <w:r>
-        <w:rPr>
-          <w:rFonts w:ascii="Times New Roman" w:hAnsi="Times New Roman"/>
-          <w:color w:val="000000"/>
-          <w:sz w:val="24"/>
-        </w:rPr>
-        <w:t xml:space="preserve"> </w:t>
-      </w:r>
-      <w:r>
-        <w:rPr>
-          <w:rFonts w:ascii="Times New Roman" w:hAnsi="Times New Roman"/>
-          <w:color w:val="000000"/>
-          <w:sz w:val="24"/>
-        </w:rPr>
-        <w:t>наших</w:t>
-      </w:r>
-      <w:r>
-        <w:rPr>
-          <w:rFonts w:ascii="Times New Roman" w:hAnsi="Times New Roman"/>
-          <w:color w:val="000000"/>
-          <w:sz w:val="24"/>
-        </w:rPr>
-        <w:t xml:space="preserve"> </w:t>
-      </w:r>
-      <w:r>
-        <w:rPr>
-          <w:rFonts w:ascii="Times New Roman" w:hAnsi="Times New Roman"/>
-          <w:color w:val="000000"/>
-          <w:sz w:val="24"/>
-        </w:rPr>
-        <w:t>–</w:t>
-      </w:r>
-      <w:r>
-        <w:rPr>
-          <w:rFonts w:ascii="Times New Roman" w:hAnsi="Times New Roman"/>
-          <w:color w:val="000000"/>
-          <w:sz w:val="24"/>
-        </w:rPr>
-        <w:t xml:space="preserve"> </w:t>
-      </w:r>
-      <w:r>
-        <w:rPr>
-          <w:rFonts w:ascii="Times New Roman" w:hAnsi="Times New Roman"/>
-          <w:color w:val="000000"/>
-          <w:sz w:val="24"/>
-        </w:rPr>
-        <w:t>і</w:t>
-      </w:r>
-      <w:r>
-        <w:rPr>
-          <w:rFonts w:ascii="Times New Roman" w:hAnsi="Times New Roman"/>
-          <w:color w:val="000000"/>
-          <w:sz w:val="24"/>
-        </w:rPr>
-        <w:t xml:space="preserve"> </w:t>
-      </w:r>
-      <w:r>
-        <w:rPr>
-          <w:rFonts w:ascii="Times New Roman" w:hAnsi="Times New Roman"/>
-          <w:color w:val="000000"/>
-          <w:sz w:val="24"/>
-        </w:rPr>
-        <w:t>Тобі</w:t>
-      </w:r>
-      <w:r>
-        <w:rPr>
-          <w:rFonts w:ascii="Times New Roman" w:hAnsi="Times New Roman"/>
-          <w:color w:val="000000"/>
-          <w:sz w:val="24"/>
-        </w:rPr>
-        <w:t xml:space="preserve"> </w:t>
-      </w:r>
-      <w:r>
-        <w:rPr>
-          <w:rFonts w:ascii="Times New Roman" w:hAnsi="Times New Roman"/>
-          <w:color w:val="000000"/>
-          <w:sz w:val="24"/>
-        </w:rPr>
-        <w:t>славу</w:t>
-      </w:r>
-      <w:r>
-        <w:rPr>
-          <w:rFonts w:ascii="Times New Roman" w:hAnsi="Times New Roman"/>
-          <w:color w:val="000000"/>
-          <w:sz w:val="24"/>
-        </w:rPr>
-        <w:t xml:space="preserve"> </w:t>
-      </w:r>
-      <w:r>
-        <w:rPr>
-          <w:rFonts w:ascii="Times New Roman" w:hAnsi="Times New Roman"/>
-          <w:color w:val="000000"/>
-          <w:sz w:val="24"/>
-        </w:rPr>
-        <w:t>возсилаємо,</w:t>
-      </w:r>
-      <w:r>
-        <w:rPr>
-          <w:rFonts w:ascii="Times New Roman" w:hAnsi="Times New Roman"/>
-          <w:color w:val="000000"/>
-          <w:sz w:val="24"/>
-        </w:rPr>
-        <w:t xml:space="preserve"> </w:t>
-      </w:r>
-      <w:r>
-        <w:rPr>
-          <w:rFonts w:ascii="Times New Roman" w:hAnsi="Times New Roman"/>
-          <w:color w:val="000000"/>
-          <w:sz w:val="24"/>
-        </w:rPr>
-        <w:t>Отцю,</w:t>
-      </w:r>
-      <w:r>
-        <w:rPr>
-          <w:rFonts w:ascii="Times New Roman" w:hAnsi="Times New Roman"/>
-          <w:color w:val="000000"/>
-          <w:sz w:val="24"/>
-        </w:rPr>
-        <w:t xml:space="preserve"> </w:t>
-      </w:r>
-      <w:r>
-        <w:rPr>
-          <w:rFonts w:ascii="Times New Roman" w:hAnsi="Times New Roman"/>
-          <w:color w:val="000000"/>
-          <w:sz w:val="24"/>
-        </w:rPr>
-        <w:t>і</w:t>
-      </w:r>
-      <w:r>
-        <w:rPr>
-          <w:rFonts w:ascii="Times New Roman" w:hAnsi="Times New Roman"/>
-          <w:color w:val="000000"/>
-          <w:sz w:val="24"/>
-        </w:rPr>
-        <w:t xml:space="preserve"> </w:t>
-      </w:r>
-      <w:r>
-        <w:rPr>
-          <w:rFonts w:ascii="Times New Roman" w:hAnsi="Times New Roman"/>
-          <w:color w:val="000000"/>
-          <w:sz w:val="24"/>
-        </w:rPr>
-        <w:t>Сину,</w:t>
-      </w:r>
-      <w:r>
-        <w:rPr>
-          <w:rFonts w:ascii="Times New Roman" w:hAnsi="Times New Roman"/>
-          <w:color w:val="000000"/>
-          <w:sz w:val="24"/>
-        </w:rPr>
-        <w:t xml:space="preserve"> </w:t>
-      </w:r>
-      <w:r>
-        <w:rPr>
-          <w:rFonts w:ascii="Times New Roman" w:hAnsi="Times New Roman"/>
-          <w:color w:val="000000"/>
-          <w:sz w:val="24"/>
-        </w:rPr>
-        <w:t>і</w:t>
-      </w:r>
-      <w:r>
-        <w:rPr>
-          <w:rFonts w:ascii="Times New Roman" w:hAnsi="Times New Roman"/>
-          <w:color w:val="000000"/>
-          <w:sz w:val="24"/>
-        </w:rPr>
-        <w:t xml:space="preserve"> </w:t>
-      </w:r>
-      <w:r>
-        <w:rPr>
-          <w:rFonts w:ascii="Times New Roman" w:hAnsi="Times New Roman"/>
-          <w:color w:val="000000"/>
-          <w:sz w:val="24"/>
-        </w:rPr>
-        <w:t>Святому</w:t>
-      </w:r>
-      <w:r>
-        <w:rPr>
-          <w:rFonts w:ascii="Times New Roman" w:hAnsi="Times New Roman"/>
-          <w:color w:val="000000"/>
-          <w:sz w:val="24"/>
-        </w:rPr>
-        <w:t xml:space="preserve"> </w:t>
-      </w:r>
-      <w:r>
-        <w:rPr>
-          <w:rFonts w:ascii="Times New Roman" w:hAnsi="Times New Roman"/>
-          <w:color w:val="000000"/>
-          <w:sz w:val="24"/>
-        </w:rPr>
-        <w:t>Духові</w:t>
-      </w:r>
-      <w:r>
-        <w:rPr>
-          <w:rFonts w:ascii="Times New Roman" w:hAnsi="Times New Roman"/>
-          <w:sz w:val="24"/>
-        </w:rPr>
-        <w:t>,</w:t>
-      </w:r>
-      <w:r>
-        <w:rPr>
-          <w:rFonts w:ascii="Times New Roman" w:hAnsi="Times New Roman"/>
-          <w:sz w:val="24"/>
-        </w:rPr>
-        <w:t xml:space="preserve"> </w:t>
-      </w:r>
-      <w:r>
-        <w:rPr>
-          <w:rFonts w:ascii="Times New Roman" w:hAnsi="Times New Roman"/>
-          <w:sz w:val="24"/>
-        </w:rPr>
-        <w:t>нині,</w:t>
-      </w:r>
-      <w:r>
-        <w:rPr>
-          <w:rFonts w:ascii="Times New Roman" w:hAnsi="Times New Roman"/>
-          <w:sz w:val="24"/>
-        </w:rPr>
-        <w:t xml:space="preserve"> </w:t>
-      </w:r>
-      <w:r>
-        <w:rPr>
-          <w:rFonts w:ascii="Times New Roman" w:hAnsi="Times New Roman"/>
-          <w:sz w:val="24"/>
-        </w:rPr>
-        <w:t>і</w:t>
-      </w:r>
-      <w:r>
-        <w:rPr>
-          <w:rFonts w:ascii="Times New Roman" w:hAnsi="Times New Roman"/>
-          <w:sz w:val="24"/>
-        </w:rPr>
-        <w:t xml:space="preserve"> </w:t>
-      </w:r>
-      <w:r>
-        <w:rPr>
-          <w:rFonts w:ascii="Times New Roman" w:hAnsi="Times New Roman"/>
-          <w:sz w:val="24"/>
-        </w:rPr>
-        <w:t>повсякчас,</w:t>
-      </w:r>
-      <w:r>
-        <w:rPr>
-          <w:rFonts w:ascii="Times New Roman" w:hAnsi="Times New Roman"/>
-          <w:sz w:val="24"/>
-        </w:rPr>
-        <w:t xml:space="preserve"> </w:t>
-      </w:r>
-      <w:r>
-        <w:rPr>
-          <w:rFonts w:ascii="Times New Roman" w:hAnsi="Times New Roman"/>
-          <w:sz w:val="24"/>
-        </w:rPr>
-        <w:t>і</w:t>
-      </w:r>
-      <w:r>
-        <w:rPr>
-          <w:rFonts w:ascii="Times New Roman" w:hAnsi="Times New Roman"/>
-          <w:sz w:val="24"/>
-        </w:rPr>
-        <w:t xml:space="preserve"> </w:t>
-      </w:r>
-      <w:r>
-        <w:rPr>
-          <w:rFonts w:ascii="Times New Roman" w:hAnsi="Times New Roman"/>
-          <w:sz w:val="24"/>
-        </w:rPr>
-        <w:t>на</w:t>
-      </w:r>
-      <w:r>
-        <w:rPr>
-          <w:rFonts w:ascii="Times New Roman" w:hAnsi="Times New Roman"/>
-          <w:sz w:val="24"/>
-        </w:rPr>
-        <w:t xml:space="preserve"> </w:t>
-      </w:r>
-      <w:r>
-        <w:rPr>
-          <w:rFonts w:ascii="Times New Roman" w:hAnsi="Times New Roman"/>
-          <w:sz w:val="24"/>
-        </w:rPr>
-        <w:t>віки</w:t>
-      </w:r>
-      <w:r>
-        <w:rPr>
-          <w:rFonts w:ascii="Times New Roman" w:hAnsi="Times New Roman"/>
-          <w:sz w:val="24"/>
-        </w:rPr>
-        <w:t xml:space="preserve"> </w:t>
-      </w:r>
-      <w:r>
-        <w:rPr>
-          <w:rFonts w:ascii="Times New Roman" w:hAnsi="Times New Roman"/>
-          <w:sz w:val="24"/>
-        </w:rPr>
-        <w:t>віків.</w:t>
+          <w:sz w:val="24"/>
+        </w:rPr>
+        <w:t xml:space="preserve"> Бо Ти цар миру і Спас душ наших – і Тобі славу возсилаємо, Отцю, і Сину, і Святому Духові, нині, і повсякчас, і на віки віків.</w:t>
       </w:r>
     </w:p>
     <w:p>
@@ -25325,72 +23870,23 @@
     </w:p>
     <w:p>
       <w:pPr>
-        <w:spacing w:after="120" w:lineRule="auto"/>
-        <w:jc w:val="both"/>
-        <w:rPr>
-          <w:rFonts w:ascii="Times New Roman" w:cs="Times New Roman" w:eastAsia="Times New Roman" w:hAnsi="Times New Roman"/>
-          <w:sz w:val="24"/>
-          <w:szCs w:val="24"/>
-        </w:rPr>
-      </w:pPr>
-      <w:r>
-        <w:rPr>
-          <w:rFonts w:ascii="Times New Roman" w:cs="Times New Roman" w:eastAsia="Times New Roman" w:hAnsi="Times New Roman"/>
-          <w:i w:val="1"/>
-          <w:color w:val="ff0000"/>
-          <w:sz w:val="24"/>
-          <w:szCs w:val="24"/>
-          <w:rtl w:val="0"/>
-        </w:rPr>
-        <w:t xml:space="preserve">Священик:</w:t>
-      </w:r>
-      <w:r>
-        <w:rPr>
-          <w:rFonts w:ascii="Times New Roman" w:cs="Times New Roman" w:eastAsia="Times New Roman" w:hAnsi="Times New Roman"/>
-          <w:sz w:val="24"/>
-          <w:szCs w:val="24"/>
-          <w:rtl w:val="0"/>
-        </w:rPr>
-        <w:t xml:space="preserve"> Христос, істинний Бог наш, що народився в вертепі у Вифлеємі Юдейському і дав себе покласти у ясла спасіння нашого ради, молитвами пречистої своєї Матері, святих славних апостолів, і святого апостола первомученика і архидиякона Стефана, якого світлу пам’ять днесь святкуємо</w:t>
-      </w:r>
-      <w:r>
-        <w:rPr>
-          <w:rFonts w:ascii="Times New Roman" w:cs="Times New Roman" w:eastAsia="Times New Roman" w:hAnsi="Times New Roman"/>
-          <w:i w:val="1"/>
-          <w:sz w:val="24"/>
-          <w:szCs w:val="24"/>
-          <w:rtl w:val="0"/>
-        </w:rPr>
-        <w:t xml:space="preserve">, </w:t>
-      </w:r>
-      <w:r>
-        <w:rPr>
-          <w:rFonts w:ascii="Times New Roman" w:cs="Times New Roman" w:eastAsia="Times New Roman" w:hAnsi="Times New Roman"/>
-          <w:sz w:val="24"/>
-          <w:szCs w:val="24"/>
-          <w:rtl w:val="0"/>
-        </w:rPr>
-        <w:t xml:space="preserve">і святого </w:t>
-      </w:r>
-      <w:r>
-        <w:rPr>
-          <w:rFonts w:ascii="Times New Roman" w:cs="Times New Roman" w:eastAsia="Times New Roman" w:hAnsi="Times New Roman"/>
-          <w:i w:val="1"/>
-          <w:color w:val="ff0000"/>
-          <w:sz w:val="24"/>
-          <w:szCs w:val="24"/>
-          <w:rtl w:val="0"/>
-        </w:rPr>
-        <w:t xml:space="preserve">(ім'я, якого є храм)</w:t>
-      </w:r>
-      <w:r>
-        <w:rPr>
-          <w:rFonts w:ascii="Times New Roman" w:cs="Times New Roman" w:eastAsia="Times New Roman" w:hAnsi="Times New Roman"/>
-          <w:sz w:val="24"/>
-          <w:szCs w:val="24"/>
-          <w:rtl w:val="0"/>
-        </w:rPr>
-        <w:t xml:space="preserve">, і всіх святих, помилує і спасе нас, як благий і людинолюбний.</w:t>
+        <w:spacing w:after="120"/>
+      </w:pPr>
+      <w:r>
+        <w:rPr>
+          <w:rFonts w:ascii="Times New Roman" w:hAnsi="Times New Roman"/>
+          <w:i/>
+          <w:color w:val="FF0000"/>
+          <w:sz w:val="24"/>
+        </w:rPr>
+        <w:t>Священник:</w:t>
+      </w:r>
+      <w:r>
+        <w:rPr>
+          <w:rFonts w:ascii="Times New Roman" w:hAnsi="Times New Roman"/>
+          <w:sz w:val="24"/>
+        </w:rPr>
+        <w:t xml:space="preserve"> Христос, істинний Бог наш, що народився у вертепі у Вифлеємі Юдейському і в яслах положився спасіння нашого ради - молитвами пречистої своєї Матері, якої пам'ять собору святкуємо, святих, славних і всехвальних апостолів, і святого апостола, первомученика й архидиякона Стефана, преподобного отця нашого й ісповідника Теодора Начертанного, брата Теофана, творця канонів, і всіх святих - помилує і спасе нас як благий і людинолюбний.</w:t>
       </w:r>
     </w:p>
     <w:p>
